--- a/5-CapstoneProject/Capstone-Project.docx
+++ b/5-CapstoneProject/Capstone-Project.docx
@@ -54147,6 +54147,32 @@
     </w:p>
     <w:p>
       <w:pPr>
+        <w:pBdr>
+          <w:top w:val="single" w:sz="6" w:space="1" w:color="auto"/>
+          <w:bottom w:val="single" w:sz="6" w:space="1" w:color="auto"/>
+        </w:pBdr>
+        <w:spacing w:after="0" w:line="240" w:lineRule="auto"/>
+        <w:rPr>
+          <w:sz w:val="24"/>
+          <w:szCs w:val="24"/>
+        </w:rPr>
+      </w:pPr>
+    </w:p>
+    <w:p>
+      <w:pPr>
+        <w:pBdr>
+          <w:bottom w:val="single" w:sz="6" w:space="1" w:color="auto"/>
+          <w:between w:val="single" w:sz="6" w:space="1" w:color="auto"/>
+        </w:pBdr>
+        <w:spacing w:after="0" w:line="240" w:lineRule="auto"/>
+        <w:rPr>
+          <w:sz w:val="24"/>
+          <w:szCs w:val="24"/>
+        </w:rPr>
+      </w:pPr>
+    </w:p>
+    <w:p>
+      <w:pPr>
         <w:spacing w:after="0" w:line="240" w:lineRule="auto"/>
         <w:rPr>
           <w:sz w:val="24"/>
@@ -55315,90 +55341,6 @@
           <w:sz w:val="24"/>
           <w:szCs w:val="24"/>
         </w:rPr>
-        <w:t xml:space="preserve"> </w:t>
-      </w:r>
-    </w:p>
-    <w:p>
-      <w:pPr>
-        <w:spacing w:after="0"/>
-        <w:rPr>
-          <w:sz w:val="24"/>
-          <w:szCs w:val="24"/>
-        </w:rPr>
-      </w:pPr>
-      <w:r>
-        <w:rPr>
-          <w:sz w:val="24"/>
-          <w:szCs w:val="24"/>
-        </w:rPr>
-        <w:t xml:space="preserve">const app = </w:t>
-      </w:r>
-      <w:proofErr w:type="gramStart"/>
-      <w:r>
-        <w:rPr>
-          <w:sz w:val="24"/>
-          <w:szCs w:val="24"/>
-        </w:rPr>
-        <w:t>express();</w:t>
-      </w:r>
-      <w:proofErr w:type="gramEnd"/>
-    </w:p>
-    <w:p>
-      <w:pPr>
-        <w:spacing w:after="0"/>
-        <w:rPr>
-          <w:sz w:val="24"/>
-          <w:szCs w:val="24"/>
-        </w:rPr>
-      </w:pPr>
-      <w:r>
-        <w:rPr>
-          <w:sz w:val="24"/>
-          <w:szCs w:val="24"/>
-        </w:rPr>
-        <w:t xml:space="preserve">const server = </w:t>
-      </w:r>
-      <w:proofErr w:type="spellStart"/>
-      <w:proofErr w:type="gramStart"/>
-      <w:r>
-        <w:rPr>
-          <w:sz w:val="24"/>
-          <w:szCs w:val="24"/>
-        </w:rPr>
-        <w:t>http.createServer</w:t>
-      </w:r>
-      <w:proofErr w:type="spellEnd"/>
-      <w:proofErr w:type="gramEnd"/>
-      <w:r>
-        <w:rPr>
-          <w:sz w:val="24"/>
-          <w:szCs w:val="24"/>
-        </w:rPr>
-        <w:t>(app</w:t>
-      </w:r>
-      <w:proofErr w:type="gramStart"/>
-      <w:r>
-        <w:rPr>
-          <w:sz w:val="24"/>
-          <w:szCs w:val="24"/>
-        </w:rPr>
-        <w:t>);</w:t>
-      </w:r>
-      <w:proofErr w:type="gramEnd"/>
-    </w:p>
-    <w:p>
-      <w:pPr>
-        <w:spacing w:after="0"/>
-        <w:rPr>
-          <w:sz w:val="24"/>
-          <w:szCs w:val="24"/>
-        </w:rPr>
-      </w:pPr>
-      <w:r>
-        <w:rPr>
-          <w:sz w:val="24"/>
-          <w:szCs w:val="24"/>
-        </w:rPr>
         <w:lastRenderedPageBreak/>
         <w:t xml:space="preserve"> </w:t>
       </w:r>
@@ -55411,6 +55353,90 @@
           <w:szCs w:val="24"/>
         </w:rPr>
       </w:pPr>
+      <w:r>
+        <w:rPr>
+          <w:sz w:val="24"/>
+          <w:szCs w:val="24"/>
+        </w:rPr>
+        <w:t xml:space="preserve">const app = </w:t>
+      </w:r>
+      <w:proofErr w:type="gramStart"/>
+      <w:r>
+        <w:rPr>
+          <w:sz w:val="24"/>
+          <w:szCs w:val="24"/>
+        </w:rPr>
+        <w:t>express();</w:t>
+      </w:r>
+      <w:proofErr w:type="gramEnd"/>
+    </w:p>
+    <w:p>
+      <w:pPr>
+        <w:spacing w:after="0"/>
+        <w:rPr>
+          <w:sz w:val="24"/>
+          <w:szCs w:val="24"/>
+        </w:rPr>
+      </w:pPr>
+      <w:r>
+        <w:rPr>
+          <w:sz w:val="24"/>
+          <w:szCs w:val="24"/>
+        </w:rPr>
+        <w:t xml:space="preserve">const server = </w:t>
+      </w:r>
+      <w:proofErr w:type="spellStart"/>
+      <w:proofErr w:type="gramStart"/>
+      <w:r>
+        <w:rPr>
+          <w:sz w:val="24"/>
+          <w:szCs w:val="24"/>
+        </w:rPr>
+        <w:t>http.createServer</w:t>
+      </w:r>
+      <w:proofErr w:type="spellEnd"/>
+      <w:proofErr w:type="gramEnd"/>
+      <w:r>
+        <w:rPr>
+          <w:sz w:val="24"/>
+          <w:szCs w:val="24"/>
+        </w:rPr>
+        <w:t>(app</w:t>
+      </w:r>
+      <w:proofErr w:type="gramStart"/>
+      <w:r>
+        <w:rPr>
+          <w:sz w:val="24"/>
+          <w:szCs w:val="24"/>
+        </w:rPr>
+        <w:t>);</w:t>
+      </w:r>
+      <w:proofErr w:type="gramEnd"/>
+    </w:p>
+    <w:p>
+      <w:pPr>
+        <w:spacing w:after="0"/>
+        <w:rPr>
+          <w:sz w:val="24"/>
+          <w:szCs w:val="24"/>
+        </w:rPr>
+      </w:pPr>
+      <w:r>
+        <w:rPr>
+          <w:sz w:val="24"/>
+          <w:szCs w:val="24"/>
+        </w:rPr>
+        <w:t xml:space="preserve"> </w:t>
+      </w:r>
+    </w:p>
+    <w:p>
+      <w:pPr>
+        <w:spacing w:after="0"/>
+        <w:rPr>
+          <w:sz w:val="24"/>
+          <w:szCs w:val="24"/>
+        </w:rPr>
+      </w:pPr>
       <w:proofErr w:type="spellStart"/>
       <w:r>
         <w:rPr>
@@ -55821,39 +55847,7 @@
           <w:sz w:val="24"/>
           <w:szCs w:val="24"/>
         </w:rPr>
-        <w:t>/</w:t>
-      </w:r>
-      <w:proofErr w:type="gramStart"/>
-      <w:r>
-        <w:rPr>
-          <w:sz w:val="24"/>
-          <w:szCs w:val="24"/>
-        </w:rPr>
-        <w:t>/ -</w:t>
-      </w:r>
-      <w:proofErr w:type="gramEnd"/>
-      <w:r>
-        <w:rPr>
-          <w:sz w:val="24"/>
-          <w:szCs w:val="24"/>
-        </w:rPr>
-        <w:t xml:space="preserve">----------------- SERVE REACT STATIC FILES &amp; SPA </w:t>
-      </w:r>
-      <w:proofErr w:type="gramStart"/>
-      <w:r>
-        <w:rPr>
-          <w:sz w:val="24"/>
-          <w:szCs w:val="24"/>
-        </w:rPr>
-        <w:t>FALLBACK -</w:t>
-      </w:r>
-      <w:proofErr w:type="gramEnd"/>
-      <w:r>
-        <w:rPr>
-          <w:sz w:val="24"/>
-          <w:szCs w:val="24"/>
-        </w:rPr>
-        <w:t>-----------------</w:t>
+        <w:t>// SERVE REACT STATIC FILES &amp; SPA FALLBACK ------------------</w:t>
       </w:r>
     </w:p>
     <w:p>
@@ -56211,18 +56205,12 @@
     <w:p>
       <w:pPr>
         <w:spacing w:after="0"/>
-        <w:rPr>
-          <w:sz w:val="24"/>
-          <w:szCs w:val="24"/>
-        </w:rPr>
-      </w:pPr>
-      <w:r>
-        <w:rPr>
-          <w:sz w:val="24"/>
-          <w:szCs w:val="24"/>
-        </w:rPr>
-        <w:t xml:space="preserve">    </w:t>
-      </w:r>
+        <w:ind w:left="720"/>
+        <w:rPr>
+          <w:sz w:val="24"/>
+          <w:szCs w:val="24"/>
+        </w:rPr>
+      </w:pPr>
       <w:proofErr w:type="spellStart"/>
       <w:proofErr w:type="gramStart"/>
       <w:r>
@@ -56988,6 +56976,7 @@
           <w:sz w:val="24"/>
           <w:szCs w:val="24"/>
         </w:rPr>
+        <w:lastRenderedPageBreak/>
         <w:t xml:space="preserve">  </w:t>
       </w:r>
       <w:proofErr w:type="spellStart"/>
@@ -57079,8 +57068,1574 @@
           <w:sz w:val="24"/>
           <w:szCs w:val="24"/>
         </w:rPr>
+        <w:t xml:space="preserve">    // When user identifies themselves on socket connection</w:t>
+      </w:r>
+    </w:p>
+    <w:p>
+      <w:pPr>
+        <w:spacing w:after="0"/>
+        <w:rPr>
+          <w:sz w:val="24"/>
+          <w:szCs w:val="24"/>
+        </w:rPr>
+      </w:pPr>
+      <w:r>
+        <w:rPr>
+          <w:sz w:val="24"/>
+          <w:szCs w:val="24"/>
+        </w:rPr>
+        <w:t xml:space="preserve">    </w:t>
+      </w:r>
+      <w:proofErr w:type="spellStart"/>
+      <w:proofErr w:type="gramStart"/>
+      <w:r>
+        <w:rPr>
+          <w:sz w:val="24"/>
+          <w:szCs w:val="24"/>
+        </w:rPr>
+        <w:t>socket.on</w:t>
+      </w:r>
+      <w:proofErr w:type="spellEnd"/>
+      <w:proofErr w:type="gramEnd"/>
+      <w:r>
+        <w:rPr>
+          <w:sz w:val="24"/>
+          <w:szCs w:val="24"/>
+        </w:rPr>
+        <w:t>("</w:t>
+      </w:r>
+      <w:proofErr w:type="spellStart"/>
+      <w:r>
+        <w:rPr>
+          <w:sz w:val="24"/>
+          <w:szCs w:val="24"/>
+        </w:rPr>
+        <w:t>user_connected</w:t>
+      </w:r>
+      <w:proofErr w:type="spellEnd"/>
+      <w:r>
+        <w:rPr>
+          <w:sz w:val="24"/>
+          <w:szCs w:val="24"/>
+        </w:rPr>
+        <w:t xml:space="preserve">", async </w:t>
+      </w:r>
+      <w:proofErr w:type="gramStart"/>
+      <w:r>
+        <w:rPr>
+          <w:sz w:val="24"/>
+          <w:szCs w:val="24"/>
+        </w:rPr>
+        <w:t>({ email</w:t>
+      </w:r>
+      <w:proofErr w:type="gramEnd"/>
+      <w:r>
+        <w:rPr>
+          <w:sz w:val="24"/>
+          <w:szCs w:val="24"/>
+        </w:rPr>
+        <w:t xml:space="preserve"> }) =&gt; {</w:t>
+      </w:r>
+    </w:p>
+    <w:p>
+      <w:pPr>
+        <w:spacing w:after="0"/>
+        <w:rPr>
+          <w:sz w:val="24"/>
+          <w:szCs w:val="24"/>
+        </w:rPr>
+      </w:pPr>
+      <w:r>
+        <w:rPr>
+          <w:sz w:val="24"/>
+          <w:szCs w:val="24"/>
+        </w:rPr>
+        <w:t xml:space="preserve">      if </w:t>
+      </w:r>
+      <w:proofErr w:type="gramStart"/>
+      <w:r>
+        <w:rPr>
+          <w:sz w:val="24"/>
+          <w:szCs w:val="24"/>
+        </w:rPr>
+        <w:t>(!email</w:t>
+      </w:r>
+      <w:proofErr w:type="gramEnd"/>
+      <w:r>
+        <w:rPr>
+          <w:sz w:val="24"/>
+          <w:szCs w:val="24"/>
+        </w:rPr>
+        <w:t xml:space="preserve">) </w:t>
+      </w:r>
+      <w:proofErr w:type="gramStart"/>
+      <w:r>
+        <w:rPr>
+          <w:sz w:val="24"/>
+          <w:szCs w:val="24"/>
+        </w:rPr>
+        <w:t>return;</w:t>
+      </w:r>
+      <w:proofErr w:type="gramEnd"/>
+    </w:p>
+    <w:p>
+      <w:pPr>
+        <w:spacing w:after="0"/>
+        <w:rPr>
+          <w:sz w:val="24"/>
+          <w:szCs w:val="24"/>
+        </w:rPr>
+      </w:pPr>
+      <w:r>
+        <w:rPr>
+          <w:sz w:val="24"/>
+          <w:szCs w:val="24"/>
+        </w:rPr>
+        <w:t xml:space="preserve"> </w:t>
+      </w:r>
+    </w:p>
+    <w:p>
+      <w:pPr>
+        <w:spacing w:after="0"/>
+        <w:rPr>
+          <w:sz w:val="24"/>
+          <w:szCs w:val="24"/>
+        </w:rPr>
+      </w:pPr>
+      <w:r>
+        <w:rPr>
+          <w:sz w:val="24"/>
+          <w:szCs w:val="24"/>
+        </w:rPr>
+        <w:t xml:space="preserve">      </w:t>
+      </w:r>
+      <w:proofErr w:type="spellStart"/>
+      <w:r>
+        <w:rPr>
+          <w:sz w:val="24"/>
+          <w:szCs w:val="24"/>
+        </w:rPr>
+        <w:t>currentUserEmail</w:t>
+      </w:r>
+      <w:proofErr w:type="spellEnd"/>
+      <w:r>
+        <w:rPr>
+          <w:sz w:val="24"/>
+          <w:szCs w:val="24"/>
+        </w:rPr>
+        <w:t xml:space="preserve"> = </w:t>
+      </w:r>
+      <w:proofErr w:type="gramStart"/>
+      <w:r>
+        <w:rPr>
+          <w:sz w:val="24"/>
+          <w:szCs w:val="24"/>
+        </w:rPr>
+        <w:t>email;</w:t>
+      </w:r>
+      <w:proofErr w:type="gramEnd"/>
+    </w:p>
+    <w:p>
+      <w:pPr>
+        <w:spacing w:after="0"/>
+        <w:rPr>
+          <w:sz w:val="24"/>
+          <w:szCs w:val="24"/>
+        </w:rPr>
+      </w:pPr>
+      <w:r>
+        <w:rPr>
+          <w:sz w:val="24"/>
+          <w:szCs w:val="24"/>
+        </w:rPr>
+        <w:t xml:space="preserve">      </w:t>
+      </w:r>
+      <w:proofErr w:type="spellStart"/>
+      <w:proofErr w:type="gramStart"/>
+      <w:r>
+        <w:rPr>
+          <w:sz w:val="24"/>
+          <w:szCs w:val="24"/>
+        </w:rPr>
+        <w:t>socket.userEmail</w:t>
+      </w:r>
+      <w:proofErr w:type="spellEnd"/>
+      <w:proofErr w:type="gramEnd"/>
+      <w:r>
+        <w:rPr>
+          <w:sz w:val="24"/>
+          <w:szCs w:val="24"/>
+        </w:rPr>
+        <w:t xml:space="preserve"> = </w:t>
+      </w:r>
+      <w:proofErr w:type="gramStart"/>
+      <w:r>
+        <w:rPr>
+          <w:sz w:val="24"/>
+          <w:szCs w:val="24"/>
+        </w:rPr>
+        <w:t>email;</w:t>
+      </w:r>
+      <w:proofErr w:type="gramEnd"/>
+    </w:p>
+    <w:p>
+      <w:pPr>
+        <w:spacing w:after="0"/>
+        <w:rPr>
+          <w:sz w:val="24"/>
+          <w:szCs w:val="24"/>
+        </w:rPr>
+      </w:pPr>
+      <w:r>
+        <w:rPr>
+          <w:sz w:val="24"/>
+          <w:szCs w:val="24"/>
+        </w:rPr>
+        <w:t xml:space="preserve"> </w:t>
+      </w:r>
+    </w:p>
+    <w:p>
+      <w:pPr>
+        <w:spacing w:after="0"/>
+        <w:rPr>
+          <w:sz w:val="24"/>
+          <w:szCs w:val="24"/>
+        </w:rPr>
+      </w:pPr>
+      <w:r>
+        <w:rPr>
+          <w:sz w:val="24"/>
+          <w:szCs w:val="24"/>
+        </w:rPr>
+        <w:t xml:space="preserve">      const </w:t>
+      </w:r>
+      <w:proofErr w:type="spellStart"/>
+      <w:r>
+        <w:rPr>
+          <w:sz w:val="24"/>
+          <w:szCs w:val="24"/>
+        </w:rPr>
+        <w:t>roomName</w:t>
+      </w:r>
+      <w:proofErr w:type="spellEnd"/>
+      <w:r>
+        <w:rPr>
+          <w:sz w:val="24"/>
+          <w:szCs w:val="24"/>
+        </w:rPr>
+        <w:t xml:space="preserve"> = `</w:t>
+      </w:r>
+      <w:proofErr w:type="gramStart"/>
+      <w:r>
+        <w:rPr>
+          <w:sz w:val="24"/>
+          <w:szCs w:val="24"/>
+        </w:rPr>
+        <w:t>user:$</w:t>
+      </w:r>
+      <w:proofErr w:type="gramEnd"/>
+      <w:r>
+        <w:rPr>
+          <w:sz w:val="24"/>
+          <w:szCs w:val="24"/>
+        </w:rPr>
+        <w:t>{email}</w:t>
+      </w:r>
+      <w:proofErr w:type="gramStart"/>
+      <w:r>
+        <w:rPr>
+          <w:sz w:val="24"/>
+          <w:szCs w:val="24"/>
+        </w:rPr>
+        <w:t>`;</w:t>
+      </w:r>
+      <w:proofErr w:type="gramEnd"/>
+    </w:p>
+    <w:p>
+      <w:pPr>
+        <w:spacing w:after="0"/>
+        <w:rPr>
+          <w:sz w:val="24"/>
+          <w:szCs w:val="24"/>
+        </w:rPr>
+      </w:pPr>
+      <w:r>
+        <w:rPr>
+          <w:sz w:val="24"/>
+          <w:szCs w:val="24"/>
+        </w:rPr>
+        <w:t xml:space="preserve"> </w:t>
+      </w:r>
+    </w:p>
+    <w:p>
+      <w:pPr>
+        <w:spacing w:after="0"/>
+        <w:rPr>
+          <w:sz w:val="24"/>
+          <w:szCs w:val="24"/>
+        </w:rPr>
+      </w:pPr>
+      <w:r>
+        <w:rPr>
+          <w:sz w:val="24"/>
+          <w:szCs w:val="24"/>
+        </w:rPr>
+        <w:t xml:space="preserve">      // Check existing sockets in this user's room BEFORE joining</w:t>
+      </w:r>
+    </w:p>
+    <w:p>
+      <w:pPr>
+        <w:spacing w:after="0"/>
+        <w:rPr>
+          <w:sz w:val="24"/>
+          <w:szCs w:val="24"/>
+        </w:rPr>
+      </w:pPr>
+      <w:r>
+        <w:rPr>
+          <w:sz w:val="24"/>
+          <w:szCs w:val="24"/>
+        </w:rPr>
+        <w:t xml:space="preserve">      const </w:t>
+      </w:r>
+      <w:proofErr w:type="spellStart"/>
+      <w:r>
+        <w:rPr>
+          <w:sz w:val="24"/>
+          <w:szCs w:val="24"/>
+        </w:rPr>
+        <w:t>existingSockets</w:t>
+      </w:r>
+      <w:proofErr w:type="spellEnd"/>
+      <w:r>
+        <w:rPr>
+          <w:sz w:val="24"/>
+          <w:szCs w:val="24"/>
+        </w:rPr>
+        <w:t xml:space="preserve"> = await io.in(</w:t>
+      </w:r>
+      <w:proofErr w:type="spellStart"/>
+      <w:r>
+        <w:rPr>
+          <w:sz w:val="24"/>
+          <w:szCs w:val="24"/>
+        </w:rPr>
+        <w:t>roomName</w:t>
+      </w:r>
+      <w:proofErr w:type="spellEnd"/>
+      <w:proofErr w:type="gramStart"/>
+      <w:r>
+        <w:rPr>
+          <w:sz w:val="24"/>
+          <w:szCs w:val="24"/>
+        </w:rPr>
+        <w:t>).</w:t>
+      </w:r>
+      <w:proofErr w:type="spellStart"/>
+      <w:r>
+        <w:rPr>
+          <w:sz w:val="24"/>
+          <w:szCs w:val="24"/>
+        </w:rPr>
+        <w:t>fetchSockets</w:t>
+      </w:r>
+      <w:proofErr w:type="spellEnd"/>
+      <w:proofErr w:type="gramEnd"/>
+      <w:r>
+        <w:rPr>
+          <w:sz w:val="24"/>
+          <w:szCs w:val="24"/>
+        </w:rPr>
+        <w:t>(</w:t>
+      </w:r>
+      <w:proofErr w:type="gramStart"/>
+      <w:r>
+        <w:rPr>
+          <w:sz w:val="24"/>
+          <w:szCs w:val="24"/>
+        </w:rPr>
+        <w:t>);</w:t>
+      </w:r>
+      <w:proofErr w:type="gramEnd"/>
+    </w:p>
+    <w:p>
+      <w:pPr>
+        <w:spacing w:after="0"/>
+        <w:rPr>
+          <w:sz w:val="24"/>
+          <w:szCs w:val="24"/>
+        </w:rPr>
+      </w:pPr>
+      <w:r>
+        <w:rPr>
+          <w:sz w:val="24"/>
+          <w:szCs w:val="24"/>
+        </w:rPr>
+        <w:t xml:space="preserve"> </w:t>
+      </w:r>
+    </w:p>
+    <w:p>
+      <w:pPr>
+        <w:spacing w:after="0"/>
+        <w:rPr>
+          <w:sz w:val="24"/>
+          <w:szCs w:val="24"/>
+        </w:rPr>
+      </w:pPr>
+      <w:r>
+        <w:rPr>
+          <w:sz w:val="24"/>
+          <w:szCs w:val="24"/>
+        </w:rPr>
+        <w:t xml:space="preserve">      // Join the user's room</w:t>
+      </w:r>
+    </w:p>
+    <w:p>
+      <w:pPr>
+        <w:spacing w:after="0"/>
+        <w:rPr>
+          <w:sz w:val="24"/>
+          <w:szCs w:val="24"/>
+        </w:rPr>
+      </w:pPr>
+      <w:r>
+        <w:rPr>
+          <w:sz w:val="24"/>
+          <w:szCs w:val="24"/>
+        </w:rPr>
+        <w:t xml:space="preserve">      </w:t>
+      </w:r>
+      <w:proofErr w:type="spellStart"/>
+      <w:proofErr w:type="gramStart"/>
+      <w:r>
+        <w:rPr>
+          <w:sz w:val="24"/>
+          <w:szCs w:val="24"/>
+        </w:rPr>
+        <w:t>socket.join</w:t>
+      </w:r>
+      <w:proofErr w:type="spellEnd"/>
+      <w:proofErr w:type="gramEnd"/>
+      <w:r>
+        <w:rPr>
+          <w:sz w:val="24"/>
+          <w:szCs w:val="24"/>
+        </w:rPr>
+        <w:t>(</w:t>
+      </w:r>
+      <w:proofErr w:type="spellStart"/>
+      <w:r>
+        <w:rPr>
+          <w:sz w:val="24"/>
+          <w:szCs w:val="24"/>
+        </w:rPr>
+        <w:t>roomName</w:t>
+      </w:r>
+      <w:proofErr w:type="spellEnd"/>
+      <w:proofErr w:type="gramStart"/>
+      <w:r>
+        <w:rPr>
+          <w:sz w:val="24"/>
+          <w:szCs w:val="24"/>
+        </w:rPr>
+        <w:t>);</w:t>
+      </w:r>
+      <w:proofErr w:type="gramEnd"/>
+    </w:p>
+    <w:p>
+      <w:pPr>
+        <w:spacing w:after="0"/>
+        <w:rPr>
+          <w:sz w:val="24"/>
+          <w:szCs w:val="24"/>
+        </w:rPr>
+      </w:pPr>
+      <w:r>
+        <w:rPr>
+          <w:sz w:val="24"/>
+          <w:szCs w:val="24"/>
+        </w:rPr>
+        <w:t xml:space="preserve"> </w:t>
+      </w:r>
+    </w:p>
+    <w:p>
+      <w:pPr>
+        <w:spacing w:after="0"/>
+        <w:rPr>
+          <w:sz w:val="24"/>
+          <w:szCs w:val="24"/>
+        </w:rPr>
+      </w:pPr>
+      <w:r>
+        <w:rPr>
+          <w:sz w:val="24"/>
+          <w:szCs w:val="24"/>
+        </w:rPr>
+        <w:t xml:space="preserve">      // If there are other connected sockets in this room for this user</w:t>
+      </w:r>
+    </w:p>
+    <w:p>
+      <w:pPr>
+        <w:spacing w:after="0"/>
+        <w:rPr>
+          <w:sz w:val="24"/>
+          <w:szCs w:val="24"/>
+        </w:rPr>
+      </w:pPr>
+      <w:r>
+        <w:rPr>
+          <w:sz w:val="24"/>
+          <w:szCs w:val="24"/>
+        </w:rPr>
+        <w:t xml:space="preserve">      if (</w:t>
+      </w:r>
+      <w:proofErr w:type="spellStart"/>
+      <w:proofErr w:type="gramStart"/>
+      <w:r>
+        <w:rPr>
+          <w:sz w:val="24"/>
+          <w:szCs w:val="24"/>
+        </w:rPr>
+        <w:t>existingSockets</w:t>
+      </w:r>
+      <w:proofErr w:type="gramEnd"/>
+      <w:r>
+        <w:rPr>
+          <w:sz w:val="24"/>
+          <w:szCs w:val="24"/>
+        </w:rPr>
+        <w:t>.length</w:t>
+      </w:r>
+      <w:proofErr w:type="spellEnd"/>
+      <w:r>
+        <w:rPr>
+          <w:sz w:val="24"/>
+          <w:szCs w:val="24"/>
+        </w:rPr>
+        <w:t xml:space="preserve"> &gt; </w:t>
+      </w:r>
+      <w:proofErr w:type="gramStart"/>
+      <w:r>
+        <w:rPr>
+          <w:sz w:val="24"/>
+          <w:szCs w:val="24"/>
+        </w:rPr>
+        <w:t>0) {</w:t>
+      </w:r>
+      <w:proofErr w:type="gramEnd"/>
+    </w:p>
+    <w:p>
+      <w:pPr>
+        <w:spacing w:after="0"/>
+        <w:rPr>
+          <w:sz w:val="24"/>
+          <w:szCs w:val="24"/>
+        </w:rPr>
+      </w:pPr>
+      <w:r>
+        <w:rPr>
+          <w:sz w:val="24"/>
+          <w:szCs w:val="24"/>
+        </w:rPr>
+        <w:t xml:space="preserve">        console.log(`[Socket] Multiple </w:t>
+      </w:r>
+      <w:proofErr w:type="gramStart"/>
+      <w:r>
+        <w:rPr>
+          <w:sz w:val="24"/>
+          <w:szCs w:val="24"/>
+        </w:rPr>
+        <w:t>login</w:t>
+      </w:r>
+      <w:proofErr w:type="gramEnd"/>
+      <w:r>
+        <w:rPr>
+          <w:sz w:val="24"/>
+          <w:szCs w:val="24"/>
+        </w:rPr>
+        <w:t xml:space="preserve"> detected for ${email}`</w:t>
+      </w:r>
+      <w:proofErr w:type="gramStart"/>
+      <w:r>
+        <w:rPr>
+          <w:sz w:val="24"/>
+          <w:szCs w:val="24"/>
+        </w:rPr>
+        <w:t>);</w:t>
+      </w:r>
+      <w:proofErr w:type="gramEnd"/>
+    </w:p>
+    <w:p>
+      <w:pPr>
+        <w:spacing w:after="0"/>
+        <w:rPr>
+          <w:sz w:val="24"/>
+          <w:szCs w:val="24"/>
+        </w:rPr>
+      </w:pPr>
+      <w:r>
+        <w:rPr>
+          <w:sz w:val="24"/>
+          <w:szCs w:val="24"/>
+        </w:rPr>
+        <w:t xml:space="preserve">        </w:t>
+      </w:r>
+      <w:proofErr w:type="spellStart"/>
+      <w:proofErr w:type="gramStart"/>
+      <w:r>
+        <w:rPr>
+          <w:sz w:val="24"/>
+          <w:szCs w:val="24"/>
+        </w:rPr>
+        <w:t>socket.emit</w:t>
+      </w:r>
+      <w:proofErr w:type="spellEnd"/>
+      <w:proofErr w:type="gramEnd"/>
+      <w:r>
+        <w:rPr>
+          <w:sz w:val="24"/>
+          <w:szCs w:val="24"/>
+        </w:rPr>
+        <w:t>("</w:t>
+      </w:r>
+      <w:proofErr w:type="spellStart"/>
+      <w:r>
+        <w:rPr>
+          <w:sz w:val="24"/>
+          <w:szCs w:val="24"/>
+        </w:rPr>
+        <w:t>multiple_login_detected</w:t>
+      </w:r>
+      <w:proofErr w:type="spellEnd"/>
+      <w:proofErr w:type="gramStart"/>
+      <w:r>
+        <w:rPr>
+          <w:sz w:val="24"/>
+          <w:szCs w:val="24"/>
+        </w:rPr>
+        <w:t>", {</w:t>
+      </w:r>
+      <w:proofErr w:type="gramEnd"/>
+    </w:p>
+    <w:p>
+      <w:pPr>
+        <w:spacing w:after="0"/>
+        <w:rPr>
+          <w:sz w:val="24"/>
+          <w:szCs w:val="24"/>
+        </w:rPr>
+      </w:pPr>
+      <w:r>
+        <w:rPr>
+          <w:sz w:val="24"/>
+          <w:szCs w:val="24"/>
+        </w:rPr>
+        <w:t xml:space="preserve">          email,</w:t>
+      </w:r>
+    </w:p>
+    <w:p>
+      <w:pPr>
+        <w:spacing w:after="0"/>
+        <w:rPr>
+          <w:sz w:val="24"/>
+          <w:szCs w:val="24"/>
+        </w:rPr>
+      </w:pPr>
+      <w:r>
+        <w:rPr>
+          <w:sz w:val="24"/>
+          <w:szCs w:val="24"/>
+        </w:rPr>
+        <w:t xml:space="preserve">          message: "Multiple </w:t>
+      </w:r>
+      <w:proofErr w:type="gramStart"/>
+      <w:r>
+        <w:rPr>
+          <w:sz w:val="24"/>
+          <w:szCs w:val="24"/>
+        </w:rPr>
+        <w:t>login</w:t>
+      </w:r>
+      <w:proofErr w:type="gramEnd"/>
+      <w:r>
+        <w:rPr>
+          <w:sz w:val="24"/>
+          <w:szCs w:val="24"/>
+        </w:rPr>
+        <w:t xml:space="preserve"> detected on another tab or device.",</w:t>
+      </w:r>
+    </w:p>
+    <w:p>
+      <w:pPr>
+        <w:spacing w:after="0"/>
+        <w:rPr>
+          <w:sz w:val="24"/>
+          <w:szCs w:val="24"/>
+        </w:rPr>
+      </w:pPr>
+      <w:r>
+        <w:rPr>
+          <w:sz w:val="24"/>
+          <w:szCs w:val="24"/>
+        </w:rPr>
+        <w:t xml:space="preserve">        }</w:t>
+      </w:r>
+      <w:proofErr w:type="gramStart"/>
+      <w:r>
+        <w:rPr>
+          <w:sz w:val="24"/>
+          <w:szCs w:val="24"/>
+        </w:rPr>
+        <w:t>);</w:t>
+      </w:r>
+      <w:proofErr w:type="gramEnd"/>
+    </w:p>
+    <w:p>
+      <w:pPr>
+        <w:spacing w:after="0"/>
+        <w:rPr>
+          <w:sz w:val="24"/>
+          <w:szCs w:val="24"/>
+        </w:rPr>
+      </w:pPr>
+      <w:r>
+        <w:rPr>
+          <w:sz w:val="24"/>
+          <w:szCs w:val="24"/>
+        </w:rPr>
+        <w:t xml:space="preserve">      }</w:t>
+      </w:r>
+    </w:p>
+    <w:p>
+      <w:pPr>
+        <w:spacing w:after="0"/>
+        <w:rPr>
+          <w:sz w:val="24"/>
+          <w:szCs w:val="24"/>
+        </w:rPr>
+      </w:pPr>
+      <w:r>
+        <w:rPr>
+          <w:sz w:val="24"/>
+          <w:szCs w:val="24"/>
+        </w:rPr>
+        <w:t xml:space="preserve">    }</w:t>
+      </w:r>
+      <w:proofErr w:type="gramStart"/>
+      <w:r>
+        <w:rPr>
+          <w:sz w:val="24"/>
+          <w:szCs w:val="24"/>
+        </w:rPr>
+        <w:t>);</w:t>
+      </w:r>
+      <w:proofErr w:type="gramEnd"/>
+    </w:p>
+    <w:p>
+      <w:pPr>
+        <w:spacing w:after="0"/>
+        <w:rPr>
+          <w:sz w:val="24"/>
+          <w:szCs w:val="24"/>
+        </w:rPr>
+      </w:pPr>
+      <w:r>
+        <w:rPr>
+          <w:sz w:val="24"/>
+          <w:szCs w:val="24"/>
+        </w:rPr>
+        <w:t xml:space="preserve"> </w:t>
+      </w:r>
+    </w:p>
+    <w:p>
+      <w:pPr>
+        <w:spacing w:after="0"/>
+        <w:rPr>
+          <w:sz w:val="24"/>
+          <w:szCs w:val="24"/>
+        </w:rPr>
+      </w:pPr>
+      <w:r>
+        <w:rPr>
+          <w:sz w:val="24"/>
+          <w:szCs w:val="24"/>
+        </w:rPr>
+        <w:t xml:space="preserve">    // User confirms they want to continue session on THIS tab and </w:t>
+      </w:r>
+      <w:proofErr w:type="gramStart"/>
+      <w:r>
+        <w:rPr>
+          <w:sz w:val="24"/>
+          <w:szCs w:val="24"/>
+        </w:rPr>
+        <w:t>logout</w:t>
+      </w:r>
+      <w:proofErr w:type="gramEnd"/>
+      <w:r>
+        <w:rPr>
+          <w:sz w:val="24"/>
+          <w:szCs w:val="24"/>
+        </w:rPr>
+        <w:t xml:space="preserve"> others</w:t>
+      </w:r>
+    </w:p>
+    <w:p>
+      <w:pPr>
+        <w:spacing w:after="0"/>
+        <w:rPr>
+          <w:sz w:val="24"/>
+          <w:szCs w:val="24"/>
+        </w:rPr>
+      </w:pPr>
+      <w:r>
+        <w:rPr>
+          <w:sz w:val="24"/>
+          <w:szCs w:val="24"/>
+        </w:rPr>
+        <w:t xml:space="preserve">    </w:t>
+      </w:r>
+      <w:proofErr w:type="spellStart"/>
+      <w:proofErr w:type="gramStart"/>
+      <w:r>
+        <w:rPr>
+          <w:sz w:val="24"/>
+          <w:szCs w:val="24"/>
+        </w:rPr>
+        <w:t>socket.on</w:t>
+      </w:r>
+      <w:proofErr w:type="spellEnd"/>
+      <w:proofErr w:type="gramEnd"/>
+      <w:r>
+        <w:rPr>
+          <w:sz w:val="24"/>
+          <w:szCs w:val="24"/>
+        </w:rPr>
+        <w:t>("</w:t>
+      </w:r>
+      <w:proofErr w:type="spellStart"/>
+      <w:r>
+        <w:rPr>
+          <w:sz w:val="24"/>
+          <w:szCs w:val="24"/>
+        </w:rPr>
+        <w:t>confirm_continue_here</w:t>
+      </w:r>
+      <w:proofErr w:type="spellEnd"/>
+      <w:r>
+        <w:rPr>
+          <w:sz w:val="24"/>
+          <w:szCs w:val="24"/>
+        </w:rPr>
+        <w:t xml:space="preserve">", async </w:t>
+      </w:r>
+      <w:proofErr w:type="gramStart"/>
+      <w:r>
+        <w:rPr>
+          <w:sz w:val="24"/>
+          <w:szCs w:val="24"/>
+        </w:rPr>
+        <w:t>({ email</w:t>
+      </w:r>
+      <w:proofErr w:type="gramEnd"/>
+      <w:r>
+        <w:rPr>
+          <w:sz w:val="24"/>
+          <w:szCs w:val="24"/>
+        </w:rPr>
+        <w:t xml:space="preserve"> }) =&gt; {</w:t>
+      </w:r>
+    </w:p>
+    <w:p>
+      <w:pPr>
+        <w:spacing w:after="0"/>
+        <w:rPr>
+          <w:sz w:val="24"/>
+          <w:szCs w:val="24"/>
+        </w:rPr>
+      </w:pPr>
+      <w:r>
+        <w:rPr>
+          <w:sz w:val="24"/>
+          <w:szCs w:val="24"/>
+        </w:rPr>
+        <w:t xml:space="preserve">      const </w:t>
+      </w:r>
+      <w:proofErr w:type="spellStart"/>
+      <w:r>
+        <w:rPr>
+          <w:sz w:val="24"/>
+          <w:szCs w:val="24"/>
+        </w:rPr>
+        <w:t>targetEmail</w:t>
+      </w:r>
+      <w:proofErr w:type="spellEnd"/>
+      <w:r>
+        <w:rPr>
+          <w:sz w:val="24"/>
+          <w:szCs w:val="24"/>
+        </w:rPr>
+        <w:t xml:space="preserve"> = email || </w:t>
+      </w:r>
+      <w:proofErr w:type="spellStart"/>
+      <w:proofErr w:type="gramStart"/>
+      <w:r>
+        <w:rPr>
+          <w:sz w:val="24"/>
+          <w:szCs w:val="24"/>
+        </w:rPr>
+        <w:t>currentUserEmail</w:t>
+      </w:r>
+      <w:proofErr w:type="spellEnd"/>
+      <w:r>
+        <w:rPr>
+          <w:sz w:val="24"/>
+          <w:szCs w:val="24"/>
+        </w:rPr>
+        <w:t>;</w:t>
+      </w:r>
+      <w:proofErr w:type="gramEnd"/>
+    </w:p>
+    <w:p>
+      <w:pPr>
+        <w:spacing w:after="0"/>
+        <w:rPr>
+          <w:sz w:val="24"/>
+          <w:szCs w:val="24"/>
+        </w:rPr>
+      </w:pPr>
+      <w:r>
+        <w:rPr>
+          <w:sz w:val="24"/>
+          <w:szCs w:val="24"/>
+        </w:rPr>
+        <w:t xml:space="preserve">      if </w:t>
+      </w:r>
+      <w:proofErr w:type="gramStart"/>
+      <w:r>
+        <w:rPr>
+          <w:sz w:val="24"/>
+          <w:szCs w:val="24"/>
+        </w:rPr>
+        <w:t>(!</w:t>
+      </w:r>
+      <w:proofErr w:type="spellStart"/>
+      <w:r>
+        <w:rPr>
+          <w:sz w:val="24"/>
+          <w:szCs w:val="24"/>
+        </w:rPr>
+        <w:t>targetEmail</w:t>
+      </w:r>
+      <w:proofErr w:type="spellEnd"/>
+      <w:proofErr w:type="gramEnd"/>
+      <w:r>
+        <w:rPr>
+          <w:sz w:val="24"/>
+          <w:szCs w:val="24"/>
+        </w:rPr>
+        <w:t xml:space="preserve">) </w:t>
+      </w:r>
+      <w:proofErr w:type="gramStart"/>
+      <w:r>
+        <w:rPr>
+          <w:sz w:val="24"/>
+          <w:szCs w:val="24"/>
+        </w:rPr>
+        <w:t>return;</w:t>
+      </w:r>
+      <w:proofErr w:type="gramEnd"/>
+    </w:p>
+    <w:p>
+      <w:pPr>
+        <w:spacing w:after="0"/>
+        <w:rPr>
+          <w:sz w:val="24"/>
+          <w:szCs w:val="24"/>
+        </w:rPr>
+      </w:pPr>
+      <w:r>
+        <w:rPr>
+          <w:sz w:val="24"/>
+          <w:szCs w:val="24"/>
+        </w:rPr>
+        <w:t xml:space="preserve"> </w:t>
+      </w:r>
+    </w:p>
+    <w:p>
+      <w:pPr>
+        <w:spacing w:after="0"/>
+        <w:rPr>
+          <w:sz w:val="24"/>
+          <w:szCs w:val="24"/>
+        </w:rPr>
+      </w:pPr>
+      <w:r>
+        <w:rPr>
+          <w:sz w:val="24"/>
+          <w:szCs w:val="24"/>
+        </w:rPr>
+        <w:t xml:space="preserve">      const </w:t>
+      </w:r>
+      <w:proofErr w:type="spellStart"/>
+      <w:r>
+        <w:rPr>
+          <w:sz w:val="24"/>
+          <w:szCs w:val="24"/>
+        </w:rPr>
+        <w:t>roomName</w:t>
+      </w:r>
+      <w:proofErr w:type="spellEnd"/>
+      <w:r>
+        <w:rPr>
+          <w:sz w:val="24"/>
+          <w:szCs w:val="24"/>
+        </w:rPr>
+        <w:t xml:space="preserve"> = `</w:t>
+      </w:r>
+      <w:proofErr w:type="gramStart"/>
+      <w:r>
+        <w:rPr>
+          <w:sz w:val="24"/>
+          <w:szCs w:val="24"/>
+        </w:rPr>
+        <w:t>user:$</w:t>
+      </w:r>
+      <w:proofErr w:type="gramEnd"/>
+      <w:r>
+        <w:rPr>
+          <w:sz w:val="24"/>
+          <w:szCs w:val="24"/>
+        </w:rPr>
+        <w:t>{</w:t>
+      </w:r>
+      <w:proofErr w:type="spellStart"/>
+      <w:r>
+        <w:rPr>
+          <w:sz w:val="24"/>
+          <w:szCs w:val="24"/>
+        </w:rPr>
+        <w:t>targetEmail</w:t>
+      </w:r>
+      <w:proofErr w:type="spellEnd"/>
+      <w:r>
+        <w:rPr>
+          <w:sz w:val="24"/>
+          <w:szCs w:val="24"/>
+        </w:rPr>
+        <w:t>}</w:t>
+      </w:r>
+      <w:proofErr w:type="gramStart"/>
+      <w:r>
+        <w:rPr>
+          <w:sz w:val="24"/>
+          <w:szCs w:val="24"/>
+        </w:rPr>
+        <w:t>`;</w:t>
+      </w:r>
+      <w:proofErr w:type="gramEnd"/>
+    </w:p>
+    <w:p>
+      <w:pPr>
+        <w:spacing w:after="0"/>
+        <w:rPr>
+          <w:sz w:val="24"/>
+          <w:szCs w:val="24"/>
+        </w:rPr>
+      </w:pPr>
+      <w:r>
+        <w:rPr>
+          <w:sz w:val="24"/>
+          <w:szCs w:val="24"/>
+        </w:rPr>
+        <w:t xml:space="preserve">      const </w:t>
+      </w:r>
+      <w:proofErr w:type="spellStart"/>
+      <w:r>
+        <w:rPr>
+          <w:sz w:val="24"/>
+          <w:szCs w:val="24"/>
+        </w:rPr>
+        <w:t>socketsInRoom</w:t>
+      </w:r>
+      <w:proofErr w:type="spellEnd"/>
+      <w:r>
+        <w:rPr>
+          <w:sz w:val="24"/>
+          <w:szCs w:val="24"/>
+        </w:rPr>
+        <w:t xml:space="preserve"> = await io.in(</w:t>
+      </w:r>
+      <w:proofErr w:type="spellStart"/>
+      <w:r>
+        <w:rPr>
+          <w:sz w:val="24"/>
+          <w:szCs w:val="24"/>
+        </w:rPr>
+        <w:t>roomName</w:t>
+      </w:r>
+      <w:proofErr w:type="spellEnd"/>
+      <w:proofErr w:type="gramStart"/>
+      <w:r>
+        <w:rPr>
+          <w:sz w:val="24"/>
+          <w:szCs w:val="24"/>
+        </w:rPr>
+        <w:t>).</w:t>
+      </w:r>
+      <w:proofErr w:type="spellStart"/>
+      <w:r>
+        <w:rPr>
+          <w:sz w:val="24"/>
+          <w:szCs w:val="24"/>
+        </w:rPr>
+        <w:t>fetchSockets</w:t>
+      </w:r>
+      <w:proofErr w:type="spellEnd"/>
+      <w:proofErr w:type="gramEnd"/>
+      <w:r>
+        <w:rPr>
+          <w:sz w:val="24"/>
+          <w:szCs w:val="24"/>
+        </w:rPr>
+        <w:t>(</w:t>
+      </w:r>
+      <w:proofErr w:type="gramStart"/>
+      <w:r>
+        <w:rPr>
+          <w:sz w:val="24"/>
+          <w:szCs w:val="24"/>
+        </w:rPr>
+        <w:t>);</w:t>
+      </w:r>
+      <w:proofErr w:type="gramEnd"/>
+    </w:p>
+    <w:p>
+      <w:pPr>
+        <w:spacing w:after="0"/>
+        <w:rPr>
+          <w:sz w:val="24"/>
+          <w:szCs w:val="24"/>
+        </w:rPr>
+      </w:pPr>
+      <w:r>
+        <w:rPr>
+          <w:sz w:val="24"/>
+          <w:szCs w:val="24"/>
+        </w:rPr>
+        <w:t xml:space="preserve"> </w:t>
+      </w:r>
+    </w:p>
+    <w:p>
+      <w:pPr>
+        <w:spacing w:after="0"/>
+        <w:rPr>
+          <w:sz w:val="24"/>
+          <w:szCs w:val="24"/>
+        </w:rPr>
+      </w:pPr>
+      <w:r>
+        <w:rPr>
+          <w:sz w:val="24"/>
+          <w:szCs w:val="24"/>
+        </w:rPr>
+        <w:t xml:space="preserve">      </w:t>
+      </w:r>
+      <w:proofErr w:type="gramStart"/>
+      <w:r>
+        <w:rPr>
+          <w:sz w:val="24"/>
+          <w:szCs w:val="24"/>
+        </w:rPr>
+        <w:t>console.log(</w:t>
+      </w:r>
+      <w:proofErr w:type="gramEnd"/>
+    </w:p>
+    <w:p>
+      <w:pPr>
+        <w:spacing w:after="0"/>
+        <w:rPr>
+          <w:sz w:val="24"/>
+          <w:szCs w:val="24"/>
+        </w:rPr>
+      </w:pPr>
+      <w:r>
+        <w:rPr>
+          <w:sz w:val="24"/>
+          <w:szCs w:val="24"/>
+        </w:rPr>
+        <w:t xml:space="preserve">        `[Socket] Force logging out previous sessions for ${</w:t>
+      </w:r>
+      <w:proofErr w:type="spellStart"/>
+      <w:r>
+        <w:rPr>
+          <w:sz w:val="24"/>
+          <w:szCs w:val="24"/>
+        </w:rPr>
+        <w:t>targetEmail</w:t>
+      </w:r>
+      <w:proofErr w:type="spellEnd"/>
+      <w:r>
+        <w:rPr>
+          <w:sz w:val="24"/>
+          <w:szCs w:val="24"/>
+        </w:rPr>
+        <w:t>}. Total sockets: ${</w:t>
+      </w:r>
+      <w:proofErr w:type="spellStart"/>
+      <w:proofErr w:type="gramStart"/>
+      <w:r>
+        <w:rPr>
+          <w:sz w:val="24"/>
+          <w:szCs w:val="24"/>
+        </w:rPr>
+        <w:t>socketsInRoom.length</w:t>
+      </w:r>
+      <w:proofErr w:type="spellEnd"/>
+      <w:r>
+        <w:rPr>
+          <w:sz w:val="24"/>
+          <w:szCs w:val="24"/>
+        </w:rPr>
+        <w:t>}`</w:t>
+      </w:r>
+      <w:proofErr w:type="gramEnd"/>
+    </w:p>
+    <w:p>
+      <w:pPr>
+        <w:spacing w:after="0"/>
+        <w:rPr>
+          <w:sz w:val="24"/>
+          <w:szCs w:val="24"/>
+        </w:rPr>
+      </w:pPr>
+      <w:r>
+        <w:rPr>
+          <w:sz w:val="24"/>
+          <w:szCs w:val="24"/>
+        </w:rPr>
+        <w:t xml:space="preserve">      </w:t>
+      </w:r>
+      <w:proofErr w:type="gramStart"/>
+      <w:r>
+        <w:rPr>
+          <w:sz w:val="24"/>
+          <w:szCs w:val="24"/>
+        </w:rPr>
+        <w:t>);</w:t>
+      </w:r>
+      <w:proofErr w:type="gramEnd"/>
+    </w:p>
+    <w:p>
+      <w:pPr>
+        <w:spacing w:after="0"/>
+        <w:rPr>
+          <w:sz w:val="24"/>
+          <w:szCs w:val="24"/>
+        </w:rPr>
+      </w:pPr>
+      <w:r>
+        <w:rPr>
+          <w:sz w:val="24"/>
+          <w:szCs w:val="24"/>
+        </w:rPr>
+        <w:t xml:space="preserve"> </w:t>
+      </w:r>
+    </w:p>
+    <w:p>
+      <w:pPr>
+        <w:spacing w:after="0"/>
+        <w:rPr>
+          <w:sz w:val="24"/>
+          <w:szCs w:val="24"/>
+        </w:rPr>
+      </w:pPr>
+      <w:r>
+        <w:rPr>
+          <w:sz w:val="24"/>
+          <w:szCs w:val="24"/>
+        </w:rPr>
+        <w:t xml:space="preserve">      </w:t>
+      </w:r>
+      <w:proofErr w:type="spellStart"/>
+      <w:r>
+        <w:rPr>
+          <w:sz w:val="24"/>
+          <w:szCs w:val="24"/>
+        </w:rPr>
+        <w:t>socketsInRoom.forEach</w:t>
+      </w:r>
+      <w:proofErr w:type="spellEnd"/>
+      <w:r>
+        <w:rPr>
+          <w:sz w:val="24"/>
+          <w:szCs w:val="24"/>
+        </w:rPr>
+        <w:t>((s) =&gt; {</w:t>
+      </w:r>
+    </w:p>
+    <w:p>
+      <w:pPr>
+        <w:spacing w:after="0"/>
+        <w:rPr>
+          <w:sz w:val="24"/>
+          <w:szCs w:val="24"/>
+        </w:rPr>
+      </w:pPr>
+      <w:r>
+        <w:rPr>
+          <w:sz w:val="24"/>
+          <w:szCs w:val="24"/>
+        </w:rPr>
+        <w:t xml:space="preserve">        if (s.</w:t>
+      </w:r>
+      <w:proofErr w:type="gramStart"/>
+      <w:r>
+        <w:rPr>
+          <w:sz w:val="24"/>
+          <w:szCs w:val="24"/>
+        </w:rPr>
+        <w:t>id !</w:t>
+      </w:r>
+      <w:proofErr w:type="gramEnd"/>
+      <w:r>
+        <w:rPr>
+          <w:sz w:val="24"/>
+          <w:szCs w:val="24"/>
+        </w:rPr>
+        <w:t xml:space="preserve">== </w:t>
+      </w:r>
+      <w:proofErr w:type="gramStart"/>
+      <w:r>
+        <w:rPr>
+          <w:sz w:val="24"/>
+          <w:szCs w:val="24"/>
+        </w:rPr>
+        <w:t>socket.id) {</w:t>
+      </w:r>
+      <w:proofErr w:type="gramEnd"/>
+    </w:p>
+    <w:p>
+      <w:pPr>
+        <w:spacing w:after="0"/>
+        <w:rPr>
+          <w:sz w:val="24"/>
+          <w:szCs w:val="24"/>
+        </w:rPr>
+      </w:pPr>
+      <w:r>
+        <w:rPr>
+          <w:sz w:val="24"/>
+          <w:szCs w:val="24"/>
+        </w:rPr>
+        <w:t xml:space="preserve">          // Emit </w:t>
+      </w:r>
+      <w:proofErr w:type="spellStart"/>
+      <w:r>
+        <w:rPr>
+          <w:sz w:val="24"/>
+          <w:szCs w:val="24"/>
+        </w:rPr>
+        <w:t>force_logout</w:t>
+      </w:r>
+      <w:proofErr w:type="spellEnd"/>
+      <w:r>
+        <w:rPr>
+          <w:sz w:val="24"/>
+          <w:szCs w:val="24"/>
+        </w:rPr>
+        <w:t xml:space="preserve"> to the target socket</w:t>
+      </w:r>
+    </w:p>
+    <w:p>
+      <w:pPr>
+        <w:spacing w:after="0"/>
+        <w:rPr>
+          <w:sz w:val="24"/>
+          <w:szCs w:val="24"/>
+        </w:rPr>
+      </w:pPr>
+      <w:r>
+        <w:rPr>
+          <w:sz w:val="24"/>
+          <w:szCs w:val="24"/>
+        </w:rPr>
+        <w:t xml:space="preserve">          io.to(s.id</w:t>
+      </w:r>
+      <w:proofErr w:type="gramStart"/>
+      <w:r>
+        <w:rPr>
+          <w:sz w:val="24"/>
+          <w:szCs w:val="24"/>
+        </w:rPr>
+        <w:t>).emit</w:t>
+      </w:r>
+      <w:proofErr w:type="gramEnd"/>
+      <w:r>
+        <w:rPr>
+          <w:sz w:val="24"/>
+          <w:szCs w:val="24"/>
+        </w:rPr>
+        <w:t>("</w:t>
+      </w:r>
+      <w:proofErr w:type="spellStart"/>
+      <w:r>
+        <w:rPr>
+          <w:sz w:val="24"/>
+          <w:szCs w:val="24"/>
+        </w:rPr>
+        <w:t>force_logout</w:t>
+      </w:r>
+      <w:proofErr w:type="spellEnd"/>
+      <w:proofErr w:type="gramStart"/>
+      <w:r>
+        <w:rPr>
+          <w:sz w:val="24"/>
+          <w:szCs w:val="24"/>
+        </w:rPr>
+        <w:t>", {</w:t>
+      </w:r>
+      <w:proofErr w:type="gramEnd"/>
+    </w:p>
+    <w:p>
+      <w:pPr>
+        <w:spacing w:after="0"/>
+        <w:rPr>
+          <w:sz w:val="24"/>
+          <w:szCs w:val="24"/>
+        </w:rPr>
+      </w:pPr>
+      <w:r>
+        <w:rPr>
+          <w:sz w:val="24"/>
+          <w:szCs w:val="24"/>
+        </w:rPr>
+        <w:t xml:space="preserve">            message:</w:t>
+      </w:r>
+    </w:p>
+    <w:p>
+      <w:pPr>
+        <w:spacing w:after="0"/>
+        <w:rPr>
+          <w:sz w:val="24"/>
+          <w:szCs w:val="24"/>
+        </w:rPr>
+      </w:pPr>
+      <w:r>
+        <w:rPr>
+          <w:sz w:val="24"/>
+          <w:szCs w:val="24"/>
+        </w:rPr>
+        <w:t xml:space="preserve">              "You have been logged out because this account was accessed from another tab or device.",</w:t>
+      </w:r>
+    </w:p>
+    <w:p>
+      <w:pPr>
+        <w:spacing w:after="0"/>
+        <w:rPr>
+          <w:sz w:val="24"/>
+          <w:szCs w:val="24"/>
+        </w:rPr>
+      </w:pPr>
+      <w:r>
+        <w:rPr>
+          <w:sz w:val="24"/>
+          <w:szCs w:val="24"/>
+        </w:rPr>
+        <w:t xml:space="preserve">          }</w:t>
+      </w:r>
+      <w:proofErr w:type="gramStart"/>
+      <w:r>
+        <w:rPr>
+          <w:sz w:val="24"/>
+          <w:szCs w:val="24"/>
+        </w:rPr>
+        <w:t>);</w:t>
+      </w:r>
+      <w:proofErr w:type="gramEnd"/>
+    </w:p>
+    <w:p>
+      <w:pPr>
+        <w:spacing w:after="0"/>
+        <w:rPr>
+          <w:sz w:val="24"/>
+          <w:szCs w:val="24"/>
+        </w:rPr>
+      </w:pPr>
+      <w:r>
+        <w:rPr>
+          <w:sz w:val="24"/>
+          <w:szCs w:val="24"/>
+        </w:rPr>
+        <w:t xml:space="preserve">          // Remove from room so it won't receive future room broadcasts</w:t>
+      </w:r>
+    </w:p>
+    <w:p>
+      <w:pPr>
+        <w:spacing w:after="0"/>
+        <w:rPr>
+          <w:sz w:val="24"/>
+          <w:szCs w:val="24"/>
+        </w:rPr>
+      </w:pPr>
+      <w:r>
+        <w:rPr>
+          <w:sz w:val="24"/>
+          <w:szCs w:val="24"/>
+        </w:rPr>
+        <w:t xml:space="preserve">          </w:t>
+      </w:r>
+      <w:proofErr w:type="spellStart"/>
+      <w:proofErr w:type="gramStart"/>
+      <w:r>
+        <w:rPr>
+          <w:sz w:val="24"/>
+          <w:szCs w:val="24"/>
+        </w:rPr>
+        <w:t>s.leave</w:t>
+      </w:r>
+      <w:proofErr w:type="spellEnd"/>
+      <w:proofErr w:type="gramEnd"/>
+      <w:r>
+        <w:rPr>
+          <w:sz w:val="24"/>
+          <w:szCs w:val="24"/>
+        </w:rPr>
+        <w:t>(</w:t>
+      </w:r>
+      <w:proofErr w:type="spellStart"/>
+      <w:r>
+        <w:rPr>
+          <w:sz w:val="24"/>
+          <w:szCs w:val="24"/>
+        </w:rPr>
+        <w:t>roomName</w:t>
+      </w:r>
+      <w:proofErr w:type="spellEnd"/>
+      <w:proofErr w:type="gramStart"/>
+      <w:r>
+        <w:rPr>
+          <w:sz w:val="24"/>
+          <w:szCs w:val="24"/>
+        </w:rPr>
+        <w:t>);</w:t>
+      </w:r>
+      <w:proofErr w:type="gramEnd"/>
+    </w:p>
+    <w:p>
+      <w:pPr>
+        <w:spacing w:after="0"/>
+        <w:rPr>
+          <w:sz w:val="24"/>
+          <w:szCs w:val="24"/>
+        </w:rPr>
+      </w:pPr>
+      <w:r>
+        <w:rPr>
+          <w:sz w:val="24"/>
+          <w:szCs w:val="24"/>
+        </w:rPr>
         <w:lastRenderedPageBreak/>
-        <w:t xml:space="preserve">    // When user identifies themselves on socket connection</w:t>
+        <w:t xml:space="preserve">        }</w:t>
       </w:r>
     </w:p>
     <w:p>
@@ -57096,58 +58651,17 @@
           <w:sz w:val="24"/>
           <w:szCs w:val="24"/>
         </w:rPr>
-        <w:t xml:space="preserve">    </w:t>
-      </w:r>
-      <w:proofErr w:type="spellStart"/>
-      <w:proofErr w:type="gramStart"/>
-      <w:r>
-        <w:rPr>
-          <w:sz w:val="24"/>
-          <w:szCs w:val="24"/>
-        </w:rPr>
-        <w:t>socket.on</w:t>
-      </w:r>
-      <w:proofErr w:type="spellEnd"/>
-      <w:proofErr w:type="gramEnd"/>
-      <w:r>
-        <w:rPr>
-          <w:sz w:val="24"/>
-          <w:szCs w:val="24"/>
-        </w:rPr>
-        <w:t>("</w:t>
-      </w:r>
-      <w:proofErr w:type="spellStart"/>
-      <w:r>
-        <w:rPr>
-          <w:sz w:val="24"/>
-          <w:szCs w:val="24"/>
-        </w:rPr>
-        <w:t>user_connected</w:t>
-      </w:r>
-      <w:proofErr w:type="spellEnd"/>
-      <w:r>
-        <w:rPr>
-          <w:sz w:val="24"/>
-          <w:szCs w:val="24"/>
-        </w:rPr>
-        <w:t xml:space="preserve">", async </w:t>
-      </w:r>
-      <w:proofErr w:type="gramStart"/>
-      <w:r>
-        <w:rPr>
-          <w:sz w:val="24"/>
-          <w:szCs w:val="24"/>
-        </w:rPr>
-        <w:t>({ email</w:t>
-      </w:r>
-      <w:proofErr w:type="gramEnd"/>
-      <w:r>
-        <w:rPr>
-          <w:sz w:val="24"/>
-          <w:szCs w:val="24"/>
-        </w:rPr>
-        <w:t xml:space="preserve"> }) =&gt; {</w:t>
-      </w:r>
+        <w:t xml:space="preserve">      }</w:t>
+      </w:r>
+      <w:proofErr w:type="gramStart"/>
+      <w:r>
+        <w:rPr>
+          <w:sz w:val="24"/>
+          <w:szCs w:val="24"/>
+        </w:rPr>
+        <w:t>);</w:t>
+      </w:r>
+      <w:proofErr w:type="gramEnd"/>
     </w:p>
     <w:p>
       <w:pPr>
@@ -57162,31 +58676,15 @@
           <w:sz w:val="24"/>
           <w:szCs w:val="24"/>
         </w:rPr>
-        <w:t xml:space="preserve">      if </w:t>
-      </w:r>
-      <w:proofErr w:type="gramStart"/>
-      <w:r>
-        <w:rPr>
-          <w:sz w:val="24"/>
-          <w:szCs w:val="24"/>
-        </w:rPr>
-        <w:t>(!email</w:t>
-      </w:r>
-      <w:proofErr w:type="gramEnd"/>
-      <w:r>
-        <w:rPr>
-          <w:sz w:val="24"/>
-          <w:szCs w:val="24"/>
-        </w:rPr>
-        <w:t xml:space="preserve">) </w:t>
-      </w:r>
-      <w:proofErr w:type="gramStart"/>
-      <w:r>
-        <w:rPr>
-          <w:sz w:val="24"/>
-          <w:szCs w:val="24"/>
-        </w:rPr>
-        <w:t>return;</w:t>
+        <w:t xml:space="preserve">    }</w:t>
+      </w:r>
+      <w:proofErr w:type="gramStart"/>
+      <w:r>
+        <w:rPr>
+          <w:sz w:val="24"/>
+          <w:szCs w:val="24"/>
+        </w:rPr>
+        <w:t>);</w:t>
       </w:r>
       <w:proofErr w:type="gramEnd"/>
     </w:p>
@@ -57203,1516 +58701,6 @@
           <w:sz w:val="24"/>
           <w:szCs w:val="24"/>
         </w:rPr>
-        <w:t xml:space="preserve"> </w:t>
-      </w:r>
-    </w:p>
-    <w:p>
-      <w:pPr>
-        <w:spacing w:after="0"/>
-        <w:rPr>
-          <w:sz w:val="24"/>
-          <w:szCs w:val="24"/>
-        </w:rPr>
-      </w:pPr>
-      <w:r>
-        <w:rPr>
-          <w:sz w:val="24"/>
-          <w:szCs w:val="24"/>
-        </w:rPr>
-        <w:t xml:space="preserve">      </w:t>
-      </w:r>
-      <w:proofErr w:type="spellStart"/>
-      <w:r>
-        <w:rPr>
-          <w:sz w:val="24"/>
-          <w:szCs w:val="24"/>
-        </w:rPr>
-        <w:t>currentUserEmail</w:t>
-      </w:r>
-      <w:proofErr w:type="spellEnd"/>
-      <w:r>
-        <w:rPr>
-          <w:sz w:val="24"/>
-          <w:szCs w:val="24"/>
-        </w:rPr>
-        <w:t xml:space="preserve"> = </w:t>
-      </w:r>
-      <w:proofErr w:type="gramStart"/>
-      <w:r>
-        <w:rPr>
-          <w:sz w:val="24"/>
-          <w:szCs w:val="24"/>
-        </w:rPr>
-        <w:t>email;</w:t>
-      </w:r>
-      <w:proofErr w:type="gramEnd"/>
-    </w:p>
-    <w:p>
-      <w:pPr>
-        <w:spacing w:after="0"/>
-        <w:rPr>
-          <w:sz w:val="24"/>
-          <w:szCs w:val="24"/>
-        </w:rPr>
-      </w:pPr>
-      <w:r>
-        <w:rPr>
-          <w:sz w:val="24"/>
-          <w:szCs w:val="24"/>
-        </w:rPr>
-        <w:t xml:space="preserve">      </w:t>
-      </w:r>
-      <w:proofErr w:type="spellStart"/>
-      <w:proofErr w:type="gramStart"/>
-      <w:r>
-        <w:rPr>
-          <w:sz w:val="24"/>
-          <w:szCs w:val="24"/>
-        </w:rPr>
-        <w:t>socket.userEmail</w:t>
-      </w:r>
-      <w:proofErr w:type="spellEnd"/>
-      <w:proofErr w:type="gramEnd"/>
-      <w:r>
-        <w:rPr>
-          <w:sz w:val="24"/>
-          <w:szCs w:val="24"/>
-        </w:rPr>
-        <w:t xml:space="preserve"> = </w:t>
-      </w:r>
-      <w:proofErr w:type="gramStart"/>
-      <w:r>
-        <w:rPr>
-          <w:sz w:val="24"/>
-          <w:szCs w:val="24"/>
-        </w:rPr>
-        <w:t>email;</w:t>
-      </w:r>
-      <w:proofErr w:type="gramEnd"/>
-    </w:p>
-    <w:p>
-      <w:pPr>
-        <w:spacing w:after="0"/>
-        <w:rPr>
-          <w:sz w:val="24"/>
-          <w:szCs w:val="24"/>
-        </w:rPr>
-      </w:pPr>
-      <w:r>
-        <w:rPr>
-          <w:sz w:val="24"/>
-          <w:szCs w:val="24"/>
-        </w:rPr>
-        <w:t xml:space="preserve"> </w:t>
-      </w:r>
-    </w:p>
-    <w:p>
-      <w:pPr>
-        <w:spacing w:after="0"/>
-        <w:rPr>
-          <w:sz w:val="24"/>
-          <w:szCs w:val="24"/>
-        </w:rPr>
-      </w:pPr>
-      <w:r>
-        <w:rPr>
-          <w:sz w:val="24"/>
-          <w:szCs w:val="24"/>
-        </w:rPr>
-        <w:t xml:space="preserve">      const </w:t>
-      </w:r>
-      <w:proofErr w:type="spellStart"/>
-      <w:r>
-        <w:rPr>
-          <w:sz w:val="24"/>
-          <w:szCs w:val="24"/>
-        </w:rPr>
-        <w:t>roomName</w:t>
-      </w:r>
-      <w:proofErr w:type="spellEnd"/>
-      <w:r>
-        <w:rPr>
-          <w:sz w:val="24"/>
-          <w:szCs w:val="24"/>
-        </w:rPr>
-        <w:t xml:space="preserve"> = `</w:t>
-      </w:r>
-      <w:proofErr w:type="gramStart"/>
-      <w:r>
-        <w:rPr>
-          <w:sz w:val="24"/>
-          <w:szCs w:val="24"/>
-        </w:rPr>
-        <w:t>user:$</w:t>
-      </w:r>
-      <w:proofErr w:type="gramEnd"/>
-      <w:r>
-        <w:rPr>
-          <w:sz w:val="24"/>
-          <w:szCs w:val="24"/>
-        </w:rPr>
-        <w:t>{email}</w:t>
-      </w:r>
-      <w:proofErr w:type="gramStart"/>
-      <w:r>
-        <w:rPr>
-          <w:sz w:val="24"/>
-          <w:szCs w:val="24"/>
-        </w:rPr>
-        <w:t>`;</w:t>
-      </w:r>
-      <w:proofErr w:type="gramEnd"/>
-    </w:p>
-    <w:p>
-      <w:pPr>
-        <w:spacing w:after="0"/>
-        <w:rPr>
-          <w:sz w:val="24"/>
-          <w:szCs w:val="24"/>
-        </w:rPr>
-      </w:pPr>
-      <w:r>
-        <w:rPr>
-          <w:sz w:val="24"/>
-          <w:szCs w:val="24"/>
-        </w:rPr>
-        <w:t xml:space="preserve"> </w:t>
-      </w:r>
-    </w:p>
-    <w:p>
-      <w:pPr>
-        <w:spacing w:after="0"/>
-        <w:rPr>
-          <w:sz w:val="24"/>
-          <w:szCs w:val="24"/>
-        </w:rPr>
-      </w:pPr>
-      <w:r>
-        <w:rPr>
-          <w:sz w:val="24"/>
-          <w:szCs w:val="24"/>
-        </w:rPr>
-        <w:t xml:space="preserve">      // Check existing sockets in this user's room BEFORE joining</w:t>
-      </w:r>
-    </w:p>
-    <w:p>
-      <w:pPr>
-        <w:spacing w:after="0"/>
-        <w:rPr>
-          <w:sz w:val="24"/>
-          <w:szCs w:val="24"/>
-        </w:rPr>
-      </w:pPr>
-      <w:r>
-        <w:rPr>
-          <w:sz w:val="24"/>
-          <w:szCs w:val="24"/>
-        </w:rPr>
-        <w:t xml:space="preserve">      const </w:t>
-      </w:r>
-      <w:proofErr w:type="spellStart"/>
-      <w:r>
-        <w:rPr>
-          <w:sz w:val="24"/>
-          <w:szCs w:val="24"/>
-        </w:rPr>
-        <w:t>existingSockets</w:t>
-      </w:r>
-      <w:proofErr w:type="spellEnd"/>
-      <w:r>
-        <w:rPr>
-          <w:sz w:val="24"/>
-          <w:szCs w:val="24"/>
-        </w:rPr>
-        <w:t xml:space="preserve"> = await io.in(</w:t>
-      </w:r>
-      <w:proofErr w:type="spellStart"/>
-      <w:r>
-        <w:rPr>
-          <w:sz w:val="24"/>
-          <w:szCs w:val="24"/>
-        </w:rPr>
-        <w:t>roomName</w:t>
-      </w:r>
-      <w:proofErr w:type="spellEnd"/>
-      <w:proofErr w:type="gramStart"/>
-      <w:r>
-        <w:rPr>
-          <w:sz w:val="24"/>
-          <w:szCs w:val="24"/>
-        </w:rPr>
-        <w:t>).</w:t>
-      </w:r>
-      <w:proofErr w:type="spellStart"/>
-      <w:r>
-        <w:rPr>
-          <w:sz w:val="24"/>
-          <w:szCs w:val="24"/>
-        </w:rPr>
-        <w:t>fetchSockets</w:t>
-      </w:r>
-      <w:proofErr w:type="spellEnd"/>
-      <w:proofErr w:type="gramEnd"/>
-      <w:r>
-        <w:rPr>
-          <w:sz w:val="24"/>
-          <w:szCs w:val="24"/>
-        </w:rPr>
-        <w:t>(</w:t>
-      </w:r>
-      <w:proofErr w:type="gramStart"/>
-      <w:r>
-        <w:rPr>
-          <w:sz w:val="24"/>
-          <w:szCs w:val="24"/>
-        </w:rPr>
-        <w:t>);</w:t>
-      </w:r>
-      <w:proofErr w:type="gramEnd"/>
-    </w:p>
-    <w:p>
-      <w:pPr>
-        <w:spacing w:after="0"/>
-        <w:rPr>
-          <w:sz w:val="24"/>
-          <w:szCs w:val="24"/>
-        </w:rPr>
-      </w:pPr>
-      <w:r>
-        <w:rPr>
-          <w:sz w:val="24"/>
-          <w:szCs w:val="24"/>
-        </w:rPr>
-        <w:t xml:space="preserve"> </w:t>
-      </w:r>
-    </w:p>
-    <w:p>
-      <w:pPr>
-        <w:spacing w:after="0"/>
-        <w:rPr>
-          <w:sz w:val="24"/>
-          <w:szCs w:val="24"/>
-        </w:rPr>
-      </w:pPr>
-      <w:r>
-        <w:rPr>
-          <w:sz w:val="24"/>
-          <w:szCs w:val="24"/>
-        </w:rPr>
-        <w:t xml:space="preserve">      // Join the user's room</w:t>
-      </w:r>
-    </w:p>
-    <w:p>
-      <w:pPr>
-        <w:spacing w:after="0"/>
-        <w:rPr>
-          <w:sz w:val="24"/>
-          <w:szCs w:val="24"/>
-        </w:rPr>
-      </w:pPr>
-      <w:r>
-        <w:rPr>
-          <w:sz w:val="24"/>
-          <w:szCs w:val="24"/>
-        </w:rPr>
-        <w:t xml:space="preserve">      </w:t>
-      </w:r>
-      <w:proofErr w:type="spellStart"/>
-      <w:proofErr w:type="gramStart"/>
-      <w:r>
-        <w:rPr>
-          <w:sz w:val="24"/>
-          <w:szCs w:val="24"/>
-        </w:rPr>
-        <w:t>socket.join</w:t>
-      </w:r>
-      <w:proofErr w:type="spellEnd"/>
-      <w:proofErr w:type="gramEnd"/>
-      <w:r>
-        <w:rPr>
-          <w:sz w:val="24"/>
-          <w:szCs w:val="24"/>
-        </w:rPr>
-        <w:t>(</w:t>
-      </w:r>
-      <w:proofErr w:type="spellStart"/>
-      <w:r>
-        <w:rPr>
-          <w:sz w:val="24"/>
-          <w:szCs w:val="24"/>
-        </w:rPr>
-        <w:t>roomName</w:t>
-      </w:r>
-      <w:proofErr w:type="spellEnd"/>
-      <w:proofErr w:type="gramStart"/>
-      <w:r>
-        <w:rPr>
-          <w:sz w:val="24"/>
-          <w:szCs w:val="24"/>
-        </w:rPr>
-        <w:t>);</w:t>
-      </w:r>
-      <w:proofErr w:type="gramEnd"/>
-    </w:p>
-    <w:p>
-      <w:pPr>
-        <w:spacing w:after="0"/>
-        <w:rPr>
-          <w:sz w:val="24"/>
-          <w:szCs w:val="24"/>
-        </w:rPr>
-      </w:pPr>
-      <w:r>
-        <w:rPr>
-          <w:sz w:val="24"/>
-          <w:szCs w:val="24"/>
-        </w:rPr>
-        <w:t xml:space="preserve"> </w:t>
-      </w:r>
-    </w:p>
-    <w:p>
-      <w:pPr>
-        <w:spacing w:after="0"/>
-        <w:rPr>
-          <w:sz w:val="24"/>
-          <w:szCs w:val="24"/>
-        </w:rPr>
-      </w:pPr>
-      <w:r>
-        <w:rPr>
-          <w:sz w:val="24"/>
-          <w:szCs w:val="24"/>
-        </w:rPr>
-        <w:t xml:space="preserve">      // If there are other connected sockets in this room for this user</w:t>
-      </w:r>
-    </w:p>
-    <w:p>
-      <w:pPr>
-        <w:spacing w:after="0"/>
-        <w:rPr>
-          <w:sz w:val="24"/>
-          <w:szCs w:val="24"/>
-        </w:rPr>
-      </w:pPr>
-      <w:r>
-        <w:rPr>
-          <w:sz w:val="24"/>
-          <w:szCs w:val="24"/>
-        </w:rPr>
-        <w:t xml:space="preserve">      if (</w:t>
-      </w:r>
-      <w:proofErr w:type="spellStart"/>
-      <w:proofErr w:type="gramStart"/>
-      <w:r>
-        <w:rPr>
-          <w:sz w:val="24"/>
-          <w:szCs w:val="24"/>
-        </w:rPr>
-        <w:t>existingSockets</w:t>
-      </w:r>
-      <w:proofErr w:type="gramEnd"/>
-      <w:r>
-        <w:rPr>
-          <w:sz w:val="24"/>
-          <w:szCs w:val="24"/>
-        </w:rPr>
-        <w:t>.length</w:t>
-      </w:r>
-      <w:proofErr w:type="spellEnd"/>
-      <w:r>
-        <w:rPr>
-          <w:sz w:val="24"/>
-          <w:szCs w:val="24"/>
-        </w:rPr>
-        <w:t xml:space="preserve"> &gt; </w:t>
-      </w:r>
-      <w:proofErr w:type="gramStart"/>
-      <w:r>
-        <w:rPr>
-          <w:sz w:val="24"/>
-          <w:szCs w:val="24"/>
-        </w:rPr>
-        <w:t>0) {</w:t>
-      </w:r>
-      <w:proofErr w:type="gramEnd"/>
-    </w:p>
-    <w:p>
-      <w:pPr>
-        <w:spacing w:after="0"/>
-        <w:rPr>
-          <w:sz w:val="24"/>
-          <w:szCs w:val="24"/>
-        </w:rPr>
-      </w:pPr>
-      <w:r>
-        <w:rPr>
-          <w:sz w:val="24"/>
-          <w:szCs w:val="24"/>
-        </w:rPr>
-        <w:t xml:space="preserve">        console.log(`[Socket] Multiple </w:t>
-      </w:r>
-      <w:proofErr w:type="gramStart"/>
-      <w:r>
-        <w:rPr>
-          <w:sz w:val="24"/>
-          <w:szCs w:val="24"/>
-        </w:rPr>
-        <w:t>login</w:t>
-      </w:r>
-      <w:proofErr w:type="gramEnd"/>
-      <w:r>
-        <w:rPr>
-          <w:sz w:val="24"/>
-          <w:szCs w:val="24"/>
-        </w:rPr>
-        <w:t xml:space="preserve"> detected for ${email}`</w:t>
-      </w:r>
-      <w:proofErr w:type="gramStart"/>
-      <w:r>
-        <w:rPr>
-          <w:sz w:val="24"/>
-          <w:szCs w:val="24"/>
-        </w:rPr>
-        <w:t>);</w:t>
-      </w:r>
-      <w:proofErr w:type="gramEnd"/>
-    </w:p>
-    <w:p>
-      <w:pPr>
-        <w:spacing w:after="0"/>
-        <w:rPr>
-          <w:sz w:val="24"/>
-          <w:szCs w:val="24"/>
-        </w:rPr>
-      </w:pPr>
-      <w:r>
-        <w:rPr>
-          <w:sz w:val="24"/>
-          <w:szCs w:val="24"/>
-        </w:rPr>
-        <w:t xml:space="preserve">        </w:t>
-      </w:r>
-      <w:proofErr w:type="spellStart"/>
-      <w:proofErr w:type="gramStart"/>
-      <w:r>
-        <w:rPr>
-          <w:sz w:val="24"/>
-          <w:szCs w:val="24"/>
-        </w:rPr>
-        <w:t>socket.emit</w:t>
-      </w:r>
-      <w:proofErr w:type="spellEnd"/>
-      <w:proofErr w:type="gramEnd"/>
-      <w:r>
-        <w:rPr>
-          <w:sz w:val="24"/>
-          <w:szCs w:val="24"/>
-        </w:rPr>
-        <w:t>("</w:t>
-      </w:r>
-      <w:proofErr w:type="spellStart"/>
-      <w:r>
-        <w:rPr>
-          <w:sz w:val="24"/>
-          <w:szCs w:val="24"/>
-        </w:rPr>
-        <w:t>multiple_login_detected</w:t>
-      </w:r>
-      <w:proofErr w:type="spellEnd"/>
-      <w:proofErr w:type="gramStart"/>
-      <w:r>
-        <w:rPr>
-          <w:sz w:val="24"/>
-          <w:szCs w:val="24"/>
-        </w:rPr>
-        <w:t>", {</w:t>
-      </w:r>
-      <w:proofErr w:type="gramEnd"/>
-    </w:p>
-    <w:p>
-      <w:pPr>
-        <w:spacing w:after="0"/>
-        <w:rPr>
-          <w:sz w:val="24"/>
-          <w:szCs w:val="24"/>
-        </w:rPr>
-      </w:pPr>
-      <w:r>
-        <w:rPr>
-          <w:sz w:val="24"/>
-          <w:szCs w:val="24"/>
-        </w:rPr>
-        <w:t xml:space="preserve">          email,</w:t>
-      </w:r>
-    </w:p>
-    <w:p>
-      <w:pPr>
-        <w:spacing w:after="0"/>
-        <w:rPr>
-          <w:sz w:val="24"/>
-          <w:szCs w:val="24"/>
-        </w:rPr>
-      </w:pPr>
-      <w:r>
-        <w:rPr>
-          <w:sz w:val="24"/>
-          <w:szCs w:val="24"/>
-        </w:rPr>
-        <w:t xml:space="preserve">          message: "Multiple </w:t>
-      </w:r>
-      <w:proofErr w:type="gramStart"/>
-      <w:r>
-        <w:rPr>
-          <w:sz w:val="24"/>
-          <w:szCs w:val="24"/>
-        </w:rPr>
-        <w:t>login</w:t>
-      </w:r>
-      <w:proofErr w:type="gramEnd"/>
-      <w:r>
-        <w:rPr>
-          <w:sz w:val="24"/>
-          <w:szCs w:val="24"/>
-        </w:rPr>
-        <w:t xml:space="preserve"> detected on another tab or device.",</w:t>
-      </w:r>
-    </w:p>
-    <w:p>
-      <w:pPr>
-        <w:spacing w:after="0"/>
-        <w:rPr>
-          <w:sz w:val="24"/>
-          <w:szCs w:val="24"/>
-        </w:rPr>
-      </w:pPr>
-      <w:r>
-        <w:rPr>
-          <w:sz w:val="24"/>
-          <w:szCs w:val="24"/>
-        </w:rPr>
-        <w:t xml:space="preserve">        }</w:t>
-      </w:r>
-      <w:proofErr w:type="gramStart"/>
-      <w:r>
-        <w:rPr>
-          <w:sz w:val="24"/>
-          <w:szCs w:val="24"/>
-        </w:rPr>
-        <w:t>);</w:t>
-      </w:r>
-      <w:proofErr w:type="gramEnd"/>
-    </w:p>
-    <w:p>
-      <w:pPr>
-        <w:spacing w:after="0"/>
-        <w:rPr>
-          <w:sz w:val="24"/>
-          <w:szCs w:val="24"/>
-        </w:rPr>
-      </w:pPr>
-      <w:r>
-        <w:rPr>
-          <w:sz w:val="24"/>
-          <w:szCs w:val="24"/>
-        </w:rPr>
-        <w:t xml:space="preserve">      }</w:t>
-      </w:r>
-    </w:p>
-    <w:p>
-      <w:pPr>
-        <w:spacing w:after="0"/>
-        <w:rPr>
-          <w:sz w:val="24"/>
-          <w:szCs w:val="24"/>
-        </w:rPr>
-      </w:pPr>
-      <w:r>
-        <w:rPr>
-          <w:sz w:val="24"/>
-          <w:szCs w:val="24"/>
-        </w:rPr>
-        <w:t xml:space="preserve">    }</w:t>
-      </w:r>
-      <w:proofErr w:type="gramStart"/>
-      <w:r>
-        <w:rPr>
-          <w:sz w:val="24"/>
-          <w:szCs w:val="24"/>
-        </w:rPr>
-        <w:t>);</w:t>
-      </w:r>
-      <w:proofErr w:type="gramEnd"/>
-    </w:p>
-    <w:p>
-      <w:pPr>
-        <w:spacing w:after="0"/>
-        <w:rPr>
-          <w:sz w:val="24"/>
-          <w:szCs w:val="24"/>
-        </w:rPr>
-      </w:pPr>
-      <w:r>
-        <w:rPr>
-          <w:sz w:val="24"/>
-          <w:szCs w:val="24"/>
-        </w:rPr>
-        <w:t xml:space="preserve"> </w:t>
-      </w:r>
-    </w:p>
-    <w:p>
-      <w:pPr>
-        <w:spacing w:after="0"/>
-        <w:rPr>
-          <w:sz w:val="24"/>
-          <w:szCs w:val="24"/>
-        </w:rPr>
-      </w:pPr>
-      <w:r>
-        <w:rPr>
-          <w:sz w:val="24"/>
-          <w:szCs w:val="24"/>
-        </w:rPr>
-        <w:t xml:space="preserve">    // User confirms they want to continue session on THIS tab and </w:t>
-      </w:r>
-      <w:proofErr w:type="gramStart"/>
-      <w:r>
-        <w:rPr>
-          <w:sz w:val="24"/>
-          <w:szCs w:val="24"/>
-        </w:rPr>
-        <w:t>logout</w:t>
-      </w:r>
-      <w:proofErr w:type="gramEnd"/>
-      <w:r>
-        <w:rPr>
-          <w:sz w:val="24"/>
-          <w:szCs w:val="24"/>
-        </w:rPr>
-        <w:t xml:space="preserve"> others</w:t>
-      </w:r>
-    </w:p>
-    <w:p>
-      <w:pPr>
-        <w:spacing w:after="0"/>
-        <w:rPr>
-          <w:sz w:val="24"/>
-          <w:szCs w:val="24"/>
-        </w:rPr>
-      </w:pPr>
-      <w:r>
-        <w:rPr>
-          <w:sz w:val="24"/>
-          <w:szCs w:val="24"/>
-        </w:rPr>
-        <w:t xml:space="preserve">    </w:t>
-      </w:r>
-      <w:proofErr w:type="spellStart"/>
-      <w:proofErr w:type="gramStart"/>
-      <w:r>
-        <w:rPr>
-          <w:sz w:val="24"/>
-          <w:szCs w:val="24"/>
-        </w:rPr>
-        <w:t>socket.on</w:t>
-      </w:r>
-      <w:proofErr w:type="spellEnd"/>
-      <w:proofErr w:type="gramEnd"/>
-      <w:r>
-        <w:rPr>
-          <w:sz w:val="24"/>
-          <w:szCs w:val="24"/>
-        </w:rPr>
-        <w:t>("</w:t>
-      </w:r>
-      <w:proofErr w:type="spellStart"/>
-      <w:r>
-        <w:rPr>
-          <w:sz w:val="24"/>
-          <w:szCs w:val="24"/>
-        </w:rPr>
-        <w:t>confirm_continue_here</w:t>
-      </w:r>
-      <w:proofErr w:type="spellEnd"/>
-      <w:r>
-        <w:rPr>
-          <w:sz w:val="24"/>
-          <w:szCs w:val="24"/>
-        </w:rPr>
-        <w:t xml:space="preserve">", async </w:t>
-      </w:r>
-      <w:proofErr w:type="gramStart"/>
-      <w:r>
-        <w:rPr>
-          <w:sz w:val="24"/>
-          <w:szCs w:val="24"/>
-        </w:rPr>
-        <w:t>({ email</w:t>
-      </w:r>
-      <w:proofErr w:type="gramEnd"/>
-      <w:r>
-        <w:rPr>
-          <w:sz w:val="24"/>
-          <w:szCs w:val="24"/>
-        </w:rPr>
-        <w:t xml:space="preserve"> }) =&gt; {</w:t>
-      </w:r>
-    </w:p>
-    <w:p>
-      <w:pPr>
-        <w:spacing w:after="0"/>
-        <w:rPr>
-          <w:sz w:val="24"/>
-          <w:szCs w:val="24"/>
-        </w:rPr>
-      </w:pPr>
-      <w:r>
-        <w:rPr>
-          <w:sz w:val="24"/>
-          <w:szCs w:val="24"/>
-        </w:rPr>
-        <w:t xml:space="preserve">      const </w:t>
-      </w:r>
-      <w:proofErr w:type="spellStart"/>
-      <w:r>
-        <w:rPr>
-          <w:sz w:val="24"/>
-          <w:szCs w:val="24"/>
-        </w:rPr>
-        <w:t>targetEmail</w:t>
-      </w:r>
-      <w:proofErr w:type="spellEnd"/>
-      <w:r>
-        <w:rPr>
-          <w:sz w:val="24"/>
-          <w:szCs w:val="24"/>
-        </w:rPr>
-        <w:t xml:space="preserve"> = email || </w:t>
-      </w:r>
-      <w:proofErr w:type="spellStart"/>
-      <w:proofErr w:type="gramStart"/>
-      <w:r>
-        <w:rPr>
-          <w:sz w:val="24"/>
-          <w:szCs w:val="24"/>
-        </w:rPr>
-        <w:t>currentUserEmail</w:t>
-      </w:r>
-      <w:proofErr w:type="spellEnd"/>
-      <w:r>
-        <w:rPr>
-          <w:sz w:val="24"/>
-          <w:szCs w:val="24"/>
-        </w:rPr>
-        <w:t>;</w:t>
-      </w:r>
-      <w:proofErr w:type="gramEnd"/>
-    </w:p>
-    <w:p>
-      <w:pPr>
-        <w:spacing w:after="0"/>
-        <w:rPr>
-          <w:sz w:val="24"/>
-          <w:szCs w:val="24"/>
-        </w:rPr>
-      </w:pPr>
-      <w:r>
-        <w:rPr>
-          <w:sz w:val="24"/>
-          <w:szCs w:val="24"/>
-        </w:rPr>
-        <w:t xml:space="preserve">      if </w:t>
-      </w:r>
-      <w:proofErr w:type="gramStart"/>
-      <w:r>
-        <w:rPr>
-          <w:sz w:val="24"/>
-          <w:szCs w:val="24"/>
-        </w:rPr>
-        <w:t>(!</w:t>
-      </w:r>
-      <w:proofErr w:type="spellStart"/>
-      <w:r>
-        <w:rPr>
-          <w:sz w:val="24"/>
-          <w:szCs w:val="24"/>
-        </w:rPr>
-        <w:t>targetEmail</w:t>
-      </w:r>
-      <w:proofErr w:type="spellEnd"/>
-      <w:proofErr w:type="gramEnd"/>
-      <w:r>
-        <w:rPr>
-          <w:sz w:val="24"/>
-          <w:szCs w:val="24"/>
-        </w:rPr>
-        <w:t xml:space="preserve">) </w:t>
-      </w:r>
-      <w:proofErr w:type="gramStart"/>
-      <w:r>
-        <w:rPr>
-          <w:sz w:val="24"/>
-          <w:szCs w:val="24"/>
-        </w:rPr>
-        <w:t>return;</w:t>
-      </w:r>
-      <w:proofErr w:type="gramEnd"/>
-    </w:p>
-    <w:p>
-      <w:pPr>
-        <w:spacing w:after="0"/>
-        <w:rPr>
-          <w:sz w:val="24"/>
-          <w:szCs w:val="24"/>
-        </w:rPr>
-      </w:pPr>
-      <w:r>
-        <w:rPr>
-          <w:sz w:val="24"/>
-          <w:szCs w:val="24"/>
-        </w:rPr>
-        <w:t xml:space="preserve"> </w:t>
-      </w:r>
-    </w:p>
-    <w:p>
-      <w:pPr>
-        <w:spacing w:after="0"/>
-        <w:rPr>
-          <w:sz w:val="24"/>
-          <w:szCs w:val="24"/>
-        </w:rPr>
-      </w:pPr>
-      <w:r>
-        <w:rPr>
-          <w:sz w:val="24"/>
-          <w:szCs w:val="24"/>
-        </w:rPr>
-        <w:t xml:space="preserve">      const </w:t>
-      </w:r>
-      <w:proofErr w:type="spellStart"/>
-      <w:r>
-        <w:rPr>
-          <w:sz w:val="24"/>
-          <w:szCs w:val="24"/>
-        </w:rPr>
-        <w:t>roomName</w:t>
-      </w:r>
-      <w:proofErr w:type="spellEnd"/>
-      <w:r>
-        <w:rPr>
-          <w:sz w:val="24"/>
-          <w:szCs w:val="24"/>
-        </w:rPr>
-        <w:t xml:space="preserve"> = `</w:t>
-      </w:r>
-      <w:proofErr w:type="gramStart"/>
-      <w:r>
-        <w:rPr>
-          <w:sz w:val="24"/>
-          <w:szCs w:val="24"/>
-        </w:rPr>
-        <w:t>user:$</w:t>
-      </w:r>
-      <w:proofErr w:type="gramEnd"/>
-      <w:r>
-        <w:rPr>
-          <w:sz w:val="24"/>
-          <w:szCs w:val="24"/>
-        </w:rPr>
-        <w:t>{</w:t>
-      </w:r>
-      <w:proofErr w:type="spellStart"/>
-      <w:r>
-        <w:rPr>
-          <w:sz w:val="24"/>
-          <w:szCs w:val="24"/>
-        </w:rPr>
-        <w:t>targetEmail</w:t>
-      </w:r>
-      <w:proofErr w:type="spellEnd"/>
-      <w:r>
-        <w:rPr>
-          <w:sz w:val="24"/>
-          <w:szCs w:val="24"/>
-        </w:rPr>
-        <w:t>}</w:t>
-      </w:r>
-      <w:proofErr w:type="gramStart"/>
-      <w:r>
-        <w:rPr>
-          <w:sz w:val="24"/>
-          <w:szCs w:val="24"/>
-        </w:rPr>
-        <w:t>`;</w:t>
-      </w:r>
-      <w:proofErr w:type="gramEnd"/>
-    </w:p>
-    <w:p>
-      <w:pPr>
-        <w:spacing w:after="0"/>
-        <w:rPr>
-          <w:sz w:val="24"/>
-          <w:szCs w:val="24"/>
-        </w:rPr>
-      </w:pPr>
-      <w:r>
-        <w:rPr>
-          <w:sz w:val="24"/>
-          <w:szCs w:val="24"/>
-        </w:rPr>
-        <w:t xml:space="preserve">      const </w:t>
-      </w:r>
-      <w:proofErr w:type="spellStart"/>
-      <w:r>
-        <w:rPr>
-          <w:sz w:val="24"/>
-          <w:szCs w:val="24"/>
-        </w:rPr>
-        <w:t>socketsInRoom</w:t>
-      </w:r>
-      <w:proofErr w:type="spellEnd"/>
-      <w:r>
-        <w:rPr>
-          <w:sz w:val="24"/>
-          <w:szCs w:val="24"/>
-        </w:rPr>
-        <w:t xml:space="preserve"> = await io.in(</w:t>
-      </w:r>
-      <w:proofErr w:type="spellStart"/>
-      <w:r>
-        <w:rPr>
-          <w:sz w:val="24"/>
-          <w:szCs w:val="24"/>
-        </w:rPr>
-        <w:t>roomName</w:t>
-      </w:r>
-      <w:proofErr w:type="spellEnd"/>
-      <w:proofErr w:type="gramStart"/>
-      <w:r>
-        <w:rPr>
-          <w:sz w:val="24"/>
-          <w:szCs w:val="24"/>
-        </w:rPr>
-        <w:t>).</w:t>
-      </w:r>
-      <w:proofErr w:type="spellStart"/>
-      <w:r>
-        <w:rPr>
-          <w:sz w:val="24"/>
-          <w:szCs w:val="24"/>
-        </w:rPr>
-        <w:t>fetchSockets</w:t>
-      </w:r>
-      <w:proofErr w:type="spellEnd"/>
-      <w:proofErr w:type="gramEnd"/>
-      <w:r>
-        <w:rPr>
-          <w:sz w:val="24"/>
-          <w:szCs w:val="24"/>
-        </w:rPr>
-        <w:t>(</w:t>
-      </w:r>
-      <w:proofErr w:type="gramStart"/>
-      <w:r>
-        <w:rPr>
-          <w:sz w:val="24"/>
-          <w:szCs w:val="24"/>
-        </w:rPr>
-        <w:t>);</w:t>
-      </w:r>
-      <w:proofErr w:type="gramEnd"/>
-    </w:p>
-    <w:p>
-      <w:pPr>
-        <w:spacing w:after="0"/>
-        <w:rPr>
-          <w:sz w:val="24"/>
-          <w:szCs w:val="24"/>
-        </w:rPr>
-      </w:pPr>
-      <w:r>
-        <w:rPr>
-          <w:sz w:val="24"/>
-          <w:szCs w:val="24"/>
-        </w:rPr>
-        <w:t xml:space="preserve"> </w:t>
-      </w:r>
-    </w:p>
-    <w:p>
-      <w:pPr>
-        <w:spacing w:after="0"/>
-        <w:rPr>
-          <w:sz w:val="24"/>
-          <w:szCs w:val="24"/>
-        </w:rPr>
-      </w:pPr>
-      <w:r>
-        <w:rPr>
-          <w:sz w:val="24"/>
-          <w:szCs w:val="24"/>
-        </w:rPr>
-        <w:t xml:space="preserve">      </w:t>
-      </w:r>
-      <w:proofErr w:type="gramStart"/>
-      <w:r>
-        <w:rPr>
-          <w:sz w:val="24"/>
-          <w:szCs w:val="24"/>
-        </w:rPr>
-        <w:t>console.log(</w:t>
-      </w:r>
-      <w:proofErr w:type="gramEnd"/>
-    </w:p>
-    <w:p>
-      <w:pPr>
-        <w:spacing w:after="0"/>
-        <w:rPr>
-          <w:sz w:val="24"/>
-          <w:szCs w:val="24"/>
-        </w:rPr>
-      </w:pPr>
-      <w:r>
-        <w:rPr>
-          <w:sz w:val="24"/>
-          <w:szCs w:val="24"/>
-        </w:rPr>
-        <w:t xml:space="preserve">        `[Socket] Force logging out previous sessions for ${</w:t>
-      </w:r>
-      <w:proofErr w:type="spellStart"/>
-      <w:r>
-        <w:rPr>
-          <w:sz w:val="24"/>
-          <w:szCs w:val="24"/>
-        </w:rPr>
-        <w:t>targetEmail</w:t>
-      </w:r>
-      <w:proofErr w:type="spellEnd"/>
-      <w:r>
-        <w:rPr>
-          <w:sz w:val="24"/>
-          <w:szCs w:val="24"/>
-        </w:rPr>
-        <w:t>}. Total sockets: ${</w:t>
-      </w:r>
-      <w:proofErr w:type="spellStart"/>
-      <w:proofErr w:type="gramStart"/>
-      <w:r>
-        <w:rPr>
-          <w:sz w:val="24"/>
-          <w:szCs w:val="24"/>
-        </w:rPr>
-        <w:t>socketsInRoom.length</w:t>
-      </w:r>
-      <w:proofErr w:type="spellEnd"/>
-      <w:r>
-        <w:rPr>
-          <w:sz w:val="24"/>
-          <w:szCs w:val="24"/>
-        </w:rPr>
-        <w:t>}`</w:t>
-      </w:r>
-      <w:proofErr w:type="gramEnd"/>
-    </w:p>
-    <w:p>
-      <w:pPr>
-        <w:spacing w:after="0"/>
-        <w:rPr>
-          <w:sz w:val="24"/>
-          <w:szCs w:val="24"/>
-        </w:rPr>
-      </w:pPr>
-      <w:r>
-        <w:rPr>
-          <w:sz w:val="24"/>
-          <w:szCs w:val="24"/>
-        </w:rPr>
-        <w:t xml:space="preserve">      </w:t>
-      </w:r>
-      <w:proofErr w:type="gramStart"/>
-      <w:r>
-        <w:rPr>
-          <w:sz w:val="24"/>
-          <w:szCs w:val="24"/>
-        </w:rPr>
-        <w:t>);</w:t>
-      </w:r>
-      <w:proofErr w:type="gramEnd"/>
-    </w:p>
-    <w:p>
-      <w:pPr>
-        <w:spacing w:after="0"/>
-        <w:rPr>
-          <w:sz w:val="24"/>
-          <w:szCs w:val="24"/>
-        </w:rPr>
-      </w:pPr>
-      <w:r>
-        <w:rPr>
-          <w:sz w:val="24"/>
-          <w:szCs w:val="24"/>
-        </w:rPr>
-        <w:t xml:space="preserve"> </w:t>
-      </w:r>
-    </w:p>
-    <w:p>
-      <w:pPr>
-        <w:spacing w:after="0"/>
-        <w:rPr>
-          <w:sz w:val="24"/>
-          <w:szCs w:val="24"/>
-        </w:rPr>
-      </w:pPr>
-      <w:r>
-        <w:rPr>
-          <w:sz w:val="24"/>
-          <w:szCs w:val="24"/>
-        </w:rPr>
-        <w:t xml:space="preserve">      </w:t>
-      </w:r>
-      <w:proofErr w:type="spellStart"/>
-      <w:r>
-        <w:rPr>
-          <w:sz w:val="24"/>
-          <w:szCs w:val="24"/>
-        </w:rPr>
-        <w:t>socketsInRoom.forEach</w:t>
-      </w:r>
-      <w:proofErr w:type="spellEnd"/>
-      <w:r>
-        <w:rPr>
-          <w:sz w:val="24"/>
-          <w:szCs w:val="24"/>
-        </w:rPr>
-        <w:t>((s) =&gt; {</w:t>
-      </w:r>
-    </w:p>
-    <w:p>
-      <w:pPr>
-        <w:spacing w:after="0"/>
-        <w:rPr>
-          <w:sz w:val="24"/>
-          <w:szCs w:val="24"/>
-        </w:rPr>
-      </w:pPr>
-      <w:r>
-        <w:rPr>
-          <w:sz w:val="24"/>
-          <w:szCs w:val="24"/>
-        </w:rPr>
-        <w:t xml:space="preserve">        if (s.</w:t>
-      </w:r>
-      <w:proofErr w:type="gramStart"/>
-      <w:r>
-        <w:rPr>
-          <w:sz w:val="24"/>
-          <w:szCs w:val="24"/>
-        </w:rPr>
-        <w:t>id !</w:t>
-      </w:r>
-      <w:proofErr w:type="gramEnd"/>
-      <w:r>
-        <w:rPr>
-          <w:sz w:val="24"/>
-          <w:szCs w:val="24"/>
-        </w:rPr>
-        <w:t xml:space="preserve">== </w:t>
-      </w:r>
-      <w:proofErr w:type="gramStart"/>
-      <w:r>
-        <w:rPr>
-          <w:sz w:val="24"/>
-          <w:szCs w:val="24"/>
-        </w:rPr>
-        <w:t>socket.id) {</w:t>
-      </w:r>
-      <w:proofErr w:type="gramEnd"/>
-    </w:p>
-    <w:p>
-      <w:pPr>
-        <w:spacing w:after="0"/>
-        <w:rPr>
-          <w:sz w:val="24"/>
-          <w:szCs w:val="24"/>
-        </w:rPr>
-      </w:pPr>
-      <w:r>
-        <w:rPr>
-          <w:sz w:val="24"/>
-          <w:szCs w:val="24"/>
-        </w:rPr>
-        <w:t xml:space="preserve">          // Emit </w:t>
-      </w:r>
-      <w:proofErr w:type="spellStart"/>
-      <w:r>
-        <w:rPr>
-          <w:sz w:val="24"/>
-          <w:szCs w:val="24"/>
-        </w:rPr>
-        <w:t>force_logout</w:t>
-      </w:r>
-      <w:proofErr w:type="spellEnd"/>
-      <w:r>
-        <w:rPr>
-          <w:sz w:val="24"/>
-          <w:szCs w:val="24"/>
-        </w:rPr>
-        <w:t xml:space="preserve"> to the target socket</w:t>
-      </w:r>
-    </w:p>
-    <w:p>
-      <w:pPr>
-        <w:spacing w:after="0"/>
-        <w:rPr>
-          <w:sz w:val="24"/>
-          <w:szCs w:val="24"/>
-        </w:rPr>
-      </w:pPr>
-      <w:r>
-        <w:rPr>
-          <w:sz w:val="24"/>
-          <w:szCs w:val="24"/>
-        </w:rPr>
-        <w:t xml:space="preserve">          io.to(s.id</w:t>
-      </w:r>
-      <w:proofErr w:type="gramStart"/>
-      <w:r>
-        <w:rPr>
-          <w:sz w:val="24"/>
-          <w:szCs w:val="24"/>
-        </w:rPr>
-        <w:t>).emit</w:t>
-      </w:r>
-      <w:proofErr w:type="gramEnd"/>
-      <w:r>
-        <w:rPr>
-          <w:sz w:val="24"/>
-          <w:szCs w:val="24"/>
-        </w:rPr>
-        <w:t>("</w:t>
-      </w:r>
-      <w:proofErr w:type="spellStart"/>
-      <w:r>
-        <w:rPr>
-          <w:sz w:val="24"/>
-          <w:szCs w:val="24"/>
-        </w:rPr>
-        <w:t>force_logout</w:t>
-      </w:r>
-      <w:proofErr w:type="spellEnd"/>
-      <w:proofErr w:type="gramStart"/>
-      <w:r>
-        <w:rPr>
-          <w:sz w:val="24"/>
-          <w:szCs w:val="24"/>
-        </w:rPr>
-        <w:t>", {</w:t>
-      </w:r>
-      <w:proofErr w:type="gramEnd"/>
-    </w:p>
-    <w:p>
-      <w:pPr>
-        <w:spacing w:after="0"/>
-        <w:rPr>
-          <w:sz w:val="24"/>
-          <w:szCs w:val="24"/>
-        </w:rPr>
-      </w:pPr>
-      <w:r>
-        <w:rPr>
-          <w:sz w:val="24"/>
-          <w:szCs w:val="24"/>
-        </w:rPr>
-        <w:t xml:space="preserve">            message:</w:t>
-      </w:r>
-    </w:p>
-    <w:p>
-      <w:pPr>
-        <w:spacing w:after="0"/>
-        <w:rPr>
-          <w:sz w:val="24"/>
-          <w:szCs w:val="24"/>
-        </w:rPr>
-      </w:pPr>
-      <w:r>
-        <w:rPr>
-          <w:sz w:val="24"/>
-          <w:szCs w:val="24"/>
-        </w:rPr>
-        <w:t xml:space="preserve">              "You have been logged out because this account was accessed from another tab or device.",</w:t>
-      </w:r>
-    </w:p>
-    <w:p>
-      <w:pPr>
-        <w:spacing w:after="0"/>
-        <w:rPr>
-          <w:sz w:val="24"/>
-          <w:szCs w:val="24"/>
-        </w:rPr>
-      </w:pPr>
-      <w:r>
-        <w:rPr>
-          <w:sz w:val="24"/>
-          <w:szCs w:val="24"/>
-        </w:rPr>
-        <w:t xml:space="preserve">          }</w:t>
-      </w:r>
-      <w:proofErr w:type="gramStart"/>
-      <w:r>
-        <w:rPr>
-          <w:sz w:val="24"/>
-          <w:szCs w:val="24"/>
-        </w:rPr>
-        <w:t>);</w:t>
-      </w:r>
-      <w:proofErr w:type="gramEnd"/>
-    </w:p>
-    <w:p>
-      <w:pPr>
-        <w:spacing w:after="0"/>
-        <w:rPr>
-          <w:sz w:val="24"/>
-          <w:szCs w:val="24"/>
-        </w:rPr>
-      </w:pPr>
-      <w:r>
-        <w:rPr>
-          <w:sz w:val="24"/>
-          <w:szCs w:val="24"/>
-        </w:rPr>
-        <w:t xml:space="preserve">          // Remove from room so it won't receive future room broadcasts</w:t>
-      </w:r>
-    </w:p>
-    <w:p>
-      <w:pPr>
-        <w:spacing w:after="0"/>
-        <w:rPr>
-          <w:sz w:val="24"/>
-          <w:szCs w:val="24"/>
-        </w:rPr>
-      </w:pPr>
-      <w:r>
-        <w:rPr>
-          <w:sz w:val="24"/>
-          <w:szCs w:val="24"/>
-        </w:rPr>
-        <w:t xml:space="preserve">          </w:t>
-      </w:r>
-      <w:proofErr w:type="spellStart"/>
-      <w:proofErr w:type="gramStart"/>
-      <w:r>
-        <w:rPr>
-          <w:sz w:val="24"/>
-          <w:szCs w:val="24"/>
-        </w:rPr>
-        <w:t>s.leave</w:t>
-      </w:r>
-      <w:proofErr w:type="spellEnd"/>
-      <w:proofErr w:type="gramEnd"/>
-      <w:r>
-        <w:rPr>
-          <w:sz w:val="24"/>
-          <w:szCs w:val="24"/>
-        </w:rPr>
-        <w:t>(</w:t>
-      </w:r>
-      <w:proofErr w:type="spellStart"/>
-      <w:r>
-        <w:rPr>
-          <w:sz w:val="24"/>
-          <w:szCs w:val="24"/>
-        </w:rPr>
-        <w:t>roomName</w:t>
-      </w:r>
-      <w:proofErr w:type="spellEnd"/>
-      <w:proofErr w:type="gramStart"/>
-      <w:r>
-        <w:rPr>
-          <w:sz w:val="24"/>
-          <w:szCs w:val="24"/>
-        </w:rPr>
-        <w:t>);</w:t>
-      </w:r>
-      <w:proofErr w:type="gramEnd"/>
-    </w:p>
-    <w:p>
-      <w:pPr>
-        <w:spacing w:after="0"/>
-        <w:rPr>
-          <w:sz w:val="24"/>
-          <w:szCs w:val="24"/>
-        </w:rPr>
-      </w:pPr>
-      <w:r>
-        <w:rPr>
-          <w:sz w:val="24"/>
-          <w:szCs w:val="24"/>
-        </w:rPr>
-        <w:t xml:space="preserve">        }</w:t>
-      </w:r>
-    </w:p>
-    <w:p>
-      <w:pPr>
-        <w:spacing w:after="0"/>
-        <w:rPr>
-          <w:sz w:val="24"/>
-          <w:szCs w:val="24"/>
-        </w:rPr>
-      </w:pPr>
-      <w:r>
-        <w:rPr>
-          <w:sz w:val="24"/>
-          <w:szCs w:val="24"/>
-        </w:rPr>
-        <w:t xml:space="preserve">      }</w:t>
-      </w:r>
-      <w:proofErr w:type="gramStart"/>
-      <w:r>
-        <w:rPr>
-          <w:sz w:val="24"/>
-          <w:szCs w:val="24"/>
-        </w:rPr>
-        <w:t>);</w:t>
-      </w:r>
-      <w:proofErr w:type="gramEnd"/>
-    </w:p>
-    <w:p>
-      <w:pPr>
-        <w:spacing w:after="0"/>
-        <w:rPr>
-          <w:sz w:val="24"/>
-          <w:szCs w:val="24"/>
-        </w:rPr>
-      </w:pPr>
-      <w:r>
-        <w:rPr>
-          <w:sz w:val="24"/>
-          <w:szCs w:val="24"/>
-        </w:rPr>
-        <w:t xml:space="preserve">    }</w:t>
-      </w:r>
-      <w:proofErr w:type="gramStart"/>
-      <w:r>
-        <w:rPr>
-          <w:sz w:val="24"/>
-          <w:szCs w:val="24"/>
-        </w:rPr>
-        <w:t>);</w:t>
-      </w:r>
-      <w:proofErr w:type="gramEnd"/>
-    </w:p>
-    <w:p>
-      <w:pPr>
-        <w:spacing w:after="0"/>
-        <w:rPr>
-          <w:sz w:val="24"/>
-          <w:szCs w:val="24"/>
-        </w:rPr>
-      </w:pPr>
-      <w:r>
-        <w:rPr>
-          <w:sz w:val="24"/>
-          <w:szCs w:val="24"/>
-        </w:rPr>
-        <w:lastRenderedPageBreak/>
         <w:t xml:space="preserve"> </w:t>
       </w:r>
     </w:p>
@@ -60177,6 +60165,7 @@
           <w:sz w:val="24"/>
           <w:szCs w:val="24"/>
         </w:rPr>
+        <w:lastRenderedPageBreak/>
         <w:t>// Signup user</w:t>
       </w:r>
     </w:p>
@@ -60225,27 +60214,1827 @@
           <w:sz w:val="24"/>
           <w:szCs w:val="24"/>
         </w:rPr>
+        <w:t xml:space="preserve">    const data = </w:t>
+      </w:r>
+      <w:proofErr w:type="spellStart"/>
+      <w:proofErr w:type="gramStart"/>
+      <w:r>
+        <w:rPr>
+          <w:sz w:val="24"/>
+          <w:szCs w:val="24"/>
+        </w:rPr>
+        <w:t>req.body</w:t>
+      </w:r>
+      <w:proofErr w:type="spellEnd"/>
+      <w:proofErr w:type="gramEnd"/>
+      <w:r>
+        <w:rPr>
+          <w:sz w:val="24"/>
+          <w:szCs w:val="24"/>
+        </w:rPr>
+        <w:t>;</w:t>
+      </w:r>
+    </w:p>
+    <w:p>
+      <w:pPr>
+        <w:spacing w:after="0"/>
+        <w:rPr>
+          <w:sz w:val="24"/>
+          <w:szCs w:val="24"/>
+        </w:rPr>
+      </w:pPr>
+      <w:r>
+        <w:rPr>
+          <w:sz w:val="24"/>
+          <w:szCs w:val="24"/>
+        </w:rPr>
+        <w:t xml:space="preserve"> </w:t>
+      </w:r>
+    </w:p>
+    <w:p>
+      <w:pPr>
+        <w:spacing w:after="0"/>
+        <w:rPr>
+          <w:sz w:val="24"/>
+          <w:szCs w:val="24"/>
+        </w:rPr>
+      </w:pPr>
+      <w:r>
+        <w:rPr>
+          <w:sz w:val="24"/>
+          <w:szCs w:val="24"/>
+        </w:rPr>
+        <w:t xml:space="preserve">    const </w:t>
+      </w:r>
+      <w:proofErr w:type="spellStart"/>
+      <w:r>
+        <w:rPr>
+          <w:sz w:val="24"/>
+          <w:szCs w:val="24"/>
+        </w:rPr>
+        <w:t>existingUser</w:t>
+      </w:r>
+      <w:proofErr w:type="spellEnd"/>
+      <w:r>
+        <w:rPr>
+          <w:sz w:val="24"/>
+          <w:szCs w:val="24"/>
+        </w:rPr>
+        <w:t xml:space="preserve"> = await </w:t>
+      </w:r>
+      <w:proofErr w:type="spellStart"/>
+      <w:r>
+        <w:rPr>
+          <w:sz w:val="24"/>
+          <w:szCs w:val="24"/>
+        </w:rPr>
+        <w:t>User.findOne</w:t>
+      </w:r>
+      <w:proofErr w:type="spellEnd"/>
+      <w:proofErr w:type="gramStart"/>
+      <w:r>
+        <w:rPr>
+          <w:sz w:val="24"/>
+          <w:szCs w:val="24"/>
+        </w:rPr>
+        <w:t>({ email</w:t>
+      </w:r>
+      <w:proofErr w:type="gramEnd"/>
+      <w:r>
+        <w:rPr>
+          <w:sz w:val="24"/>
+          <w:szCs w:val="24"/>
+        </w:rPr>
+        <w:t xml:space="preserve">: </w:t>
+      </w:r>
+      <w:proofErr w:type="spellStart"/>
+      <w:proofErr w:type="gramStart"/>
+      <w:r>
+        <w:rPr>
+          <w:sz w:val="24"/>
+          <w:szCs w:val="24"/>
+        </w:rPr>
+        <w:t>data.email</w:t>
+      </w:r>
+      <w:proofErr w:type="spellEnd"/>
+      <w:proofErr w:type="gramEnd"/>
+      <w:r>
+        <w:rPr>
+          <w:sz w:val="24"/>
+          <w:szCs w:val="24"/>
+        </w:rPr>
+        <w:t xml:space="preserve"> }</w:t>
+      </w:r>
+      <w:proofErr w:type="gramStart"/>
+      <w:r>
+        <w:rPr>
+          <w:sz w:val="24"/>
+          <w:szCs w:val="24"/>
+        </w:rPr>
+        <w:t>);</w:t>
+      </w:r>
+      <w:proofErr w:type="gramEnd"/>
+    </w:p>
+    <w:p>
+      <w:pPr>
+        <w:spacing w:after="0"/>
+        <w:rPr>
+          <w:sz w:val="24"/>
+          <w:szCs w:val="24"/>
+        </w:rPr>
+      </w:pPr>
+      <w:r>
+        <w:rPr>
+          <w:sz w:val="24"/>
+          <w:szCs w:val="24"/>
+        </w:rPr>
+        <w:t xml:space="preserve">    if (</w:t>
+      </w:r>
+      <w:proofErr w:type="spellStart"/>
+      <w:r>
+        <w:rPr>
+          <w:sz w:val="24"/>
+          <w:szCs w:val="24"/>
+        </w:rPr>
+        <w:t>existingUser</w:t>
+      </w:r>
+      <w:proofErr w:type="spellEnd"/>
+      <w:r>
+        <w:rPr>
+          <w:sz w:val="24"/>
+          <w:szCs w:val="24"/>
+        </w:rPr>
+        <w:t>) {</w:t>
+      </w:r>
+    </w:p>
+    <w:p>
+      <w:pPr>
+        <w:spacing w:after="0"/>
+        <w:rPr>
+          <w:sz w:val="24"/>
+          <w:szCs w:val="24"/>
+        </w:rPr>
+      </w:pPr>
+      <w:r>
+        <w:rPr>
+          <w:sz w:val="24"/>
+          <w:szCs w:val="24"/>
+        </w:rPr>
+        <w:t xml:space="preserve">      return </w:t>
+      </w:r>
+      <w:proofErr w:type="gramStart"/>
+      <w:r>
+        <w:rPr>
+          <w:sz w:val="24"/>
+          <w:szCs w:val="24"/>
+        </w:rPr>
+        <w:t>res</w:t>
+      </w:r>
+      <w:proofErr w:type="gramEnd"/>
+    </w:p>
+    <w:p>
+      <w:pPr>
+        <w:spacing w:after="0"/>
+        <w:rPr>
+          <w:sz w:val="24"/>
+          <w:szCs w:val="24"/>
+        </w:rPr>
+      </w:pPr>
+      <w:r>
+        <w:rPr>
+          <w:sz w:val="24"/>
+          <w:szCs w:val="24"/>
+        </w:rPr>
+        <w:t xml:space="preserve">        </w:t>
+      </w:r>
+      <w:proofErr w:type="gramStart"/>
+      <w:r>
+        <w:rPr>
+          <w:sz w:val="24"/>
+          <w:szCs w:val="24"/>
+        </w:rPr>
+        <w:t>.status</w:t>
+      </w:r>
+      <w:proofErr w:type="gramEnd"/>
+      <w:r>
+        <w:rPr>
+          <w:sz w:val="24"/>
+          <w:szCs w:val="24"/>
+        </w:rPr>
+        <w:t>(400)</w:t>
+      </w:r>
+    </w:p>
+    <w:p>
+      <w:pPr>
+        <w:spacing w:after="0"/>
+        <w:rPr>
+          <w:sz w:val="24"/>
+          <w:szCs w:val="24"/>
+        </w:rPr>
+      </w:pPr>
+      <w:r>
+        <w:rPr>
+          <w:sz w:val="24"/>
+          <w:szCs w:val="24"/>
+        </w:rPr>
+        <w:t xml:space="preserve">        </w:t>
+      </w:r>
+      <w:proofErr w:type="gramStart"/>
+      <w:r>
+        <w:rPr>
+          <w:sz w:val="24"/>
+          <w:szCs w:val="24"/>
+        </w:rPr>
+        <w:t>.</w:t>
+      </w:r>
+      <w:proofErr w:type="spellStart"/>
+      <w:r>
+        <w:rPr>
+          <w:sz w:val="24"/>
+          <w:szCs w:val="24"/>
+        </w:rPr>
+        <w:t>json</w:t>
+      </w:r>
+      <w:proofErr w:type="spellEnd"/>
+      <w:r>
+        <w:rPr>
+          <w:sz w:val="24"/>
+          <w:szCs w:val="24"/>
+        </w:rPr>
+        <w:t>({ success</w:t>
+      </w:r>
+      <w:proofErr w:type="gramEnd"/>
+      <w:r>
+        <w:rPr>
+          <w:sz w:val="24"/>
+          <w:szCs w:val="24"/>
+        </w:rPr>
+        <w:t>: false, message: "Email already exists</w:t>
+      </w:r>
+      <w:proofErr w:type="gramStart"/>
+      <w:r>
+        <w:rPr>
+          <w:sz w:val="24"/>
+          <w:szCs w:val="24"/>
+        </w:rPr>
+        <w:t>" });</w:t>
+      </w:r>
+      <w:proofErr w:type="gramEnd"/>
+    </w:p>
+    <w:p>
+      <w:pPr>
+        <w:spacing w:after="0"/>
+        <w:rPr>
+          <w:sz w:val="24"/>
+          <w:szCs w:val="24"/>
+        </w:rPr>
+      </w:pPr>
+      <w:r>
+        <w:rPr>
+          <w:sz w:val="24"/>
+          <w:szCs w:val="24"/>
+        </w:rPr>
+        <w:t xml:space="preserve">    }</w:t>
+      </w:r>
+    </w:p>
+    <w:p>
+      <w:pPr>
+        <w:spacing w:after="0"/>
+        <w:rPr>
+          <w:sz w:val="24"/>
+          <w:szCs w:val="24"/>
+        </w:rPr>
+      </w:pPr>
+      <w:r>
+        <w:rPr>
+          <w:sz w:val="24"/>
+          <w:szCs w:val="24"/>
+        </w:rPr>
+        <w:t xml:space="preserve"> </w:t>
+      </w:r>
+    </w:p>
+    <w:p>
+      <w:pPr>
+        <w:spacing w:after="0"/>
+        <w:rPr>
+          <w:sz w:val="24"/>
+          <w:szCs w:val="24"/>
+        </w:rPr>
+      </w:pPr>
+      <w:r>
+        <w:rPr>
+          <w:sz w:val="24"/>
+          <w:szCs w:val="24"/>
+        </w:rPr>
+        <w:t xml:space="preserve">    const </w:t>
+      </w:r>
+      <w:proofErr w:type="spellStart"/>
+      <w:r>
+        <w:rPr>
+          <w:sz w:val="24"/>
+          <w:szCs w:val="24"/>
+        </w:rPr>
+        <w:t>hashedPassword</w:t>
+      </w:r>
+      <w:proofErr w:type="spellEnd"/>
+      <w:r>
+        <w:rPr>
+          <w:sz w:val="24"/>
+          <w:szCs w:val="24"/>
+        </w:rPr>
+        <w:t xml:space="preserve"> = await </w:t>
+      </w:r>
+      <w:proofErr w:type="spellStart"/>
+      <w:proofErr w:type="gramStart"/>
+      <w:r>
+        <w:rPr>
+          <w:sz w:val="24"/>
+          <w:szCs w:val="24"/>
+        </w:rPr>
+        <w:t>bcrypt.hash</w:t>
+      </w:r>
+      <w:proofErr w:type="spellEnd"/>
+      <w:proofErr w:type="gramEnd"/>
+      <w:r>
+        <w:rPr>
+          <w:sz w:val="24"/>
+          <w:szCs w:val="24"/>
+        </w:rPr>
+        <w:t>(</w:t>
+      </w:r>
+      <w:proofErr w:type="spellStart"/>
+      <w:proofErr w:type="gramStart"/>
+      <w:r>
+        <w:rPr>
+          <w:sz w:val="24"/>
+          <w:szCs w:val="24"/>
+        </w:rPr>
+        <w:t>data.password</w:t>
+      </w:r>
+      <w:proofErr w:type="spellEnd"/>
+      <w:proofErr w:type="gramEnd"/>
+      <w:r>
+        <w:rPr>
+          <w:sz w:val="24"/>
+          <w:szCs w:val="24"/>
+        </w:rPr>
+        <w:t>, 10</w:t>
+      </w:r>
+      <w:proofErr w:type="gramStart"/>
+      <w:r>
+        <w:rPr>
+          <w:sz w:val="24"/>
+          <w:szCs w:val="24"/>
+        </w:rPr>
+        <w:t>);</w:t>
+      </w:r>
+      <w:proofErr w:type="gramEnd"/>
+    </w:p>
+    <w:p>
+      <w:pPr>
+        <w:spacing w:after="0"/>
+        <w:rPr>
+          <w:sz w:val="24"/>
+          <w:szCs w:val="24"/>
+        </w:rPr>
+      </w:pPr>
+      <w:r>
+        <w:rPr>
+          <w:sz w:val="24"/>
+          <w:szCs w:val="24"/>
+        </w:rPr>
+        <w:t xml:space="preserve"> </w:t>
+      </w:r>
+    </w:p>
+    <w:p>
+      <w:pPr>
+        <w:spacing w:after="0"/>
+        <w:rPr>
+          <w:sz w:val="24"/>
+          <w:szCs w:val="24"/>
+        </w:rPr>
+      </w:pPr>
+      <w:r>
+        <w:rPr>
+          <w:sz w:val="24"/>
+          <w:szCs w:val="24"/>
+        </w:rPr>
+        <w:t xml:space="preserve">    const </w:t>
+      </w:r>
+      <w:proofErr w:type="spellStart"/>
+      <w:r>
+        <w:rPr>
+          <w:sz w:val="24"/>
+          <w:szCs w:val="24"/>
+        </w:rPr>
+        <w:t>userDoc</w:t>
+      </w:r>
+      <w:proofErr w:type="spellEnd"/>
+      <w:r>
+        <w:rPr>
+          <w:sz w:val="24"/>
+          <w:szCs w:val="24"/>
+        </w:rPr>
+        <w:t xml:space="preserve"> = new </w:t>
+      </w:r>
+      <w:proofErr w:type="gramStart"/>
+      <w:r>
+        <w:rPr>
+          <w:sz w:val="24"/>
+          <w:szCs w:val="24"/>
+        </w:rPr>
+        <w:t>User(</w:t>
+      </w:r>
+      <w:proofErr w:type="gramEnd"/>
+      <w:r>
+        <w:rPr>
+          <w:sz w:val="24"/>
+          <w:szCs w:val="24"/>
+        </w:rPr>
+        <w:t>{</w:t>
+      </w:r>
+    </w:p>
+    <w:p>
+      <w:pPr>
+        <w:spacing w:after="0"/>
+        <w:rPr>
+          <w:sz w:val="24"/>
+          <w:szCs w:val="24"/>
+        </w:rPr>
+      </w:pPr>
+      <w:r>
+        <w:rPr>
+          <w:sz w:val="24"/>
+          <w:szCs w:val="24"/>
+        </w:rPr>
+        <w:t xml:space="preserve">      </w:t>
+      </w:r>
+      <w:proofErr w:type="spellStart"/>
+      <w:r>
+        <w:rPr>
+          <w:sz w:val="24"/>
+          <w:szCs w:val="24"/>
+        </w:rPr>
+        <w:t>firstName</w:t>
+      </w:r>
+      <w:proofErr w:type="spellEnd"/>
+      <w:r>
+        <w:rPr>
+          <w:sz w:val="24"/>
+          <w:szCs w:val="24"/>
+        </w:rPr>
+        <w:t xml:space="preserve">: </w:t>
+      </w:r>
+      <w:proofErr w:type="spellStart"/>
+      <w:proofErr w:type="gramStart"/>
+      <w:r>
+        <w:rPr>
+          <w:sz w:val="24"/>
+          <w:szCs w:val="24"/>
+        </w:rPr>
+        <w:t>data.firstName</w:t>
+      </w:r>
+      <w:proofErr w:type="spellEnd"/>
+      <w:proofErr w:type="gramEnd"/>
+      <w:r>
+        <w:rPr>
+          <w:sz w:val="24"/>
+          <w:szCs w:val="24"/>
+        </w:rPr>
+        <w:t>,</w:t>
+      </w:r>
+    </w:p>
+    <w:p>
+      <w:pPr>
+        <w:spacing w:after="0"/>
+        <w:rPr>
+          <w:sz w:val="24"/>
+          <w:szCs w:val="24"/>
+        </w:rPr>
+      </w:pPr>
+      <w:r>
+        <w:rPr>
+          <w:sz w:val="24"/>
+          <w:szCs w:val="24"/>
+        </w:rPr>
+        <w:t xml:space="preserve">      </w:t>
+      </w:r>
+      <w:proofErr w:type="spellStart"/>
+      <w:r>
+        <w:rPr>
+          <w:sz w:val="24"/>
+          <w:szCs w:val="24"/>
+        </w:rPr>
+        <w:t>lastName</w:t>
+      </w:r>
+      <w:proofErr w:type="spellEnd"/>
+      <w:r>
+        <w:rPr>
+          <w:sz w:val="24"/>
+          <w:szCs w:val="24"/>
+        </w:rPr>
+        <w:t xml:space="preserve">: </w:t>
+      </w:r>
+      <w:proofErr w:type="spellStart"/>
+      <w:proofErr w:type="gramStart"/>
+      <w:r>
+        <w:rPr>
+          <w:sz w:val="24"/>
+          <w:szCs w:val="24"/>
+        </w:rPr>
+        <w:t>data.lastName</w:t>
+      </w:r>
+      <w:proofErr w:type="spellEnd"/>
+      <w:proofErr w:type="gramEnd"/>
+      <w:r>
+        <w:rPr>
+          <w:sz w:val="24"/>
+          <w:szCs w:val="24"/>
+        </w:rPr>
+        <w:t>,</w:t>
+      </w:r>
+    </w:p>
+    <w:p>
+      <w:pPr>
+        <w:spacing w:after="0"/>
+        <w:rPr>
+          <w:sz w:val="24"/>
+          <w:szCs w:val="24"/>
+        </w:rPr>
+      </w:pPr>
+      <w:r>
+        <w:rPr>
+          <w:sz w:val="24"/>
+          <w:szCs w:val="24"/>
+        </w:rPr>
+        <w:t xml:space="preserve">      email: </w:t>
+      </w:r>
+      <w:proofErr w:type="spellStart"/>
+      <w:proofErr w:type="gramStart"/>
+      <w:r>
+        <w:rPr>
+          <w:sz w:val="24"/>
+          <w:szCs w:val="24"/>
+        </w:rPr>
+        <w:t>data.email</w:t>
+      </w:r>
+      <w:proofErr w:type="spellEnd"/>
+      <w:proofErr w:type="gramEnd"/>
+      <w:r>
+        <w:rPr>
+          <w:sz w:val="24"/>
+          <w:szCs w:val="24"/>
+        </w:rPr>
+        <w:t>,</w:t>
+      </w:r>
+    </w:p>
+    <w:p>
+      <w:pPr>
+        <w:spacing w:after="0"/>
+        <w:rPr>
+          <w:sz w:val="24"/>
+          <w:szCs w:val="24"/>
+        </w:rPr>
+      </w:pPr>
+      <w:r>
+        <w:rPr>
+          <w:sz w:val="24"/>
+          <w:szCs w:val="24"/>
+        </w:rPr>
+        <w:t xml:space="preserve">      phone: </w:t>
+      </w:r>
+      <w:proofErr w:type="spellStart"/>
+      <w:proofErr w:type="gramStart"/>
+      <w:r>
+        <w:rPr>
+          <w:sz w:val="24"/>
+          <w:szCs w:val="24"/>
+        </w:rPr>
+        <w:t>data.phone</w:t>
+      </w:r>
+      <w:proofErr w:type="spellEnd"/>
+      <w:proofErr w:type="gramEnd"/>
+      <w:r>
+        <w:rPr>
+          <w:sz w:val="24"/>
+          <w:szCs w:val="24"/>
+        </w:rPr>
+        <w:t>,</w:t>
+      </w:r>
+    </w:p>
+    <w:p>
+      <w:pPr>
+        <w:spacing w:after="0"/>
+        <w:rPr>
+          <w:sz w:val="24"/>
+          <w:szCs w:val="24"/>
+        </w:rPr>
+      </w:pPr>
+      <w:r>
+        <w:rPr>
+          <w:sz w:val="24"/>
+          <w:szCs w:val="24"/>
+        </w:rPr>
+        <w:t xml:space="preserve">      password: </w:t>
+      </w:r>
+      <w:proofErr w:type="spellStart"/>
+      <w:r>
+        <w:rPr>
+          <w:sz w:val="24"/>
+          <w:szCs w:val="24"/>
+        </w:rPr>
+        <w:t>hashedPassword</w:t>
+      </w:r>
+      <w:proofErr w:type="spellEnd"/>
+      <w:r>
+        <w:rPr>
+          <w:sz w:val="24"/>
+          <w:szCs w:val="24"/>
+        </w:rPr>
+        <w:t>,</w:t>
+      </w:r>
+    </w:p>
+    <w:p>
+      <w:pPr>
+        <w:spacing w:after="0"/>
+        <w:rPr>
+          <w:sz w:val="24"/>
+          <w:szCs w:val="24"/>
+        </w:rPr>
+      </w:pPr>
+      <w:r>
+        <w:rPr>
+          <w:sz w:val="24"/>
+          <w:szCs w:val="24"/>
+        </w:rPr>
+        <w:t xml:space="preserve">      </w:t>
+      </w:r>
+      <w:proofErr w:type="spellStart"/>
+      <w:r>
+        <w:rPr>
+          <w:sz w:val="24"/>
+          <w:szCs w:val="24"/>
+        </w:rPr>
+        <w:t>confirmPassword</w:t>
+      </w:r>
+      <w:proofErr w:type="spellEnd"/>
+      <w:r>
+        <w:rPr>
+          <w:sz w:val="24"/>
+          <w:szCs w:val="24"/>
+        </w:rPr>
+        <w:t>: null,</w:t>
+      </w:r>
+    </w:p>
+    <w:p>
+      <w:pPr>
+        <w:spacing w:after="0"/>
+        <w:rPr>
+          <w:sz w:val="24"/>
+          <w:szCs w:val="24"/>
+        </w:rPr>
+      </w:pPr>
+      <w:r>
+        <w:rPr>
+          <w:sz w:val="24"/>
+          <w:szCs w:val="24"/>
+        </w:rPr>
+        <w:t xml:space="preserve">      </w:t>
+      </w:r>
+      <w:proofErr w:type="spellStart"/>
+      <w:r>
+        <w:rPr>
+          <w:sz w:val="24"/>
+          <w:szCs w:val="24"/>
+        </w:rPr>
+        <w:t>age</w:t>
+      </w:r>
+      <w:proofErr w:type="spellEnd"/>
+      <w:r>
+        <w:rPr>
+          <w:sz w:val="24"/>
+          <w:szCs w:val="24"/>
+        </w:rPr>
+        <w:t xml:space="preserve">: </w:t>
+      </w:r>
+      <w:proofErr w:type="spellStart"/>
+      <w:r>
+        <w:rPr>
+          <w:sz w:val="24"/>
+          <w:szCs w:val="24"/>
+        </w:rPr>
+        <w:t>data.age</w:t>
+      </w:r>
+      <w:proofErr w:type="spellEnd"/>
+      <w:r>
+        <w:rPr>
+          <w:sz w:val="24"/>
+          <w:szCs w:val="24"/>
+        </w:rPr>
+        <w:t>,</w:t>
+      </w:r>
+    </w:p>
+    <w:p>
+      <w:pPr>
+        <w:spacing w:after="0"/>
+        <w:rPr>
+          <w:sz w:val="24"/>
+          <w:szCs w:val="24"/>
+        </w:rPr>
+      </w:pPr>
+      <w:r>
+        <w:rPr>
+          <w:sz w:val="24"/>
+          <w:szCs w:val="24"/>
+        </w:rPr>
+        <w:t xml:space="preserve">      dob: </w:t>
+      </w:r>
+      <w:proofErr w:type="spellStart"/>
+      <w:r>
+        <w:rPr>
+          <w:sz w:val="24"/>
+          <w:szCs w:val="24"/>
+        </w:rPr>
+        <w:t>data.dob</w:t>
+      </w:r>
+      <w:proofErr w:type="spellEnd"/>
+      <w:r>
+        <w:rPr>
+          <w:sz w:val="24"/>
+          <w:szCs w:val="24"/>
+        </w:rPr>
+        <w:t>,</w:t>
+      </w:r>
+    </w:p>
+    <w:p>
+      <w:pPr>
+        <w:spacing w:after="0"/>
+        <w:rPr>
+          <w:sz w:val="24"/>
+          <w:szCs w:val="24"/>
+        </w:rPr>
+      </w:pPr>
+      <w:r>
+        <w:rPr>
+          <w:sz w:val="24"/>
+          <w:szCs w:val="24"/>
+        </w:rPr>
+        <w:t xml:space="preserve">      gender: </w:t>
+      </w:r>
+      <w:proofErr w:type="spellStart"/>
+      <w:proofErr w:type="gramStart"/>
+      <w:r>
+        <w:rPr>
+          <w:sz w:val="24"/>
+          <w:szCs w:val="24"/>
+        </w:rPr>
+        <w:t>data.gender</w:t>
+      </w:r>
+      <w:proofErr w:type="spellEnd"/>
+      <w:proofErr w:type="gramEnd"/>
+      <w:r>
+        <w:rPr>
+          <w:sz w:val="24"/>
+          <w:szCs w:val="24"/>
+        </w:rPr>
+        <w:t>,</w:t>
+      </w:r>
+    </w:p>
+    <w:p>
+      <w:pPr>
+        <w:spacing w:after="0"/>
+        <w:rPr>
+          <w:sz w:val="24"/>
+          <w:szCs w:val="24"/>
+        </w:rPr>
+      </w:pPr>
+      <w:r>
+        <w:rPr>
+          <w:sz w:val="24"/>
+          <w:szCs w:val="24"/>
+        </w:rPr>
+        <w:t xml:space="preserve">      country: </w:t>
+      </w:r>
+      <w:proofErr w:type="spellStart"/>
+      <w:proofErr w:type="gramStart"/>
+      <w:r>
+        <w:rPr>
+          <w:sz w:val="24"/>
+          <w:szCs w:val="24"/>
+        </w:rPr>
+        <w:t>data.country</w:t>
+      </w:r>
+      <w:proofErr w:type="spellEnd"/>
+      <w:proofErr w:type="gramEnd"/>
+      <w:r>
+        <w:rPr>
+          <w:sz w:val="24"/>
+          <w:szCs w:val="24"/>
+        </w:rPr>
+        <w:t>,</w:t>
+      </w:r>
+    </w:p>
+    <w:p>
+      <w:pPr>
+        <w:spacing w:after="0"/>
+        <w:rPr>
+          <w:sz w:val="24"/>
+          <w:szCs w:val="24"/>
+        </w:rPr>
+      </w:pPr>
+      <w:r>
+        <w:rPr>
+          <w:sz w:val="24"/>
+          <w:szCs w:val="24"/>
+        </w:rPr>
+        <w:t xml:space="preserve">      languages: </w:t>
+      </w:r>
+      <w:proofErr w:type="spellStart"/>
+      <w:proofErr w:type="gramStart"/>
+      <w:r>
+        <w:rPr>
+          <w:sz w:val="24"/>
+          <w:szCs w:val="24"/>
+        </w:rPr>
+        <w:t>data.languages</w:t>
+      </w:r>
+      <w:proofErr w:type="spellEnd"/>
+      <w:proofErr w:type="gramEnd"/>
+      <w:r>
+        <w:rPr>
+          <w:sz w:val="24"/>
+          <w:szCs w:val="24"/>
+        </w:rPr>
+        <w:t>,</w:t>
+      </w:r>
+    </w:p>
+    <w:p>
+      <w:pPr>
+        <w:spacing w:after="0"/>
+        <w:rPr>
+          <w:sz w:val="24"/>
+          <w:szCs w:val="24"/>
+        </w:rPr>
+      </w:pPr>
+      <w:r>
+        <w:rPr>
+          <w:sz w:val="24"/>
+          <w:szCs w:val="24"/>
+        </w:rPr>
+        <w:t xml:space="preserve">    }</w:t>
+      </w:r>
+      <w:proofErr w:type="gramStart"/>
+      <w:r>
+        <w:rPr>
+          <w:sz w:val="24"/>
+          <w:szCs w:val="24"/>
+        </w:rPr>
+        <w:t>);</w:t>
+      </w:r>
+      <w:proofErr w:type="gramEnd"/>
+    </w:p>
+    <w:p>
+      <w:pPr>
+        <w:spacing w:after="0"/>
+        <w:rPr>
+          <w:sz w:val="24"/>
+          <w:szCs w:val="24"/>
+        </w:rPr>
+      </w:pPr>
+      <w:r>
+        <w:rPr>
+          <w:sz w:val="24"/>
+          <w:szCs w:val="24"/>
+        </w:rPr>
+        <w:t xml:space="preserve"> </w:t>
+      </w:r>
+    </w:p>
+    <w:p>
+      <w:pPr>
+        <w:spacing w:after="0"/>
+        <w:rPr>
+          <w:sz w:val="24"/>
+          <w:szCs w:val="24"/>
+        </w:rPr>
+      </w:pPr>
+      <w:r>
+        <w:rPr>
+          <w:sz w:val="24"/>
+          <w:szCs w:val="24"/>
+        </w:rPr>
+        <w:t xml:space="preserve">    await </w:t>
+      </w:r>
+      <w:proofErr w:type="spellStart"/>
+      <w:r>
+        <w:rPr>
+          <w:sz w:val="24"/>
+          <w:szCs w:val="24"/>
+        </w:rPr>
+        <w:t>userDoc.save</w:t>
+      </w:r>
+      <w:proofErr w:type="spellEnd"/>
+      <w:r>
+        <w:rPr>
+          <w:sz w:val="24"/>
+          <w:szCs w:val="24"/>
+        </w:rPr>
+        <w:t>(</w:t>
+      </w:r>
+      <w:proofErr w:type="gramStart"/>
+      <w:r>
+        <w:rPr>
+          <w:sz w:val="24"/>
+          <w:szCs w:val="24"/>
+        </w:rPr>
+        <w:t>);</w:t>
+      </w:r>
+      <w:proofErr w:type="gramEnd"/>
+    </w:p>
+    <w:p>
+      <w:pPr>
+        <w:spacing w:after="0"/>
+        <w:rPr>
+          <w:sz w:val="24"/>
+          <w:szCs w:val="24"/>
+        </w:rPr>
+      </w:pPr>
+      <w:r>
+        <w:rPr>
+          <w:sz w:val="24"/>
+          <w:szCs w:val="24"/>
+        </w:rPr>
+        <w:t xml:space="preserve"> </w:t>
+      </w:r>
+    </w:p>
+    <w:p>
+      <w:pPr>
+        <w:spacing w:after="0"/>
+        <w:rPr>
+          <w:sz w:val="24"/>
+          <w:szCs w:val="24"/>
+        </w:rPr>
+      </w:pPr>
+      <w:r>
+        <w:rPr>
+          <w:sz w:val="24"/>
+          <w:szCs w:val="24"/>
+        </w:rPr>
+        <w:t xml:space="preserve">    </w:t>
+      </w:r>
+      <w:proofErr w:type="spellStart"/>
+      <w:proofErr w:type="gramStart"/>
+      <w:r>
+        <w:rPr>
+          <w:sz w:val="24"/>
+          <w:szCs w:val="24"/>
+        </w:rPr>
+        <w:t>res.json</w:t>
+      </w:r>
+      <w:proofErr w:type="spellEnd"/>
+      <w:r>
+        <w:rPr>
+          <w:sz w:val="24"/>
+          <w:szCs w:val="24"/>
+        </w:rPr>
+        <w:t>({ success</w:t>
+      </w:r>
+      <w:proofErr w:type="gramEnd"/>
+      <w:r>
+        <w:rPr>
+          <w:sz w:val="24"/>
+          <w:szCs w:val="24"/>
+        </w:rPr>
+        <w:t xml:space="preserve">: </w:t>
+      </w:r>
+      <w:proofErr w:type="gramStart"/>
+      <w:r>
+        <w:rPr>
+          <w:sz w:val="24"/>
+          <w:szCs w:val="24"/>
+        </w:rPr>
+        <w:t>true });</w:t>
+      </w:r>
+      <w:proofErr w:type="gramEnd"/>
+    </w:p>
+    <w:p>
+      <w:pPr>
+        <w:spacing w:after="0"/>
+        <w:rPr>
+          <w:sz w:val="24"/>
+          <w:szCs w:val="24"/>
+        </w:rPr>
+      </w:pPr>
+      <w:r>
+        <w:rPr>
+          <w:sz w:val="24"/>
+          <w:szCs w:val="24"/>
+        </w:rPr>
+        <w:t xml:space="preserve">  } catch (</w:t>
+      </w:r>
+      <w:proofErr w:type="gramStart"/>
+      <w:r>
+        <w:rPr>
+          <w:sz w:val="24"/>
+          <w:szCs w:val="24"/>
+        </w:rPr>
+        <w:t>error) {</w:t>
+      </w:r>
+      <w:proofErr w:type="gramEnd"/>
+    </w:p>
+    <w:p>
+      <w:pPr>
+        <w:spacing w:after="0"/>
+        <w:rPr>
+          <w:sz w:val="24"/>
+          <w:szCs w:val="24"/>
+        </w:rPr>
+      </w:pPr>
+      <w:r>
+        <w:rPr>
+          <w:sz w:val="24"/>
+          <w:szCs w:val="24"/>
+        </w:rPr>
+        <w:t xml:space="preserve">    </w:t>
+      </w:r>
+      <w:proofErr w:type="spellStart"/>
+      <w:proofErr w:type="gramStart"/>
+      <w:r>
+        <w:rPr>
+          <w:sz w:val="24"/>
+          <w:szCs w:val="24"/>
+        </w:rPr>
+        <w:t>console.error</w:t>
+      </w:r>
+      <w:proofErr w:type="spellEnd"/>
+      <w:proofErr w:type="gramEnd"/>
+      <w:r>
+        <w:rPr>
+          <w:sz w:val="24"/>
+          <w:szCs w:val="24"/>
+        </w:rPr>
+        <w:t>("Error in /signup:", error</w:t>
+      </w:r>
+      <w:proofErr w:type="gramStart"/>
+      <w:r>
+        <w:rPr>
+          <w:sz w:val="24"/>
+          <w:szCs w:val="24"/>
+        </w:rPr>
+        <w:t>);</w:t>
+      </w:r>
+      <w:proofErr w:type="gramEnd"/>
+    </w:p>
+    <w:p>
+      <w:pPr>
+        <w:spacing w:after="0"/>
+        <w:rPr>
+          <w:sz w:val="24"/>
+          <w:szCs w:val="24"/>
+        </w:rPr>
+      </w:pPr>
+      <w:r>
+        <w:rPr>
+          <w:sz w:val="24"/>
+          <w:szCs w:val="24"/>
+        </w:rPr>
+        <w:t xml:space="preserve">    </w:t>
+      </w:r>
+      <w:proofErr w:type="spellStart"/>
+      <w:proofErr w:type="gramStart"/>
+      <w:r>
+        <w:rPr>
+          <w:sz w:val="24"/>
+          <w:szCs w:val="24"/>
+        </w:rPr>
+        <w:t>res.status</w:t>
+      </w:r>
+      <w:proofErr w:type="spellEnd"/>
+      <w:proofErr w:type="gramEnd"/>
+      <w:r>
+        <w:rPr>
+          <w:sz w:val="24"/>
+          <w:szCs w:val="24"/>
+        </w:rPr>
+        <w:t>(500</w:t>
+      </w:r>
+      <w:proofErr w:type="gramStart"/>
+      <w:r>
+        <w:rPr>
+          <w:sz w:val="24"/>
+          <w:szCs w:val="24"/>
+        </w:rPr>
+        <w:t>).</w:t>
+      </w:r>
+      <w:proofErr w:type="spellStart"/>
+      <w:r>
+        <w:rPr>
+          <w:sz w:val="24"/>
+          <w:szCs w:val="24"/>
+        </w:rPr>
+        <w:t>json</w:t>
+      </w:r>
+      <w:proofErr w:type="spellEnd"/>
+      <w:r>
+        <w:rPr>
+          <w:sz w:val="24"/>
+          <w:szCs w:val="24"/>
+        </w:rPr>
+        <w:t>({ success</w:t>
+      </w:r>
+      <w:proofErr w:type="gramEnd"/>
+      <w:r>
+        <w:rPr>
+          <w:sz w:val="24"/>
+          <w:szCs w:val="24"/>
+        </w:rPr>
+        <w:t xml:space="preserve">: false, message: </w:t>
+      </w:r>
+      <w:proofErr w:type="spellStart"/>
+      <w:proofErr w:type="gramStart"/>
+      <w:r>
+        <w:rPr>
+          <w:sz w:val="24"/>
+          <w:szCs w:val="24"/>
+        </w:rPr>
+        <w:t>error.message</w:t>
+      </w:r>
+      <w:proofErr w:type="spellEnd"/>
+      <w:proofErr w:type="gramEnd"/>
+      <w:r>
+        <w:rPr>
+          <w:sz w:val="24"/>
+          <w:szCs w:val="24"/>
+        </w:rPr>
+        <w:t xml:space="preserve"> }</w:t>
+      </w:r>
+      <w:proofErr w:type="gramStart"/>
+      <w:r>
+        <w:rPr>
+          <w:sz w:val="24"/>
+          <w:szCs w:val="24"/>
+        </w:rPr>
+        <w:t>);</w:t>
+      </w:r>
+      <w:proofErr w:type="gramEnd"/>
+    </w:p>
+    <w:p>
+      <w:pPr>
+        <w:spacing w:after="0"/>
+        <w:rPr>
+          <w:sz w:val="24"/>
+          <w:szCs w:val="24"/>
+        </w:rPr>
+      </w:pPr>
+      <w:r>
+        <w:rPr>
+          <w:sz w:val="24"/>
+          <w:szCs w:val="24"/>
+        </w:rPr>
+        <w:t xml:space="preserve">  }</w:t>
+      </w:r>
+    </w:p>
+    <w:p>
+      <w:pPr>
+        <w:spacing w:after="0"/>
+        <w:rPr>
+          <w:sz w:val="24"/>
+          <w:szCs w:val="24"/>
+        </w:rPr>
+      </w:pPr>
+      <w:proofErr w:type="gramStart"/>
+      <w:r>
+        <w:rPr>
+          <w:sz w:val="24"/>
+          <w:szCs w:val="24"/>
+        </w:rPr>
+        <w:t>};</w:t>
+      </w:r>
+      <w:proofErr w:type="gramEnd"/>
+    </w:p>
+    <w:p>
+      <w:pPr>
+        <w:spacing w:after="0"/>
+        <w:rPr>
+          <w:sz w:val="24"/>
+          <w:szCs w:val="24"/>
+        </w:rPr>
+      </w:pPr>
+      <w:r>
+        <w:rPr>
+          <w:sz w:val="24"/>
+          <w:szCs w:val="24"/>
+        </w:rPr>
+        <w:t xml:space="preserve"> </w:t>
+      </w:r>
+    </w:p>
+    <w:p>
+      <w:pPr>
+        <w:spacing w:after="0"/>
+        <w:rPr>
+          <w:sz w:val="24"/>
+          <w:szCs w:val="24"/>
+        </w:rPr>
+      </w:pPr>
+      <w:r>
+        <w:rPr>
+          <w:sz w:val="24"/>
+          <w:szCs w:val="24"/>
+        </w:rPr>
+        <w:t>// Login user</w:t>
+      </w:r>
+    </w:p>
+    <w:p>
+      <w:pPr>
+        <w:spacing w:after="0"/>
+        <w:rPr>
+          <w:sz w:val="24"/>
+          <w:szCs w:val="24"/>
+        </w:rPr>
+      </w:pPr>
+      <w:r>
+        <w:rPr>
+          <w:sz w:val="24"/>
+          <w:szCs w:val="24"/>
+        </w:rPr>
+        <w:t>const login = async (req, res) =&gt; {</w:t>
+      </w:r>
+    </w:p>
+    <w:p>
+      <w:pPr>
+        <w:spacing w:after="0"/>
+        <w:rPr>
+          <w:sz w:val="24"/>
+          <w:szCs w:val="24"/>
+        </w:rPr>
+      </w:pPr>
+      <w:r>
+        <w:rPr>
+          <w:sz w:val="24"/>
+          <w:szCs w:val="24"/>
+        </w:rPr>
+        <w:t xml:space="preserve">  try {</w:t>
+      </w:r>
+    </w:p>
+    <w:p>
+      <w:pPr>
+        <w:spacing w:after="0"/>
+        <w:rPr>
+          <w:sz w:val="24"/>
+          <w:szCs w:val="24"/>
+        </w:rPr>
+      </w:pPr>
+      <w:r>
+        <w:rPr>
+          <w:sz w:val="24"/>
+          <w:szCs w:val="24"/>
+        </w:rPr>
+        <w:t xml:space="preserve">    const </w:t>
+      </w:r>
+      <w:proofErr w:type="gramStart"/>
+      <w:r>
+        <w:rPr>
+          <w:sz w:val="24"/>
+          <w:szCs w:val="24"/>
+        </w:rPr>
+        <w:t>{ email</w:t>
+      </w:r>
+      <w:proofErr w:type="gramEnd"/>
+      <w:r>
+        <w:rPr>
+          <w:sz w:val="24"/>
+          <w:szCs w:val="24"/>
+        </w:rPr>
+        <w:t xml:space="preserve">, </w:t>
+      </w:r>
+      <w:proofErr w:type="gramStart"/>
+      <w:r>
+        <w:rPr>
+          <w:sz w:val="24"/>
+          <w:szCs w:val="24"/>
+        </w:rPr>
+        <w:t>password }</w:t>
+      </w:r>
+      <w:proofErr w:type="gramEnd"/>
+      <w:r>
+        <w:rPr>
+          <w:sz w:val="24"/>
+          <w:szCs w:val="24"/>
+        </w:rPr>
+        <w:t xml:space="preserve"> = </w:t>
+      </w:r>
+      <w:proofErr w:type="spellStart"/>
+      <w:proofErr w:type="gramStart"/>
+      <w:r>
+        <w:rPr>
+          <w:sz w:val="24"/>
+          <w:szCs w:val="24"/>
+        </w:rPr>
+        <w:t>req.body</w:t>
+      </w:r>
+      <w:proofErr w:type="spellEnd"/>
+      <w:proofErr w:type="gramEnd"/>
+      <w:r>
+        <w:rPr>
+          <w:sz w:val="24"/>
+          <w:szCs w:val="24"/>
+        </w:rPr>
+        <w:t>;</w:t>
+      </w:r>
+    </w:p>
+    <w:p>
+      <w:pPr>
+        <w:spacing w:after="0"/>
+        <w:rPr>
+          <w:sz w:val="24"/>
+          <w:szCs w:val="24"/>
+        </w:rPr>
+      </w:pPr>
+      <w:r>
+        <w:rPr>
+          <w:sz w:val="24"/>
+          <w:szCs w:val="24"/>
+        </w:rPr>
+        <w:t xml:space="preserve"> </w:t>
+      </w:r>
+    </w:p>
+    <w:p>
+      <w:pPr>
+        <w:spacing w:after="0"/>
+        <w:rPr>
+          <w:sz w:val="24"/>
+          <w:szCs w:val="24"/>
+        </w:rPr>
+      </w:pPr>
+      <w:r>
+        <w:rPr>
+          <w:sz w:val="24"/>
+          <w:szCs w:val="24"/>
+        </w:rPr>
+        <w:t xml:space="preserve">    const user = await </w:t>
+      </w:r>
+      <w:proofErr w:type="spellStart"/>
+      <w:r>
+        <w:rPr>
+          <w:sz w:val="24"/>
+          <w:szCs w:val="24"/>
+        </w:rPr>
+        <w:t>User.findOne</w:t>
+      </w:r>
+      <w:proofErr w:type="spellEnd"/>
+      <w:proofErr w:type="gramStart"/>
+      <w:r>
+        <w:rPr>
+          <w:sz w:val="24"/>
+          <w:szCs w:val="24"/>
+        </w:rPr>
+        <w:t>({ email</w:t>
+      </w:r>
+      <w:proofErr w:type="gramEnd"/>
+      <w:r>
+        <w:rPr>
+          <w:sz w:val="24"/>
+          <w:szCs w:val="24"/>
+        </w:rPr>
+        <w:t xml:space="preserve"> }</w:t>
+      </w:r>
+      <w:proofErr w:type="gramStart"/>
+      <w:r>
+        <w:rPr>
+          <w:sz w:val="24"/>
+          <w:szCs w:val="24"/>
+        </w:rPr>
+        <w:t>);</w:t>
+      </w:r>
+      <w:proofErr w:type="gramEnd"/>
+    </w:p>
+    <w:p>
+      <w:pPr>
+        <w:spacing w:after="0"/>
+        <w:rPr>
+          <w:sz w:val="24"/>
+          <w:szCs w:val="24"/>
+        </w:rPr>
+      </w:pPr>
+      <w:r>
+        <w:rPr>
+          <w:sz w:val="24"/>
+          <w:szCs w:val="24"/>
+        </w:rPr>
+        <w:t xml:space="preserve">    if </w:t>
+      </w:r>
+      <w:proofErr w:type="gramStart"/>
+      <w:r>
+        <w:rPr>
+          <w:sz w:val="24"/>
+          <w:szCs w:val="24"/>
+        </w:rPr>
+        <w:t>(!user</w:t>
+      </w:r>
+      <w:proofErr w:type="gramEnd"/>
+      <w:r>
+        <w:rPr>
+          <w:sz w:val="24"/>
+          <w:szCs w:val="24"/>
+        </w:rPr>
+        <w:t>) {</w:t>
+      </w:r>
+    </w:p>
+    <w:p>
+      <w:pPr>
+        <w:spacing w:after="0"/>
+        <w:rPr>
+          <w:sz w:val="24"/>
+          <w:szCs w:val="24"/>
+        </w:rPr>
+      </w:pPr>
+      <w:r>
+        <w:rPr>
+          <w:sz w:val="24"/>
+          <w:szCs w:val="24"/>
+        </w:rPr>
+        <w:t xml:space="preserve">      return </w:t>
+      </w:r>
+      <w:proofErr w:type="gramStart"/>
+      <w:r>
+        <w:rPr>
+          <w:sz w:val="24"/>
+          <w:szCs w:val="24"/>
+        </w:rPr>
+        <w:t>res</w:t>
+      </w:r>
+      <w:proofErr w:type="gramEnd"/>
+    </w:p>
+    <w:p>
+      <w:pPr>
+        <w:spacing w:after="0"/>
+        <w:rPr>
+          <w:sz w:val="24"/>
+          <w:szCs w:val="24"/>
+        </w:rPr>
+      </w:pPr>
+      <w:r>
+        <w:rPr>
+          <w:sz w:val="24"/>
+          <w:szCs w:val="24"/>
+        </w:rPr>
+        <w:t xml:space="preserve">        </w:t>
+      </w:r>
+      <w:proofErr w:type="gramStart"/>
+      <w:r>
+        <w:rPr>
+          <w:sz w:val="24"/>
+          <w:szCs w:val="24"/>
+        </w:rPr>
+        <w:t>.status</w:t>
+      </w:r>
+      <w:proofErr w:type="gramEnd"/>
+      <w:r>
+        <w:rPr>
+          <w:sz w:val="24"/>
+          <w:szCs w:val="24"/>
+        </w:rPr>
+        <w:t>(401)</w:t>
+      </w:r>
+    </w:p>
+    <w:p>
+      <w:pPr>
+        <w:spacing w:after="0"/>
+        <w:rPr>
+          <w:sz w:val="24"/>
+          <w:szCs w:val="24"/>
+        </w:rPr>
+      </w:pPr>
+      <w:r>
+        <w:rPr>
+          <w:sz w:val="24"/>
+          <w:szCs w:val="24"/>
+        </w:rPr>
+        <w:t xml:space="preserve">        </w:t>
+      </w:r>
+      <w:proofErr w:type="gramStart"/>
+      <w:r>
+        <w:rPr>
+          <w:sz w:val="24"/>
+          <w:szCs w:val="24"/>
+        </w:rPr>
+        <w:t>.</w:t>
+      </w:r>
+      <w:proofErr w:type="spellStart"/>
+      <w:r>
+        <w:rPr>
+          <w:sz w:val="24"/>
+          <w:szCs w:val="24"/>
+        </w:rPr>
+        <w:t>json</w:t>
+      </w:r>
+      <w:proofErr w:type="spellEnd"/>
+      <w:r>
+        <w:rPr>
+          <w:sz w:val="24"/>
+          <w:szCs w:val="24"/>
+        </w:rPr>
+        <w:t>({ success</w:t>
+      </w:r>
+      <w:proofErr w:type="gramEnd"/>
+      <w:r>
+        <w:rPr>
+          <w:sz w:val="24"/>
+          <w:szCs w:val="24"/>
+        </w:rPr>
+        <w:t>: false, message: "Invalid email</w:t>
+      </w:r>
+      <w:proofErr w:type="gramStart"/>
+      <w:r>
+        <w:rPr>
+          <w:sz w:val="24"/>
+          <w:szCs w:val="24"/>
+        </w:rPr>
+        <w:t>" });</w:t>
+      </w:r>
+      <w:proofErr w:type="gramEnd"/>
+    </w:p>
+    <w:p>
+      <w:pPr>
+        <w:spacing w:after="0"/>
+        <w:rPr>
+          <w:sz w:val="24"/>
+          <w:szCs w:val="24"/>
+        </w:rPr>
+      </w:pPr>
+      <w:r>
+        <w:rPr>
+          <w:sz w:val="24"/>
+          <w:szCs w:val="24"/>
+        </w:rPr>
+        <w:t xml:space="preserve">    }</w:t>
+      </w:r>
+    </w:p>
+    <w:p>
+      <w:pPr>
+        <w:spacing w:after="0"/>
+        <w:rPr>
+          <w:sz w:val="24"/>
+          <w:szCs w:val="24"/>
+        </w:rPr>
+      </w:pPr>
+      <w:r>
+        <w:rPr>
+          <w:sz w:val="24"/>
+          <w:szCs w:val="24"/>
+        </w:rPr>
+        <w:t xml:space="preserve"> </w:t>
+      </w:r>
+    </w:p>
+    <w:p>
+      <w:pPr>
+        <w:spacing w:after="0"/>
+        <w:rPr>
+          <w:sz w:val="24"/>
+          <w:szCs w:val="24"/>
+        </w:rPr>
+      </w:pPr>
+      <w:r>
+        <w:rPr>
+          <w:sz w:val="24"/>
+          <w:szCs w:val="24"/>
+        </w:rPr>
+        <w:t xml:space="preserve">    const match = await </w:t>
+      </w:r>
+      <w:proofErr w:type="spellStart"/>
+      <w:proofErr w:type="gramStart"/>
+      <w:r>
+        <w:rPr>
+          <w:sz w:val="24"/>
+          <w:szCs w:val="24"/>
+        </w:rPr>
+        <w:t>bcrypt.compare</w:t>
+      </w:r>
+      <w:proofErr w:type="spellEnd"/>
+      <w:proofErr w:type="gramEnd"/>
+      <w:r>
+        <w:rPr>
+          <w:sz w:val="24"/>
+          <w:szCs w:val="24"/>
+        </w:rPr>
+        <w:t xml:space="preserve">(password, </w:t>
+      </w:r>
+      <w:proofErr w:type="spellStart"/>
+      <w:proofErr w:type="gramStart"/>
+      <w:r>
+        <w:rPr>
+          <w:sz w:val="24"/>
+          <w:szCs w:val="24"/>
+        </w:rPr>
+        <w:t>user.password</w:t>
+      </w:r>
+      <w:proofErr w:type="spellEnd"/>
+      <w:r>
+        <w:rPr>
+          <w:sz w:val="24"/>
+          <w:szCs w:val="24"/>
+        </w:rPr>
+        <w:t>);</w:t>
+      </w:r>
+      <w:proofErr w:type="gramEnd"/>
+    </w:p>
+    <w:p>
+      <w:pPr>
+        <w:spacing w:after="0"/>
+        <w:rPr>
+          <w:sz w:val="24"/>
+          <w:szCs w:val="24"/>
+        </w:rPr>
+      </w:pPr>
+      <w:r>
+        <w:rPr>
+          <w:sz w:val="24"/>
+          <w:szCs w:val="24"/>
+        </w:rPr>
+        <w:t xml:space="preserve">    if (match) {</w:t>
+      </w:r>
+    </w:p>
+    <w:p>
+      <w:pPr>
+        <w:spacing w:after="0"/>
+        <w:rPr>
+          <w:sz w:val="24"/>
+          <w:szCs w:val="24"/>
+        </w:rPr>
+      </w:pPr>
+      <w:r>
+        <w:rPr>
+          <w:sz w:val="24"/>
+          <w:szCs w:val="24"/>
+        </w:rPr>
+        <w:t xml:space="preserve">      </w:t>
+      </w:r>
+      <w:proofErr w:type="spellStart"/>
+      <w:proofErr w:type="gramStart"/>
+      <w:r>
+        <w:rPr>
+          <w:sz w:val="24"/>
+          <w:szCs w:val="24"/>
+        </w:rPr>
+        <w:t>res.json</w:t>
+      </w:r>
+      <w:proofErr w:type="spellEnd"/>
+      <w:r>
+        <w:rPr>
+          <w:sz w:val="24"/>
+          <w:szCs w:val="24"/>
+        </w:rPr>
+        <w:t>({ success</w:t>
+      </w:r>
+      <w:proofErr w:type="gramEnd"/>
+      <w:r>
+        <w:rPr>
+          <w:sz w:val="24"/>
+          <w:szCs w:val="24"/>
+        </w:rPr>
+        <w:t xml:space="preserve">: </w:t>
+      </w:r>
+      <w:proofErr w:type="gramStart"/>
+      <w:r>
+        <w:rPr>
+          <w:sz w:val="24"/>
+          <w:szCs w:val="24"/>
+        </w:rPr>
+        <w:t>true });</w:t>
+      </w:r>
+      <w:proofErr w:type="gramEnd"/>
+    </w:p>
+    <w:p>
+      <w:pPr>
+        <w:spacing w:after="0"/>
+        <w:rPr>
+          <w:sz w:val="24"/>
+          <w:szCs w:val="24"/>
+        </w:rPr>
+      </w:pPr>
+      <w:r>
+        <w:rPr>
+          <w:sz w:val="24"/>
+          <w:szCs w:val="24"/>
+        </w:rPr>
+        <w:t xml:space="preserve">    } else {</w:t>
+      </w:r>
+    </w:p>
+    <w:p>
+      <w:pPr>
+        <w:spacing w:after="0"/>
+        <w:rPr>
+          <w:sz w:val="24"/>
+          <w:szCs w:val="24"/>
+        </w:rPr>
+      </w:pPr>
+      <w:r>
+        <w:rPr>
+          <w:sz w:val="24"/>
+          <w:szCs w:val="24"/>
+        </w:rPr>
+        <w:t xml:space="preserve">      </w:t>
+      </w:r>
+      <w:proofErr w:type="spellStart"/>
+      <w:proofErr w:type="gramStart"/>
+      <w:r>
+        <w:rPr>
+          <w:sz w:val="24"/>
+          <w:szCs w:val="24"/>
+        </w:rPr>
+        <w:t>res.status</w:t>
+      </w:r>
+      <w:proofErr w:type="spellEnd"/>
+      <w:proofErr w:type="gramEnd"/>
+      <w:r>
+        <w:rPr>
+          <w:sz w:val="24"/>
+          <w:szCs w:val="24"/>
+        </w:rPr>
+        <w:t>(401</w:t>
+      </w:r>
+      <w:proofErr w:type="gramStart"/>
+      <w:r>
+        <w:rPr>
+          <w:sz w:val="24"/>
+          <w:szCs w:val="24"/>
+        </w:rPr>
+        <w:t>).</w:t>
+      </w:r>
+      <w:proofErr w:type="spellStart"/>
+      <w:r>
+        <w:rPr>
+          <w:sz w:val="24"/>
+          <w:szCs w:val="24"/>
+        </w:rPr>
+        <w:t>json</w:t>
+      </w:r>
+      <w:proofErr w:type="spellEnd"/>
+      <w:r>
+        <w:rPr>
+          <w:sz w:val="24"/>
+          <w:szCs w:val="24"/>
+        </w:rPr>
+        <w:t>({ success</w:t>
+      </w:r>
+      <w:proofErr w:type="gramEnd"/>
+      <w:r>
+        <w:rPr>
+          <w:sz w:val="24"/>
+          <w:szCs w:val="24"/>
+        </w:rPr>
+        <w:t>: false, message: "Incorrect password</w:t>
+      </w:r>
+      <w:proofErr w:type="gramStart"/>
+      <w:r>
+        <w:rPr>
+          <w:sz w:val="24"/>
+          <w:szCs w:val="24"/>
+        </w:rPr>
+        <w:t>" });</w:t>
+      </w:r>
+      <w:proofErr w:type="gramEnd"/>
+    </w:p>
+    <w:p>
+      <w:pPr>
+        <w:spacing w:after="0"/>
+        <w:rPr>
+          <w:sz w:val="24"/>
+          <w:szCs w:val="24"/>
+        </w:rPr>
+      </w:pPr>
+      <w:r>
+        <w:rPr>
+          <w:sz w:val="24"/>
+          <w:szCs w:val="24"/>
+        </w:rPr>
+        <w:t xml:space="preserve">    }</w:t>
+      </w:r>
+    </w:p>
+    <w:p>
+      <w:pPr>
+        <w:spacing w:after="0"/>
+        <w:rPr>
+          <w:sz w:val="24"/>
+          <w:szCs w:val="24"/>
+        </w:rPr>
+      </w:pPr>
+      <w:r>
+        <w:rPr>
+          <w:sz w:val="24"/>
+          <w:szCs w:val="24"/>
+        </w:rPr>
         <w:lastRenderedPageBreak/>
-        <w:t xml:space="preserve">    const data = </w:t>
-      </w:r>
-      <w:proofErr w:type="spellStart"/>
-      <w:proofErr w:type="gramStart"/>
-      <w:r>
-        <w:rPr>
-          <w:sz w:val="24"/>
-          <w:szCs w:val="24"/>
-        </w:rPr>
-        <w:t>req.body</w:t>
-      </w:r>
-      <w:proofErr w:type="spellEnd"/>
-      <w:proofErr w:type="gramEnd"/>
-      <w:r>
-        <w:rPr>
-          <w:sz w:val="24"/>
-          <w:szCs w:val="24"/>
-        </w:rPr>
-        <w:t>;</w:t>
-      </w:r>
+        <w:t xml:space="preserve">  } catch (</w:t>
+      </w:r>
+      <w:proofErr w:type="gramStart"/>
+      <w:r>
+        <w:rPr>
+          <w:sz w:val="24"/>
+          <w:szCs w:val="24"/>
+        </w:rPr>
+        <w:t>error) {</w:t>
+      </w:r>
+      <w:proofErr w:type="gramEnd"/>
     </w:p>
     <w:p>
       <w:pPr>
@@ -60260,8 +62049,35 @@
           <w:sz w:val="24"/>
           <w:szCs w:val="24"/>
         </w:rPr>
-        <w:t xml:space="preserve"> </w:t>
-      </w:r>
+        <w:t xml:space="preserve">    </w:t>
+      </w:r>
+      <w:proofErr w:type="spellStart"/>
+      <w:proofErr w:type="gramStart"/>
+      <w:r>
+        <w:rPr>
+          <w:sz w:val="24"/>
+          <w:szCs w:val="24"/>
+        </w:rPr>
+        <w:t>console.error</w:t>
+      </w:r>
+      <w:proofErr w:type="spellEnd"/>
+      <w:proofErr w:type="gramEnd"/>
+      <w:r>
+        <w:rPr>
+          <w:sz w:val="24"/>
+          <w:szCs w:val="24"/>
+        </w:rPr>
+        <w:t>("Error in /login:", error</w:t>
+      </w:r>
+      <w:proofErr w:type="gramStart"/>
+      <w:r>
+        <w:rPr>
+          <w:sz w:val="24"/>
+          <w:szCs w:val="24"/>
+        </w:rPr>
+        <w:t>);</w:t>
+      </w:r>
+      <w:proofErr w:type="gramEnd"/>
     </w:p>
     <w:p>
       <w:pPr>
@@ -60276,1834 +62092,6 @@
           <w:sz w:val="24"/>
           <w:szCs w:val="24"/>
         </w:rPr>
-        <w:t xml:space="preserve">    const </w:t>
-      </w:r>
-      <w:proofErr w:type="spellStart"/>
-      <w:r>
-        <w:rPr>
-          <w:sz w:val="24"/>
-          <w:szCs w:val="24"/>
-        </w:rPr>
-        <w:t>existingUser</w:t>
-      </w:r>
-      <w:proofErr w:type="spellEnd"/>
-      <w:r>
-        <w:rPr>
-          <w:sz w:val="24"/>
-          <w:szCs w:val="24"/>
-        </w:rPr>
-        <w:t xml:space="preserve"> = await </w:t>
-      </w:r>
-      <w:proofErr w:type="spellStart"/>
-      <w:r>
-        <w:rPr>
-          <w:sz w:val="24"/>
-          <w:szCs w:val="24"/>
-        </w:rPr>
-        <w:t>User.findOne</w:t>
-      </w:r>
-      <w:proofErr w:type="spellEnd"/>
-      <w:proofErr w:type="gramStart"/>
-      <w:r>
-        <w:rPr>
-          <w:sz w:val="24"/>
-          <w:szCs w:val="24"/>
-        </w:rPr>
-        <w:t>({ email</w:t>
-      </w:r>
-      <w:proofErr w:type="gramEnd"/>
-      <w:r>
-        <w:rPr>
-          <w:sz w:val="24"/>
-          <w:szCs w:val="24"/>
-        </w:rPr>
-        <w:t xml:space="preserve">: </w:t>
-      </w:r>
-      <w:proofErr w:type="spellStart"/>
-      <w:proofErr w:type="gramStart"/>
-      <w:r>
-        <w:rPr>
-          <w:sz w:val="24"/>
-          <w:szCs w:val="24"/>
-        </w:rPr>
-        <w:t>data.email</w:t>
-      </w:r>
-      <w:proofErr w:type="spellEnd"/>
-      <w:proofErr w:type="gramEnd"/>
-      <w:r>
-        <w:rPr>
-          <w:sz w:val="24"/>
-          <w:szCs w:val="24"/>
-        </w:rPr>
-        <w:t xml:space="preserve"> }</w:t>
-      </w:r>
-      <w:proofErr w:type="gramStart"/>
-      <w:r>
-        <w:rPr>
-          <w:sz w:val="24"/>
-          <w:szCs w:val="24"/>
-        </w:rPr>
-        <w:t>);</w:t>
-      </w:r>
-      <w:proofErr w:type="gramEnd"/>
-    </w:p>
-    <w:p>
-      <w:pPr>
-        <w:spacing w:after="0"/>
-        <w:rPr>
-          <w:sz w:val="24"/>
-          <w:szCs w:val="24"/>
-        </w:rPr>
-      </w:pPr>
-      <w:r>
-        <w:rPr>
-          <w:sz w:val="24"/>
-          <w:szCs w:val="24"/>
-        </w:rPr>
-        <w:t xml:space="preserve">    if (</w:t>
-      </w:r>
-      <w:proofErr w:type="spellStart"/>
-      <w:r>
-        <w:rPr>
-          <w:sz w:val="24"/>
-          <w:szCs w:val="24"/>
-        </w:rPr>
-        <w:t>existingUser</w:t>
-      </w:r>
-      <w:proofErr w:type="spellEnd"/>
-      <w:r>
-        <w:rPr>
-          <w:sz w:val="24"/>
-          <w:szCs w:val="24"/>
-        </w:rPr>
-        <w:t>) {</w:t>
-      </w:r>
-    </w:p>
-    <w:p>
-      <w:pPr>
-        <w:spacing w:after="0"/>
-        <w:rPr>
-          <w:sz w:val="24"/>
-          <w:szCs w:val="24"/>
-        </w:rPr>
-      </w:pPr>
-      <w:r>
-        <w:rPr>
-          <w:sz w:val="24"/>
-          <w:szCs w:val="24"/>
-        </w:rPr>
-        <w:t xml:space="preserve">      return </w:t>
-      </w:r>
-      <w:proofErr w:type="gramStart"/>
-      <w:r>
-        <w:rPr>
-          <w:sz w:val="24"/>
-          <w:szCs w:val="24"/>
-        </w:rPr>
-        <w:t>res</w:t>
-      </w:r>
-      <w:proofErr w:type="gramEnd"/>
-    </w:p>
-    <w:p>
-      <w:pPr>
-        <w:spacing w:after="0"/>
-        <w:rPr>
-          <w:sz w:val="24"/>
-          <w:szCs w:val="24"/>
-        </w:rPr>
-      </w:pPr>
-      <w:r>
-        <w:rPr>
-          <w:sz w:val="24"/>
-          <w:szCs w:val="24"/>
-        </w:rPr>
-        <w:t xml:space="preserve">        </w:t>
-      </w:r>
-      <w:proofErr w:type="gramStart"/>
-      <w:r>
-        <w:rPr>
-          <w:sz w:val="24"/>
-          <w:szCs w:val="24"/>
-        </w:rPr>
-        <w:t>.status</w:t>
-      </w:r>
-      <w:proofErr w:type="gramEnd"/>
-      <w:r>
-        <w:rPr>
-          <w:sz w:val="24"/>
-          <w:szCs w:val="24"/>
-        </w:rPr>
-        <w:t>(400)</w:t>
-      </w:r>
-    </w:p>
-    <w:p>
-      <w:pPr>
-        <w:spacing w:after="0"/>
-        <w:rPr>
-          <w:sz w:val="24"/>
-          <w:szCs w:val="24"/>
-        </w:rPr>
-      </w:pPr>
-      <w:r>
-        <w:rPr>
-          <w:sz w:val="24"/>
-          <w:szCs w:val="24"/>
-        </w:rPr>
-        <w:t xml:space="preserve">        </w:t>
-      </w:r>
-      <w:proofErr w:type="gramStart"/>
-      <w:r>
-        <w:rPr>
-          <w:sz w:val="24"/>
-          <w:szCs w:val="24"/>
-        </w:rPr>
-        <w:t>.</w:t>
-      </w:r>
-      <w:proofErr w:type="spellStart"/>
-      <w:r>
-        <w:rPr>
-          <w:sz w:val="24"/>
-          <w:szCs w:val="24"/>
-        </w:rPr>
-        <w:t>json</w:t>
-      </w:r>
-      <w:proofErr w:type="spellEnd"/>
-      <w:r>
-        <w:rPr>
-          <w:sz w:val="24"/>
-          <w:szCs w:val="24"/>
-        </w:rPr>
-        <w:t>({ success</w:t>
-      </w:r>
-      <w:proofErr w:type="gramEnd"/>
-      <w:r>
-        <w:rPr>
-          <w:sz w:val="24"/>
-          <w:szCs w:val="24"/>
-        </w:rPr>
-        <w:t>: false, message: "Email already exists</w:t>
-      </w:r>
-      <w:proofErr w:type="gramStart"/>
-      <w:r>
-        <w:rPr>
-          <w:sz w:val="24"/>
-          <w:szCs w:val="24"/>
-        </w:rPr>
-        <w:t>" });</w:t>
-      </w:r>
-      <w:proofErr w:type="gramEnd"/>
-    </w:p>
-    <w:p>
-      <w:pPr>
-        <w:spacing w:after="0"/>
-        <w:rPr>
-          <w:sz w:val="24"/>
-          <w:szCs w:val="24"/>
-        </w:rPr>
-      </w:pPr>
-      <w:r>
-        <w:rPr>
-          <w:sz w:val="24"/>
-          <w:szCs w:val="24"/>
-        </w:rPr>
-        <w:t xml:space="preserve">    }</w:t>
-      </w:r>
-    </w:p>
-    <w:p>
-      <w:pPr>
-        <w:spacing w:after="0"/>
-        <w:rPr>
-          <w:sz w:val="24"/>
-          <w:szCs w:val="24"/>
-        </w:rPr>
-      </w:pPr>
-      <w:r>
-        <w:rPr>
-          <w:sz w:val="24"/>
-          <w:szCs w:val="24"/>
-        </w:rPr>
-        <w:t xml:space="preserve"> </w:t>
-      </w:r>
-    </w:p>
-    <w:p>
-      <w:pPr>
-        <w:spacing w:after="0"/>
-        <w:rPr>
-          <w:sz w:val="24"/>
-          <w:szCs w:val="24"/>
-        </w:rPr>
-      </w:pPr>
-      <w:r>
-        <w:rPr>
-          <w:sz w:val="24"/>
-          <w:szCs w:val="24"/>
-        </w:rPr>
-        <w:t xml:space="preserve">    const </w:t>
-      </w:r>
-      <w:proofErr w:type="spellStart"/>
-      <w:r>
-        <w:rPr>
-          <w:sz w:val="24"/>
-          <w:szCs w:val="24"/>
-        </w:rPr>
-        <w:t>hashedPassword</w:t>
-      </w:r>
-      <w:proofErr w:type="spellEnd"/>
-      <w:r>
-        <w:rPr>
-          <w:sz w:val="24"/>
-          <w:szCs w:val="24"/>
-        </w:rPr>
-        <w:t xml:space="preserve"> = await </w:t>
-      </w:r>
-      <w:proofErr w:type="spellStart"/>
-      <w:proofErr w:type="gramStart"/>
-      <w:r>
-        <w:rPr>
-          <w:sz w:val="24"/>
-          <w:szCs w:val="24"/>
-        </w:rPr>
-        <w:t>bcrypt.hash</w:t>
-      </w:r>
-      <w:proofErr w:type="spellEnd"/>
-      <w:proofErr w:type="gramEnd"/>
-      <w:r>
-        <w:rPr>
-          <w:sz w:val="24"/>
-          <w:szCs w:val="24"/>
-        </w:rPr>
-        <w:t>(</w:t>
-      </w:r>
-      <w:proofErr w:type="spellStart"/>
-      <w:proofErr w:type="gramStart"/>
-      <w:r>
-        <w:rPr>
-          <w:sz w:val="24"/>
-          <w:szCs w:val="24"/>
-        </w:rPr>
-        <w:t>data.password</w:t>
-      </w:r>
-      <w:proofErr w:type="spellEnd"/>
-      <w:proofErr w:type="gramEnd"/>
-      <w:r>
-        <w:rPr>
-          <w:sz w:val="24"/>
-          <w:szCs w:val="24"/>
-        </w:rPr>
-        <w:t>, 10</w:t>
-      </w:r>
-      <w:proofErr w:type="gramStart"/>
-      <w:r>
-        <w:rPr>
-          <w:sz w:val="24"/>
-          <w:szCs w:val="24"/>
-        </w:rPr>
-        <w:t>);</w:t>
-      </w:r>
-      <w:proofErr w:type="gramEnd"/>
-    </w:p>
-    <w:p>
-      <w:pPr>
-        <w:spacing w:after="0"/>
-        <w:rPr>
-          <w:sz w:val="24"/>
-          <w:szCs w:val="24"/>
-        </w:rPr>
-      </w:pPr>
-      <w:r>
-        <w:rPr>
-          <w:sz w:val="24"/>
-          <w:szCs w:val="24"/>
-        </w:rPr>
-        <w:t xml:space="preserve"> </w:t>
-      </w:r>
-    </w:p>
-    <w:p>
-      <w:pPr>
-        <w:spacing w:after="0"/>
-        <w:rPr>
-          <w:sz w:val="24"/>
-          <w:szCs w:val="24"/>
-        </w:rPr>
-      </w:pPr>
-      <w:r>
-        <w:rPr>
-          <w:sz w:val="24"/>
-          <w:szCs w:val="24"/>
-        </w:rPr>
-        <w:t xml:space="preserve">    const </w:t>
-      </w:r>
-      <w:proofErr w:type="spellStart"/>
-      <w:r>
-        <w:rPr>
-          <w:sz w:val="24"/>
-          <w:szCs w:val="24"/>
-        </w:rPr>
-        <w:t>userDoc</w:t>
-      </w:r>
-      <w:proofErr w:type="spellEnd"/>
-      <w:r>
-        <w:rPr>
-          <w:sz w:val="24"/>
-          <w:szCs w:val="24"/>
-        </w:rPr>
-        <w:t xml:space="preserve"> = new </w:t>
-      </w:r>
-      <w:proofErr w:type="gramStart"/>
-      <w:r>
-        <w:rPr>
-          <w:sz w:val="24"/>
-          <w:szCs w:val="24"/>
-        </w:rPr>
-        <w:t>User(</w:t>
-      </w:r>
-      <w:proofErr w:type="gramEnd"/>
-      <w:r>
-        <w:rPr>
-          <w:sz w:val="24"/>
-          <w:szCs w:val="24"/>
-        </w:rPr>
-        <w:t>{</w:t>
-      </w:r>
-    </w:p>
-    <w:p>
-      <w:pPr>
-        <w:spacing w:after="0"/>
-        <w:rPr>
-          <w:sz w:val="24"/>
-          <w:szCs w:val="24"/>
-        </w:rPr>
-      </w:pPr>
-      <w:r>
-        <w:rPr>
-          <w:sz w:val="24"/>
-          <w:szCs w:val="24"/>
-        </w:rPr>
-        <w:t xml:space="preserve">      </w:t>
-      </w:r>
-      <w:proofErr w:type="spellStart"/>
-      <w:r>
-        <w:rPr>
-          <w:sz w:val="24"/>
-          <w:szCs w:val="24"/>
-        </w:rPr>
-        <w:t>firstName</w:t>
-      </w:r>
-      <w:proofErr w:type="spellEnd"/>
-      <w:r>
-        <w:rPr>
-          <w:sz w:val="24"/>
-          <w:szCs w:val="24"/>
-        </w:rPr>
-        <w:t xml:space="preserve">: </w:t>
-      </w:r>
-      <w:proofErr w:type="spellStart"/>
-      <w:proofErr w:type="gramStart"/>
-      <w:r>
-        <w:rPr>
-          <w:sz w:val="24"/>
-          <w:szCs w:val="24"/>
-        </w:rPr>
-        <w:t>data.firstName</w:t>
-      </w:r>
-      <w:proofErr w:type="spellEnd"/>
-      <w:proofErr w:type="gramEnd"/>
-      <w:r>
-        <w:rPr>
-          <w:sz w:val="24"/>
-          <w:szCs w:val="24"/>
-        </w:rPr>
-        <w:t>,</w:t>
-      </w:r>
-    </w:p>
-    <w:p>
-      <w:pPr>
-        <w:spacing w:after="0"/>
-        <w:rPr>
-          <w:sz w:val="24"/>
-          <w:szCs w:val="24"/>
-        </w:rPr>
-      </w:pPr>
-      <w:r>
-        <w:rPr>
-          <w:sz w:val="24"/>
-          <w:szCs w:val="24"/>
-        </w:rPr>
-        <w:t xml:space="preserve">      </w:t>
-      </w:r>
-      <w:proofErr w:type="spellStart"/>
-      <w:r>
-        <w:rPr>
-          <w:sz w:val="24"/>
-          <w:szCs w:val="24"/>
-        </w:rPr>
-        <w:t>lastName</w:t>
-      </w:r>
-      <w:proofErr w:type="spellEnd"/>
-      <w:r>
-        <w:rPr>
-          <w:sz w:val="24"/>
-          <w:szCs w:val="24"/>
-        </w:rPr>
-        <w:t xml:space="preserve">: </w:t>
-      </w:r>
-      <w:proofErr w:type="spellStart"/>
-      <w:proofErr w:type="gramStart"/>
-      <w:r>
-        <w:rPr>
-          <w:sz w:val="24"/>
-          <w:szCs w:val="24"/>
-        </w:rPr>
-        <w:t>data.lastName</w:t>
-      </w:r>
-      <w:proofErr w:type="spellEnd"/>
-      <w:proofErr w:type="gramEnd"/>
-      <w:r>
-        <w:rPr>
-          <w:sz w:val="24"/>
-          <w:szCs w:val="24"/>
-        </w:rPr>
-        <w:t>,</w:t>
-      </w:r>
-    </w:p>
-    <w:p>
-      <w:pPr>
-        <w:spacing w:after="0"/>
-        <w:rPr>
-          <w:sz w:val="24"/>
-          <w:szCs w:val="24"/>
-        </w:rPr>
-      </w:pPr>
-      <w:r>
-        <w:rPr>
-          <w:sz w:val="24"/>
-          <w:szCs w:val="24"/>
-        </w:rPr>
-        <w:t xml:space="preserve">      email: </w:t>
-      </w:r>
-      <w:proofErr w:type="spellStart"/>
-      <w:proofErr w:type="gramStart"/>
-      <w:r>
-        <w:rPr>
-          <w:sz w:val="24"/>
-          <w:szCs w:val="24"/>
-        </w:rPr>
-        <w:t>data.email</w:t>
-      </w:r>
-      <w:proofErr w:type="spellEnd"/>
-      <w:proofErr w:type="gramEnd"/>
-      <w:r>
-        <w:rPr>
-          <w:sz w:val="24"/>
-          <w:szCs w:val="24"/>
-        </w:rPr>
-        <w:t>,</w:t>
-      </w:r>
-    </w:p>
-    <w:p>
-      <w:pPr>
-        <w:spacing w:after="0"/>
-        <w:rPr>
-          <w:sz w:val="24"/>
-          <w:szCs w:val="24"/>
-        </w:rPr>
-      </w:pPr>
-      <w:r>
-        <w:rPr>
-          <w:sz w:val="24"/>
-          <w:szCs w:val="24"/>
-        </w:rPr>
-        <w:t xml:space="preserve">      phone: </w:t>
-      </w:r>
-      <w:proofErr w:type="spellStart"/>
-      <w:proofErr w:type="gramStart"/>
-      <w:r>
-        <w:rPr>
-          <w:sz w:val="24"/>
-          <w:szCs w:val="24"/>
-        </w:rPr>
-        <w:t>data.phone</w:t>
-      </w:r>
-      <w:proofErr w:type="spellEnd"/>
-      <w:proofErr w:type="gramEnd"/>
-      <w:r>
-        <w:rPr>
-          <w:sz w:val="24"/>
-          <w:szCs w:val="24"/>
-        </w:rPr>
-        <w:t>,</w:t>
-      </w:r>
-    </w:p>
-    <w:p>
-      <w:pPr>
-        <w:spacing w:after="0"/>
-        <w:rPr>
-          <w:sz w:val="24"/>
-          <w:szCs w:val="24"/>
-        </w:rPr>
-      </w:pPr>
-      <w:r>
-        <w:rPr>
-          <w:sz w:val="24"/>
-          <w:szCs w:val="24"/>
-        </w:rPr>
-        <w:t xml:space="preserve">      password: </w:t>
-      </w:r>
-      <w:proofErr w:type="spellStart"/>
-      <w:r>
-        <w:rPr>
-          <w:sz w:val="24"/>
-          <w:szCs w:val="24"/>
-        </w:rPr>
-        <w:t>hashedPassword</w:t>
-      </w:r>
-      <w:proofErr w:type="spellEnd"/>
-      <w:r>
-        <w:rPr>
-          <w:sz w:val="24"/>
-          <w:szCs w:val="24"/>
-        </w:rPr>
-        <w:t>,</w:t>
-      </w:r>
-    </w:p>
-    <w:p>
-      <w:pPr>
-        <w:spacing w:after="0"/>
-        <w:rPr>
-          <w:sz w:val="24"/>
-          <w:szCs w:val="24"/>
-        </w:rPr>
-      </w:pPr>
-      <w:r>
-        <w:rPr>
-          <w:sz w:val="24"/>
-          <w:szCs w:val="24"/>
-        </w:rPr>
-        <w:t xml:space="preserve">      </w:t>
-      </w:r>
-      <w:proofErr w:type="spellStart"/>
-      <w:r>
-        <w:rPr>
-          <w:sz w:val="24"/>
-          <w:szCs w:val="24"/>
-        </w:rPr>
-        <w:t>confirmPassword</w:t>
-      </w:r>
-      <w:proofErr w:type="spellEnd"/>
-      <w:r>
-        <w:rPr>
-          <w:sz w:val="24"/>
-          <w:szCs w:val="24"/>
-        </w:rPr>
-        <w:t>: null,</w:t>
-      </w:r>
-    </w:p>
-    <w:p>
-      <w:pPr>
-        <w:spacing w:after="0"/>
-        <w:rPr>
-          <w:sz w:val="24"/>
-          <w:szCs w:val="24"/>
-        </w:rPr>
-      </w:pPr>
-      <w:r>
-        <w:rPr>
-          <w:sz w:val="24"/>
-          <w:szCs w:val="24"/>
-        </w:rPr>
-        <w:t xml:space="preserve">      </w:t>
-      </w:r>
-      <w:proofErr w:type="spellStart"/>
-      <w:r>
-        <w:rPr>
-          <w:sz w:val="24"/>
-          <w:szCs w:val="24"/>
-        </w:rPr>
-        <w:t>age</w:t>
-      </w:r>
-      <w:proofErr w:type="spellEnd"/>
-      <w:r>
-        <w:rPr>
-          <w:sz w:val="24"/>
-          <w:szCs w:val="24"/>
-        </w:rPr>
-        <w:t xml:space="preserve">: </w:t>
-      </w:r>
-      <w:proofErr w:type="spellStart"/>
-      <w:r>
-        <w:rPr>
-          <w:sz w:val="24"/>
-          <w:szCs w:val="24"/>
-        </w:rPr>
-        <w:t>data.age</w:t>
-      </w:r>
-      <w:proofErr w:type="spellEnd"/>
-      <w:r>
-        <w:rPr>
-          <w:sz w:val="24"/>
-          <w:szCs w:val="24"/>
-        </w:rPr>
-        <w:t>,</w:t>
-      </w:r>
-    </w:p>
-    <w:p>
-      <w:pPr>
-        <w:spacing w:after="0"/>
-        <w:rPr>
-          <w:sz w:val="24"/>
-          <w:szCs w:val="24"/>
-        </w:rPr>
-      </w:pPr>
-      <w:r>
-        <w:rPr>
-          <w:sz w:val="24"/>
-          <w:szCs w:val="24"/>
-        </w:rPr>
-        <w:t xml:space="preserve">      dob: </w:t>
-      </w:r>
-      <w:proofErr w:type="spellStart"/>
-      <w:r>
-        <w:rPr>
-          <w:sz w:val="24"/>
-          <w:szCs w:val="24"/>
-        </w:rPr>
-        <w:t>data.dob</w:t>
-      </w:r>
-      <w:proofErr w:type="spellEnd"/>
-      <w:r>
-        <w:rPr>
-          <w:sz w:val="24"/>
-          <w:szCs w:val="24"/>
-        </w:rPr>
-        <w:t>,</w:t>
-      </w:r>
-    </w:p>
-    <w:p>
-      <w:pPr>
-        <w:spacing w:after="0"/>
-        <w:rPr>
-          <w:sz w:val="24"/>
-          <w:szCs w:val="24"/>
-        </w:rPr>
-      </w:pPr>
-      <w:r>
-        <w:rPr>
-          <w:sz w:val="24"/>
-          <w:szCs w:val="24"/>
-        </w:rPr>
-        <w:t xml:space="preserve">      gender: </w:t>
-      </w:r>
-      <w:proofErr w:type="spellStart"/>
-      <w:proofErr w:type="gramStart"/>
-      <w:r>
-        <w:rPr>
-          <w:sz w:val="24"/>
-          <w:szCs w:val="24"/>
-        </w:rPr>
-        <w:t>data.gender</w:t>
-      </w:r>
-      <w:proofErr w:type="spellEnd"/>
-      <w:proofErr w:type="gramEnd"/>
-      <w:r>
-        <w:rPr>
-          <w:sz w:val="24"/>
-          <w:szCs w:val="24"/>
-        </w:rPr>
-        <w:t>,</w:t>
-      </w:r>
-    </w:p>
-    <w:p>
-      <w:pPr>
-        <w:spacing w:after="0"/>
-        <w:rPr>
-          <w:sz w:val="24"/>
-          <w:szCs w:val="24"/>
-        </w:rPr>
-      </w:pPr>
-      <w:r>
-        <w:rPr>
-          <w:sz w:val="24"/>
-          <w:szCs w:val="24"/>
-        </w:rPr>
-        <w:t xml:space="preserve">      country: </w:t>
-      </w:r>
-      <w:proofErr w:type="spellStart"/>
-      <w:proofErr w:type="gramStart"/>
-      <w:r>
-        <w:rPr>
-          <w:sz w:val="24"/>
-          <w:szCs w:val="24"/>
-        </w:rPr>
-        <w:t>data.country</w:t>
-      </w:r>
-      <w:proofErr w:type="spellEnd"/>
-      <w:proofErr w:type="gramEnd"/>
-      <w:r>
-        <w:rPr>
-          <w:sz w:val="24"/>
-          <w:szCs w:val="24"/>
-        </w:rPr>
-        <w:t>,</w:t>
-      </w:r>
-    </w:p>
-    <w:p>
-      <w:pPr>
-        <w:spacing w:after="0"/>
-        <w:rPr>
-          <w:sz w:val="24"/>
-          <w:szCs w:val="24"/>
-        </w:rPr>
-      </w:pPr>
-      <w:r>
-        <w:rPr>
-          <w:sz w:val="24"/>
-          <w:szCs w:val="24"/>
-        </w:rPr>
-        <w:t xml:space="preserve">      languages: </w:t>
-      </w:r>
-      <w:proofErr w:type="spellStart"/>
-      <w:proofErr w:type="gramStart"/>
-      <w:r>
-        <w:rPr>
-          <w:sz w:val="24"/>
-          <w:szCs w:val="24"/>
-        </w:rPr>
-        <w:t>data.languages</w:t>
-      </w:r>
-      <w:proofErr w:type="spellEnd"/>
-      <w:proofErr w:type="gramEnd"/>
-      <w:r>
-        <w:rPr>
-          <w:sz w:val="24"/>
-          <w:szCs w:val="24"/>
-        </w:rPr>
-        <w:t>,</w:t>
-      </w:r>
-    </w:p>
-    <w:p>
-      <w:pPr>
-        <w:spacing w:after="0"/>
-        <w:rPr>
-          <w:sz w:val="24"/>
-          <w:szCs w:val="24"/>
-        </w:rPr>
-      </w:pPr>
-      <w:r>
-        <w:rPr>
-          <w:sz w:val="24"/>
-          <w:szCs w:val="24"/>
-        </w:rPr>
-        <w:t xml:space="preserve">    }</w:t>
-      </w:r>
-      <w:proofErr w:type="gramStart"/>
-      <w:r>
-        <w:rPr>
-          <w:sz w:val="24"/>
-          <w:szCs w:val="24"/>
-        </w:rPr>
-        <w:t>);</w:t>
-      </w:r>
-      <w:proofErr w:type="gramEnd"/>
-    </w:p>
-    <w:p>
-      <w:pPr>
-        <w:spacing w:after="0"/>
-        <w:rPr>
-          <w:sz w:val="24"/>
-          <w:szCs w:val="24"/>
-        </w:rPr>
-      </w:pPr>
-      <w:r>
-        <w:rPr>
-          <w:sz w:val="24"/>
-          <w:szCs w:val="24"/>
-        </w:rPr>
-        <w:t xml:space="preserve"> </w:t>
-      </w:r>
-    </w:p>
-    <w:p>
-      <w:pPr>
-        <w:spacing w:after="0"/>
-        <w:rPr>
-          <w:sz w:val="24"/>
-          <w:szCs w:val="24"/>
-        </w:rPr>
-      </w:pPr>
-      <w:r>
-        <w:rPr>
-          <w:sz w:val="24"/>
-          <w:szCs w:val="24"/>
-        </w:rPr>
-        <w:t xml:space="preserve">    await </w:t>
-      </w:r>
-      <w:proofErr w:type="spellStart"/>
-      <w:r>
-        <w:rPr>
-          <w:sz w:val="24"/>
-          <w:szCs w:val="24"/>
-        </w:rPr>
-        <w:t>userDoc.save</w:t>
-      </w:r>
-      <w:proofErr w:type="spellEnd"/>
-      <w:r>
-        <w:rPr>
-          <w:sz w:val="24"/>
-          <w:szCs w:val="24"/>
-        </w:rPr>
-        <w:t>(</w:t>
-      </w:r>
-      <w:proofErr w:type="gramStart"/>
-      <w:r>
-        <w:rPr>
-          <w:sz w:val="24"/>
-          <w:szCs w:val="24"/>
-        </w:rPr>
-        <w:t>);</w:t>
-      </w:r>
-      <w:proofErr w:type="gramEnd"/>
-    </w:p>
-    <w:p>
-      <w:pPr>
-        <w:spacing w:after="0"/>
-        <w:rPr>
-          <w:sz w:val="24"/>
-          <w:szCs w:val="24"/>
-        </w:rPr>
-      </w:pPr>
-      <w:r>
-        <w:rPr>
-          <w:sz w:val="24"/>
-          <w:szCs w:val="24"/>
-        </w:rPr>
-        <w:t xml:space="preserve"> </w:t>
-      </w:r>
-    </w:p>
-    <w:p>
-      <w:pPr>
-        <w:spacing w:after="0"/>
-        <w:rPr>
-          <w:sz w:val="24"/>
-          <w:szCs w:val="24"/>
-        </w:rPr>
-      </w:pPr>
-      <w:r>
-        <w:rPr>
-          <w:sz w:val="24"/>
-          <w:szCs w:val="24"/>
-        </w:rPr>
-        <w:t xml:space="preserve">    </w:t>
-      </w:r>
-      <w:proofErr w:type="spellStart"/>
-      <w:proofErr w:type="gramStart"/>
-      <w:r>
-        <w:rPr>
-          <w:sz w:val="24"/>
-          <w:szCs w:val="24"/>
-        </w:rPr>
-        <w:t>res.json</w:t>
-      </w:r>
-      <w:proofErr w:type="spellEnd"/>
-      <w:r>
-        <w:rPr>
-          <w:sz w:val="24"/>
-          <w:szCs w:val="24"/>
-        </w:rPr>
-        <w:t>({ success</w:t>
-      </w:r>
-      <w:proofErr w:type="gramEnd"/>
-      <w:r>
-        <w:rPr>
-          <w:sz w:val="24"/>
-          <w:szCs w:val="24"/>
-        </w:rPr>
-        <w:t xml:space="preserve">: </w:t>
-      </w:r>
-      <w:proofErr w:type="gramStart"/>
-      <w:r>
-        <w:rPr>
-          <w:sz w:val="24"/>
-          <w:szCs w:val="24"/>
-        </w:rPr>
-        <w:t>true });</w:t>
-      </w:r>
-      <w:proofErr w:type="gramEnd"/>
-    </w:p>
-    <w:p>
-      <w:pPr>
-        <w:spacing w:after="0"/>
-        <w:rPr>
-          <w:sz w:val="24"/>
-          <w:szCs w:val="24"/>
-        </w:rPr>
-      </w:pPr>
-      <w:r>
-        <w:rPr>
-          <w:sz w:val="24"/>
-          <w:szCs w:val="24"/>
-        </w:rPr>
-        <w:t xml:space="preserve">  } catch (</w:t>
-      </w:r>
-      <w:proofErr w:type="gramStart"/>
-      <w:r>
-        <w:rPr>
-          <w:sz w:val="24"/>
-          <w:szCs w:val="24"/>
-        </w:rPr>
-        <w:t>error) {</w:t>
-      </w:r>
-      <w:proofErr w:type="gramEnd"/>
-    </w:p>
-    <w:p>
-      <w:pPr>
-        <w:spacing w:after="0"/>
-        <w:rPr>
-          <w:sz w:val="24"/>
-          <w:szCs w:val="24"/>
-        </w:rPr>
-      </w:pPr>
-      <w:r>
-        <w:rPr>
-          <w:sz w:val="24"/>
-          <w:szCs w:val="24"/>
-        </w:rPr>
-        <w:t xml:space="preserve">    </w:t>
-      </w:r>
-      <w:proofErr w:type="spellStart"/>
-      <w:proofErr w:type="gramStart"/>
-      <w:r>
-        <w:rPr>
-          <w:sz w:val="24"/>
-          <w:szCs w:val="24"/>
-        </w:rPr>
-        <w:t>console.error</w:t>
-      </w:r>
-      <w:proofErr w:type="spellEnd"/>
-      <w:proofErr w:type="gramEnd"/>
-      <w:r>
-        <w:rPr>
-          <w:sz w:val="24"/>
-          <w:szCs w:val="24"/>
-        </w:rPr>
-        <w:t>("Error in /signup:", error</w:t>
-      </w:r>
-      <w:proofErr w:type="gramStart"/>
-      <w:r>
-        <w:rPr>
-          <w:sz w:val="24"/>
-          <w:szCs w:val="24"/>
-        </w:rPr>
-        <w:t>);</w:t>
-      </w:r>
-      <w:proofErr w:type="gramEnd"/>
-    </w:p>
-    <w:p>
-      <w:pPr>
-        <w:spacing w:after="0"/>
-        <w:rPr>
-          <w:sz w:val="24"/>
-          <w:szCs w:val="24"/>
-        </w:rPr>
-      </w:pPr>
-      <w:r>
-        <w:rPr>
-          <w:sz w:val="24"/>
-          <w:szCs w:val="24"/>
-        </w:rPr>
-        <w:t xml:space="preserve">    </w:t>
-      </w:r>
-      <w:proofErr w:type="spellStart"/>
-      <w:proofErr w:type="gramStart"/>
-      <w:r>
-        <w:rPr>
-          <w:sz w:val="24"/>
-          <w:szCs w:val="24"/>
-        </w:rPr>
-        <w:t>res.status</w:t>
-      </w:r>
-      <w:proofErr w:type="spellEnd"/>
-      <w:proofErr w:type="gramEnd"/>
-      <w:r>
-        <w:rPr>
-          <w:sz w:val="24"/>
-          <w:szCs w:val="24"/>
-        </w:rPr>
-        <w:t>(500</w:t>
-      </w:r>
-      <w:proofErr w:type="gramStart"/>
-      <w:r>
-        <w:rPr>
-          <w:sz w:val="24"/>
-          <w:szCs w:val="24"/>
-        </w:rPr>
-        <w:t>).</w:t>
-      </w:r>
-      <w:proofErr w:type="spellStart"/>
-      <w:r>
-        <w:rPr>
-          <w:sz w:val="24"/>
-          <w:szCs w:val="24"/>
-        </w:rPr>
-        <w:t>json</w:t>
-      </w:r>
-      <w:proofErr w:type="spellEnd"/>
-      <w:r>
-        <w:rPr>
-          <w:sz w:val="24"/>
-          <w:szCs w:val="24"/>
-        </w:rPr>
-        <w:t>({ success</w:t>
-      </w:r>
-      <w:proofErr w:type="gramEnd"/>
-      <w:r>
-        <w:rPr>
-          <w:sz w:val="24"/>
-          <w:szCs w:val="24"/>
-        </w:rPr>
-        <w:t xml:space="preserve">: false, message: </w:t>
-      </w:r>
-      <w:proofErr w:type="spellStart"/>
-      <w:proofErr w:type="gramStart"/>
-      <w:r>
-        <w:rPr>
-          <w:sz w:val="24"/>
-          <w:szCs w:val="24"/>
-        </w:rPr>
-        <w:t>error.message</w:t>
-      </w:r>
-      <w:proofErr w:type="spellEnd"/>
-      <w:proofErr w:type="gramEnd"/>
-      <w:r>
-        <w:rPr>
-          <w:sz w:val="24"/>
-          <w:szCs w:val="24"/>
-        </w:rPr>
-        <w:t xml:space="preserve"> }</w:t>
-      </w:r>
-      <w:proofErr w:type="gramStart"/>
-      <w:r>
-        <w:rPr>
-          <w:sz w:val="24"/>
-          <w:szCs w:val="24"/>
-        </w:rPr>
-        <w:t>);</w:t>
-      </w:r>
-      <w:proofErr w:type="gramEnd"/>
-    </w:p>
-    <w:p>
-      <w:pPr>
-        <w:spacing w:after="0"/>
-        <w:rPr>
-          <w:sz w:val="24"/>
-          <w:szCs w:val="24"/>
-        </w:rPr>
-      </w:pPr>
-      <w:r>
-        <w:rPr>
-          <w:sz w:val="24"/>
-          <w:szCs w:val="24"/>
-        </w:rPr>
-        <w:t xml:space="preserve">  }</w:t>
-      </w:r>
-    </w:p>
-    <w:p>
-      <w:pPr>
-        <w:spacing w:after="0"/>
-        <w:rPr>
-          <w:sz w:val="24"/>
-          <w:szCs w:val="24"/>
-        </w:rPr>
-      </w:pPr>
-      <w:proofErr w:type="gramStart"/>
-      <w:r>
-        <w:rPr>
-          <w:sz w:val="24"/>
-          <w:szCs w:val="24"/>
-        </w:rPr>
-        <w:t>};</w:t>
-      </w:r>
-      <w:proofErr w:type="gramEnd"/>
-    </w:p>
-    <w:p>
-      <w:pPr>
-        <w:spacing w:after="0"/>
-        <w:rPr>
-          <w:sz w:val="24"/>
-          <w:szCs w:val="24"/>
-        </w:rPr>
-      </w:pPr>
-      <w:r>
-        <w:rPr>
-          <w:sz w:val="24"/>
-          <w:szCs w:val="24"/>
-        </w:rPr>
-        <w:t xml:space="preserve"> </w:t>
-      </w:r>
-    </w:p>
-    <w:p>
-      <w:pPr>
-        <w:spacing w:after="0"/>
-        <w:rPr>
-          <w:sz w:val="24"/>
-          <w:szCs w:val="24"/>
-        </w:rPr>
-      </w:pPr>
-      <w:r>
-        <w:rPr>
-          <w:sz w:val="24"/>
-          <w:szCs w:val="24"/>
-        </w:rPr>
-        <w:t>// Login user</w:t>
-      </w:r>
-    </w:p>
-    <w:p>
-      <w:pPr>
-        <w:spacing w:after="0"/>
-        <w:rPr>
-          <w:sz w:val="24"/>
-          <w:szCs w:val="24"/>
-        </w:rPr>
-      </w:pPr>
-      <w:r>
-        <w:rPr>
-          <w:sz w:val="24"/>
-          <w:szCs w:val="24"/>
-        </w:rPr>
-        <w:t>const login = async (req, res) =&gt; {</w:t>
-      </w:r>
-    </w:p>
-    <w:p>
-      <w:pPr>
-        <w:spacing w:after="0"/>
-        <w:rPr>
-          <w:sz w:val="24"/>
-          <w:szCs w:val="24"/>
-        </w:rPr>
-      </w:pPr>
-      <w:r>
-        <w:rPr>
-          <w:sz w:val="24"/>
-          <w:szCs w:val="24"/>
-        </w:rPr>
-        <w:t xml:space="preserve">  try {</w:t>
-      </w:r>
-    </w:p>
-    <w:p>
-      <w:pPr>
-        <w:spacing w:after="0"/>
-        <w:rPr>
-          <w:sz w:val="24"/>
-          <w:szCs w:val="24"/>
-        </w:rPr>
-      </w:pPr>
-      <w:r>
-        <w:rPr>
-          <w:sz w:val="24"/>
-          <w:szCs w:val="24"/>
-        </w:rPr>
-        <w:t xml:space="preserve">    const </w:t>
-      </w:r>
-      <w:proofErr w:type="gramStart"/>
-      <w:r>
-        <w:rPr>
-          <w:sz w:val="24"/>
-          <w:szCs w:val="24"/>
-        </w:rPr>
-        <w:t>{ email</w:t>
-      </w:r>
-      <w:proofErr w:type="gramEnd"/>
-      <w:r>
-        <w:rPr>
-          <w:sz w:val="24"/>
-          <w:szCs w:val="24"/>
-        </w:rPr>
-        <w:t xml:space="preserve">, </w:t>
-      </w:r>
-      <w:proofErr w:type="gramStart"/>
-      <w:r>
-        <w:rPr>
-          <w:sz w:val="24"/>
-          <w:szCs w:val="24"/>
-        </w:rPr>
-        <w:t>password }</w:t>
-      </w:r>
-      <w:proofErr w:type="gramEnd"/>
-      <w:r>
-        <w:rPr>
-          <w:sz w:val="24"/>
-          <w:szCs w:val="24"/>
-        </w:rPr>
-        <w:t xml:space="preserve"> = </w:t>
-      </w:r>
-      <w:proofErr w:type="spellStart"/>
-      <w:proofErr w:type="gramStart"/>
-      <w:r>
-        <w:rPr>
-          <w:sz w:val="24"/>
-          <w:szCs w:val="24"/>
-        </w:rPr>
-        <w:t>req.body</w:t>
-      </w:r>
-      <w:proofErr w:type="spellEnd"/>
-      <w:proofErr w:type="gramEnd"/>
-      <w:r>
-        <w:rPr>
-          <w:sz w:val="24"/>
-          <w:szCs w:val="24"/>
-        </w:rPr>
-        <w:t>;</w:t>
-      </w:r>
-    </w:p>
-    <w:p>
-      <w:pPr>
-        <w:spacing w:after="0"/>
-        <w:rPr>
-          <w:sz w:val="24"/>
-          <w:szCs w:val="24"/>
-        </w:rPr>
-      </w:pPr>
-      <w:r>
-        <w:rPr>
-          <w:sz w:val="24"/>
-          <w:szCs w:val="24"/>
-        </w:rPr>
-        <w:t xml:space="preserve"> </w:t>
-      </w:r>
-    </w:p>
-    <w:p>
-      <w:pPr>
-        <w:spacing w:after="0"/>
-        <w:rPr>
-          <w:sz w:val="24"/>
-          <w:szCs w:val="24"/>
-        </w:rPr>
-      </w:pPr>
-      <w:r>
-        <w:rPr>
-          <w:sz w:val="24"/>
-          <w:szCs w:val="24"/>
-        </w:rPr>
-        <w:t xml:space="preserve">    const user = await </w:t>
-      </w:r>
-      <w:proofErr w:type="spellStart"/>
-      <w:r>
-        <w:rPr>
-          <w:sz w:val="24"/>
-          <w:szCs w:val="24"/>
-        </w:rPr>
-        <w:t>User.findOne</w:t>
-      </w:r>
-      <w:proofErr w:type="spellEnd"/>
-      <w:proofErr w:type="gramStart"/>
-      <w:r>
-        <w:rPr>
-          <w:sz w:val="24"/>
-          <w:szCs w:val="24"/>
-        </w:rPr>
-        <w:t>({ email</w:t>
-      </w:r>
-      <w:proofErr w:type="gramEnd"/>
-      <w:r>
-        <w:rPr>
-          <w:sz w:val="24"/>
-          <w:szCs w:val="24"/>
-        </w:rPr>
-        <w:t xml:space="preserve"> }</w:t>
-      </w:r>
-      <w:proofErr w:type="gramStart"/>
-      <w:r>
-        <w:rPr>
-          <w:sz w:val="24"/>
-          <w:szCs w:val="24"/>
-        </w:rPr>
-        <w:t>);</w:t>
-      </w:r>
-      <w:proofErr w:type="gramEnd"/>
-    </w:p>
-    <w:p>
-      <w:pPr>
-        <w:spacing w:after="0"/>
-        <w:rPr>
-          <w:sz w:val="24"/>
-          <w:szCs w:val="24"/>
-        </w:rPr>
-      </w:pPr>
-      <w:r>
-        <w:rPr>
-          <w:sz w:val="24"/>
-          <w:szCs w:val="24"/>
-        </w:rPr>
-        <w:t xml:space="preserve">    if </w:t>
-      </w:r>
-      <w:proofErr w:type="gramStart"/>
-      <w:r>
-        <w:rPr>
-          <w:sz w:val="24"/>
-          <w:szCs w:val="24"/>
-        </w:rPr>
-        <w:t>(!user</w:t>
-      </w:r>
-      <w:proofErr w:type="gramEnd"/>
-      <w:r>
-        <w:rPr>
-          <w:sz w:val="24"/>
-          <w:szCs w:val="24"/>
-        </w:rPr>
-        <w:t>) {</w:t>
-      </w:r>
-    </w:p>
-    <w:p>
-      <w:pPr>
-        <w:spacing w:after="0"/>
-        <w:rPr>
-          <w:sz w:val="24"/>
-          <w:szCs w:val="24"/>
-        </w:rPr>
-      </w:pPr>
-      <w:r>
-        <w:rPr>
-          <w:sz w:val="24"/>
-          <w:szCs w:val="24"/>
-        </w:rPr>
-        <w:t xml:space="preserve">      return </w:t>
-      </w:r>
-      <w:proofErr w:type="gramStart"/>
-      <w:r>
-        <w:rPr>
-          <w:sz w:val="24"/>
-          <w:szCs w:val="24"/>
-        </w:rPr>
-        <w:t>res</w:t>
-      </w:r>
-      <w:proofErr w:type="gramEnd"/>
-    </w:p>
-    <w:p>
-      <w:pPr>
-        <w:spacing w:after="0"/>
-        <w:rPr>
-          <w:sz w:val="24"/>
-          <w:szCs w:val="24"/>
-        </w:rPr>
-      </w:pPr>
-      <w:r>
-        <w:rPr>
-          <w:sz w:val="24"/>
-          <w:szCs w:val="24"/>
-        </w:rPr>
-        <w:t xml:space="preserve">        </w:t>
-      </w:r>
-      <w:proofErr w:type="gramStart"/>
-      <w:r>
-        <w:rPr>
-          <w:sz w:val="24"/>
-          <w:szCs w:val="24"/>
-        </w:rPr>
-        <w:t>.status</w:t>
-      </w:r>
-      <w:proofErr w:type="gramEnd"/>
-      <w:r>
-        <w:rPr>
-          <w:sz w:val="24"/>
-          <w:szCs w:val="24"/>
-        </w:rPr>
-        <w:t>(401)</w:t>
-      </w:r>
-    </w:p>
-    <w:p>
-      <w:pPr>
-        <w:spacing w:after="0"/>
-        <w:rPr>
-          <w:sz w:val="24"/>
-          <w:szCs w:val="24"/>
-        </w:rPr>
-      </w:pPr>
-      <w:r>
-        <w:rPr>
-          <w:sz w:val="24"/>
-          <w:szCs w:val="24"/>
-        </w:rPr>
-        <w:t xml:space="preserve">        </w:t>
-      </w:r>
-      <w:proofErr w:type="gramStart"/>
-      <w:r>
-        <w:rPr>
-          <w:sz w:val="24"/>
-          <w:szCs w:val="24"/>
-        </w:rPr>
-        <w:t>.</w:t>
-      </w:r>
-      <w:proofErr w:type="spellStart"/>
-      <w:r>
-        <w:rPr>
-          <w:sz w:val="24"/>
-          <w:szCs w:val="24"/>
-        </w:rPr>
-        <w:t>json</w:t>
-      </w:r>
-      <w:proofErr w:type="spellEnd"/>
-      <w:r>
-        <w:rPr>
-          <w:sz w:val="24"/>
-          <w:szCs w:val="24"/>
-        </w:rPr>
-        <w:t>({ success</w:t>
-      </w:r>
-      <w:proofErr w:type="gramEnd"/>
-      <w:r>
-        <w:rPr>
-          <w:sz w:val="24"/>
-          <w:szCs w:val="24"/>
-        </w:rPr>
-        <w:t>: false, message: "Invalid email</w:t>
-      </w:r>
-      <w:proofErr w:type="gramStart"/>
-      <w:r>
-        <w:rPr>
-          <w:sz w:val="24"/>
-          <w:szCs w:val="24"/>
-        </w:rPr>
-        <w:t>" });</w:t>
-      </w:r>
-      <w:proofErr w:type="gramEnd"/>
-    </w:p>
-    <w:p>
-      <w:pPr>
-        <w:spacing w:after="0"/>
-        <w:rPr>
-          <w:sz w:val="24"/>
-          <w:szCs w:val="24"/>
-        </w:rPr>
-      </w:pPr>
-      <w:r>
-        <w:rPr>
-          <w:sz w:val="24"/>
-          <w:szCs w:val="24"/>
-        </w:rPr>
-        <w:t xml:space="preserve">    }</w:t>
-      </w:r>
-    </w:p>
-    <w:p>
-      <w:pPr>
-        <w:spacing w:after="0"/>
-        <w:rPr>
-          <w:sz w:val="24"/>
-          <w:szCs w:val="24"/>
-        </w:rPr>
-      </w:pPr>
-      <w:r>
-        <w:rPr>
-          <w:sz w:val="24"/>
-          <w:szCs w:val="24"/>
-        </w:rPr>
-        <w:t xml:space="preserve"> </w:t>
-      </w:r>
-    </w:p>
-    <w:p>
-      <w:pPr>
-        <w:spacing w:after="0"/>
-        <w:rPr>
-          <w:sz w:val="24"/>
-          <w:szCs w:val="24"/>
-        </w:rPr>
-      </w:pPr>
-      <w:r>
-        <w:rPr>
-          <w:sz w:val="24"/>
-          <w:szCs w:val="24"/>
-        </w:rPr>
-        <w:t xml:space="preserve">    const match = await </w:t>
-      </w:r>
-      <w:proofErr w:type="spellStart"/>
-      <w:proofErr w:type="gramStart"/>
-      <w:r>
-        <w:rPr>
-          <w:sz w:val="24"/>
-          <w:szCs w:val="24"/>
-        </w:rPr>
-        <w:t>bcrypt.compare</w:t>
-      </w:r>
-      <w:proofErr w:type="spellEnd"/>
-      <w:proofErr w:type="gramEnd"/>
-      <w:r>
-        <w:rPr>
-          <w:sz w:val="24"/>
-          <w:szCs w:val="24"/>
-        </w:rPr>
-        <w:t xml:space="preserve">(password, </w:t>
-      </w:r>
-      <w:proofErr w:type="spellStart"/>
-      <w:proofErr w:type="gramStart"/>
-      <w:r>
-        <w:rPr>
-          <w:sz w:val="24"/>
-          <w:szCs w:val="24"/>
-        </w:rPr>
-        <w:t>user.password</w:t>
-      </w:r>
-      <w:proofErr w:type="spellEnd"/>
-      <w:r>
-        <w:rPr>
-          <w:sz w:val="24"/>
-          <w:szCs w:val="24"/>
-        </w:rPr>
-        <w:t>);</w:t>
-      </w:r>
-      <w:proofErr w:type="gramEnd"/>
-    </w:p>
-    <w:p>
-      <w:pPr>
-        <w:spacing w:after="0"/>
-        <w:rPr>
-          <w:sz w:val="24"/>
-          <w:szCs w:val="24"/>
-        </w:rPr>
-      </w:pPr>
-      <w:r>
-        <w:rPr>
-          <w:sz w:val="24"/>
-          <w:szCs w:val="24"/>
-        </w:rPr>
-        <w:t xml:space="preserve">    if (match) {</w:t>
-      </w:r>
-    </w:p>
-    <w:p>
-      <w:pPr>
-        <w:spacing w:after="0"/>
-        <w:rPr>
-          <w:sz w:val="24"/>
-          <w:szCs w:val="24"/>
-        </w:rPr>
-      </w:pPr>
-      <w:r>
-        <w:rPr>
-          <w:sz w:val="24"/>
-          <w:szCs w:val="24"/>
-        </w:rPr>
-        <w:t xml:space="preserve">      </w:t>
-      </w:r>
-      <w:proofErr w:type="spellStart"/>
-      <w:proofErr w:type="gramStart"/>
-      <w:r>
-        <w:rPr>
-          <w:sz w:val="24"/>
-          <w:szCs w:val="24"/>
-        </w:rPr>
-        <w:t>res.json</w:t>
-      </w:r>
-      <w:proofErr w:type="spellEnd"/>
-      <w:r>
-        <w:rPr>
-          <w:sz w:val="24"/>
-          <w:szCs w:val="24"/>
-        </w:rPr>
-        <w:t>({ success</w:t>
-      </w:r>
-      <w:proofErr w:type="gramEnd"/>
-      <w:r>
-        <w:rPr>
-          <w:sz w:val="24"/>
-          <w:szCs w:val="24"/>
-        </w:rPr>
-        <w:t xml:space="preserve">: </w:t>
-      </w:r>
-      <w:proofErr w:type="gramStart"/>
-      <w:r>
-        <w:rPr>
-          <w:sz w:val="24"/>
-          <w:szCs w:val="24"/>
-        </w:rPr>
-        <w:t>true });</w:t>
-      </w:r>
-      <w:proofErr w:type="gramEnd"/>
-    </w:p>
-    <w:p>
-      <w:pPr>
-        <w:spacing w:after="0"/>
-        <w:rPr>
-          <w:sz w:val="24"/>
-          <w:szCs w:val="24"/>
-        </w:rPr>
-      </w:pPr>
-      <w:r>
-        <w:rPr>
-          <w:sz w:val="24"/>
-          <w:szCs w:val="24"/>
-        </w:rPr>
-        <w:t xml:space="preserve">    } else {</w:t>
-      </w:r>
-    </w:p>
-    <w:p>
-      <w:pPr>
-        <w:spacing w:after="0"/>
-        <w:rPr>
-          <w:sz w:val="24"/>
-          <w:szCs w:val="24"/>
-        </w:rPr>
-      </w:pPr>
-      <w:r>
-        <w:rPr>
-          <w:sz w:val="24"/>
-          <w:szCs w:val="24"/>
-        </w:rPr>
-        <w:t xml:space="preserve">      </w:t>
-      </w:r>
-      <w:proofErr w:type="spellStart"/>
-      <w:proofErr w:type="gramStart"/>
-      <w:r>
-        <w:rPr>
-          <w:sz w:val="24"/>
-          <w:szCs w:val="24"/>
-        </w:rPr>
-        <w:t>res.status</w:t>
-      </w:r>
-      <w:proofErr w:type="spellEnd"/>
-      <w:proofErr w:type="gramEnd"/>
-      <w:r>
-        <w:rPr>
-          <w:sz w:val="24"/>
-          <w:szCs w:val="24"/>
-        </w:rPr>
-        <w:t>(401</w:t>
-      </w:r>
-      <w:proofErr w:type="gramStart"/>
-      <w:r>
-        <w:rPr>
-          <w:sz w:val="24"/>
-          <w:szCs w:val="24"/>
-        </w:rPr>
-        <w:t>).</w:t>
-      </w:r>
-      <w:proofErr w:type="spellStart"/>
-      <w:r>
-        <w:rPr>
-          <w:sz w:val="24"/>
-          <w:szCs w:val="24"/>
-        </w:rPr>
-        <w:t>json</w:t>
-      </w:r>
-      <w:proofErr w:type="spellEnd"/>
-      <w:r>
-        <w:rPr>
-          <w:sz w:val="24"/>
-          <w:szCs w:val="24"/>
-        </w:rPr>
-        <w:t>({ success</w:t>
-      </w:r>
-      <w:proofErr w:type="gramEnd"/>
-      <w:r>
-        <w:rPr>
-          <w:sz w:val="24"/>
-          <w:szCs w:val="24"/>
-        </w:rPr>
-        <w:t>: false, message: "Incorrect password</w:t>
-      </w:r>
-      <w:proofErr w:type="gramStart"/>
-      <w:r>
-        <w:rPr>
-          <w:sz w:val="24"/>
-          <w:szCs w:val="24"/>
-        </w:rPr>
-        <w:t>" });</w:t>
-      </w:r>
-      <w:proofErr w:type="gramEnd"/>
-    </w:p>
-    <w:p>
-      <w:pPr>
-        <w:spacing w:after="0"/>
-        <w:rPr>
-          <w:sz w:val="24"/>
-          <w:szCs w:val="24"/>
-        </w:rPr>
-      </w:pPr>
-      <w:r>
-        <w:rPr>
-          <w:sz w:val="24"/>
-          <w:szCs w:val="24"/>
-        </w:rPr>
-        <w:t xml:space="preserve">    }</w:t>
-      </w:r>
-    </w:p>
-    <w:p>
-      <w:pPr>
-        <w:spacing w:after="0"/>
-        <w:rPr>
-          <w:sz w:val="24"/>
-          <w:szCs w:val="24"/>
-        </w:rPr>
-      </w:pPr>
-      <w:r>
-        <w:rPr>
-          <w:sz w:val="24"/>
-          <w:szCs w:val="24"/>
-        </w:rPr>
-        <w:t xml:space="preserve">  } catch (</w:t>
-      </w:r>
-      <w:proofErr w:type="gramStart"/>
-      <w:r>
-        <w:rPr>
-          <w:sz w:val="24"/>
-          <w:szCs w:val="24"/>
-        </w:rPr>
-        <w:t>error) {</w:t>
-      </w:r>
-      <w:proofErr w:type="gramEnd"/>
-    </w:p>
-    <w:p>
-      <w:pPr>
-        <w:spacing w:after="0"/>
-        <w:rPr>
-          <w:sz w:val="24"/>
-          <w:szCs w:val="24"/>
-        </w:rPr>
-      </w:pPr>
-      <w:r>
-        <w:rPr>
-          <w:sz w:val="24"/>
-          <w:szCs w:val="24"/>
-        </w:rPr>
-        <w:t xml:space="preserve">    </w:t>
-      </w:r>
-      <w:proofErr w:type="spellStart"/>
-      <w:proofErr w:type="gramStart"/>
-      <w:r>
-        <w:rPr>
-          <w:sz w:val="24"/>
-          <w:szCs w:val="24"/>
-        </w:rPr>
-        <w:t>console.error</w:t>
-      </w:r>
-      <w:proofErr w:type="spellEnd"/>
-      <w:proofErr w:type="gramEnd"/>
-      <w:r>
-        <w:rPr>
-          <w:sz w:val="24"/>
-          <w:szCs w:val="24"/>
-        </w:rPr>
-        <w:t>("Error in /login:", error</w:t>
-      </w:r>
-      <w:proofErr w:type="gramStart"/>
-      <w:r>
-        <w:rPr>
-          <w:sz w:val="24"/>
-          <w:szCs w:val="24"/>
-        </w:rPr>
-        <w:t>);</w:t>
-      </w:r>
-      <w:proofErr w:type="gramEnd"/>
-    </w:p>
-    <w:p>
-      <w:pPr>
-        <w:spacing w:after="0"/>
-        <w:rPr>
-          <w:sz w:val="24"/>
-          <w:szCs w:val="24"/>
-        </w:rPr>
-      </w:pPr>
-      <w:r>
-        <w:rPr>
-          <w:sz w:val="24"/>
-          <w:szCs w:val="24"/>
-        </w:rPr>
-        <w:lastRenderedPageBreak/>
         <w:t xml:space="preserve">    </w:t>
       </w:r>
       <w:proofErr w:type="spellStart"/>
@@ -63920,6 +63908,7 @@
           <w:sz w:val="24"/>
           <w:szCs w:val="24"/>
         </w:rPr>
+        <w:lastRenderedPageBreak/>
         <w:t xml:space="preserve">const </w:t>
       </w:r>
       <w:proofErr w:type="spellStart"/>
@@ -63968,7 +63957,6 @@
           <w:sz w:val="24"/>
           <w:szCs w:val="24"/>
         </w:rPr>
-        <w:lastRenderedPageBreak/>
         <w:t xml:space="preserve">    const </w:t>
       </w:r>
       <w:proofErr w:type="spellStart"/>
@@ -65885,6 +65873,7 @@
           <w:sz w:val="24"/>
           <w:szCs w:val="24"/>
         </w:rPr>
+        <w:lastRenderedPageBreak/>
         <w:t xml:space="preserve">  </w:t>
       </w:r>
       <w:proofErr w:type="spellStart"/>
@@ -66013,7 +66002,6 @@
           <w:sz w:val="24"/>
           <w:szCs w:val="24"/>
         </w:rPr>
-        <w:lastRenderedPageBreak/>
         <w:t xml:space="preserve">  email: </w:t>
       </w:r>
       <w:proofErr w:type="gramStart"/>
